--- a/Bo_de_kiem_tra_thuong_xuyen_Toan_10_HK1.docx
+++ b/Bo_de_kiem_tra_thuong_xuyen_Toan_10_HK1.docx
@@ -35,7 +35,8 @@
     </w:p>
     <w:p>
       <w:pPr>
-        <w:pStyle w:val="2"/>
+        <w:pStyle w:val="3"/>
+        <w:bidi w:val="0"/>
       </w:pPr>
       <w:r>
         <w:rPr>
@@ -305,10 +306,10 @@
         <w:rPr>
           <w:lang w:val="vi-VN"/>
         </w:rPr>
-        <w:t>CHƯƠNG</w:t>
-      </w:r>
-      <w:r>
-        <w:t xml:space="preserve"> tử chỉ thuộc A.</w:t>
+        <w:t>phần tử</w:t>
+      </w:r>
+      <w:r>
+        <w:t xml:space="preserve"> chỉ thuộc A.</w:t>
       </w:r>
     </w:p>
     <w:p>
@@ -319,6 +320,502 @@
       <w:r>
         <w:t xml:space="preserve">B. Các </w:t>
       </w:r>
+      <w:r>
+        <w:rPr>
+          <w:lang w:val="vi-VN"/>
+        </w:rPr>
+        <w:t>phần tử</w:t>
+      </w:r>
+      <w:r>
+        <w:t xml:space="preserve"> chỉ thuộc B.</w:t>
+      </w:r>
+    </w:p>
+    <w:p>
+      <w:pPr>
+        <w:spacing w:after="20" w:line="240" w:lineRule="auto"/>
+        <w:ind w:left="317"/>
+      </w:pPr>
+      <w:r>
+        <w:t xml:space="preserve">*C. Các </w:t>
+      </w:r>
+      <w:r>
+        <w:rPr>
+          <w:lang w:val="vi-VN"/>
+        </w:rPr>
+        <w:t>phần tử</w:t>
+      </w:r>
+      <w:r>
+        <w:t xml:space="preserve"> thuộc A hoặc thuộc B, kể cả </w:t>
+      </w:r>
+      <w:r>
+        <w:rPr>
+          <w:lang w:val="vi-VN"/>
+        </w:rPr>
+        <w:t>phần tử</w:t>
+      </w:r>
+      <w:r>
+        <w:t xml:space="preserve"> thuộc cả hai.</w:t>
+      </w:r>
+    </w:p>
+    <w:p>
+      <w:pPr>
+        <w:spacing w:after="20" w:line="240" w:lineRule="auto"/>
+        <w:ind w:left="317"/>
+      </w:pPr>
+      <w:r>
+        <w:t xml:space="preserve">D. Các </w:t>
+      </w:r>
+      <w:r>
+        <w:rPr>
+          <w:lang w:val="vi-VN"/>
+        </w:rPr>
+        <w:t>phần tử</w:t>
+      </w:r>
+      <w:r>
+        <w:t xml:space="preserve"> đồng thời không thuộc A và B.</w:t>
+      </w:r>
+    </w:p>
+    <w:p>
+      <w:pPr>
+        <w:spacing w:after="40" w:line="240" w:lineRule="auto"/>
+      </w:pPr>
+      <w:r>
+        <w:rPr>
+          <w:b w:val="0"/>
+        </w:rPr>
+        <w:t xml:space="preserve">Câu 7. Cho A = {x ∈ ℤ | −2 ≤ x ≤ 2}. Tập hợp A có bao nhiêu </w:t>
+      </w:r>
+      <w:r>
+        <w:rPr>
+          <w:b w:val="0"/>
+          <w:lang w:val="vi-VN"/>
+        </w:rPr>
+        <w:t>phần tử</w:t>
+      </w:r>
+      <w:r>
+        <w:rPr>
+          <w:b w:val="0"/>
+        </w:rPr>
+        <w:t>?</w:t>
+      </w:r>
+    </w:p>
+    <w:p>
+      <w:pPr>
+        <w:spacing w:after="20" w:line="240" w:lineRule="auto"/>
+        <w:ind w:left="317"/>
+      </w:pPr>
+      <w:r>
+        <w:t>A. 4.</w:t>
+      </w:r>
+    </w:p>
+    <w:p>
+      <w:pPr>
+        <w:spacing w:after="20" w:line="240" w:lineRule="auto"/>
+        <w:ind w:left="317"/>
+      </w:pPr>
+      <w:r>
+        <w:t>*B. 5.</w:t>
+      </w:r>
+    </w:p>
+    <w:p>
+      <w:pPr>
+        <w:spacing w:after="20" w:line="240" w:lineRule="auto"/>
+        <w:ind w:left="317"/>
+      </w:pPr>
+      <w:r>
+        <w:t>C. 6.</w:t>
+      </w:r>
+    </w:p>
+    <w:p>
+      <w:pPr>
+        <w:spacing w:after="20" w:line="240" w:lineRule="auto"/>
+        <w:ind w:left="317"/>
+      </w:pPr>
+      <w:r>
+        <w:t>D. 3.</w:t>
+      </w:r>
+    </w:p>
+    <w:p>
+      <w:pPr>
+        <w:spacing w:after="40" w:line="240" w:lineRule="auto"/>
+      </w:pPr>
+      <w:r>
+        <w:rPr>
+          <w:b w:val="0"/>
+        </w:rPr>
+        <w:t>Câu 8. Tập hợp các số thực x thỏa mãn x &gt; 2 được biểu diễn bằng khoảng nào?</w:t>
+      </w:r>
+    </w:p>
+    <w:p>
+      <w:pPr>
+        <w:spacing w:after="20" w:line="240" w:lineRule="auto"/>
+        <w:ind w:left="317"/>
+      </w:pPr>
+      <w:r>
+        <w:t>A. [2; +∞).</w:t>
+      </w:r>
+    </w:p>
+    <w:p>
+      <w:pPr>
+        <w:spacing w:after="20" w:line="240" w:lineRule="auto"/>
+        <w:ind w:left="317"/>
+      </w:pPr>
+      <w:r>
+        <w:t>*B. (2; +∞).</w:t>
+      </w:r>
+    </w:p>
+    <w:p>
+      <w:pPr>
+        <w:spacing w:after="20" w:line="240" w:lineRule="auto"/>
+        <w:ind w:left="317"/>
+      </w:pPr>
+      <w:r>
+        <w:t>C. (−∞; 2).</w:t>
+      </w:r>
+    </w:p>
+    <w:p>
+      <w:pPr>
+        <w:spacing w:after="20" w:line="240" w:lineRule="auto"/>
+        <w:ind w:left="317"/>
+      </w:pPr>
+      <w:r>
+        <w:t>D. (−∞; 2].</w:t>
+      </w:r>
+    </w:p>
+    <w:p>
+      <w:pPr>
+        <w:spacing w:after="40" w:line="240" w:lineRule="auto"/>
+      </w:pPr>
+      <w:r>
+        <w:rPr>
+          <w:b w:val="0"/>
+        </w:rPr>
+        <w:t>Câu 9. Cho A = [1; 5], B = [3; 7]. Khi đó A ∩ B bằng:</w:t>
+      </w:r>
+    </w:p>
+    <w:p>
+      <w:pPr>
+        <w:spacing w:after="20" w:line="240" w:lineRule="auto"/>
+        <w:ind w:left="317"/>
+      </w:pPr>
+      <w:r>
+        <w:t>A. [1; 7].</w:t>
+      </w:r>
+    </w:p>
+    <w:p>
+      <w:pPr>
+        <w:spacing w:after="20" w:line="240" w:lineRule="auto"/>
+        <w:ind w:left="317"/>
+      </w:pPr>
+      <w:r>
+        <w:t>B. (3; 5).</w:t>
+      </w:r>
+    </w:p>
+    <w:p>
+      <w:pPr>
+        <w:spacing w:after="20" w:line="240" w:lineRule="auto"/>
+        <w:ind w:left="317"/>
+      </w:pPr>
+      <w:r>
+        <w:t>*C. [3; 5].</w:t>
+      </w:r>
+    </w:p>
+    <w:p>
+      <w:pPr>
+        <w:spacing w:after="20" w:line="240" w:lineRule="auto"/>
+        <w:ind w:left="317"/>
+      </w:pPr>
+      <w:r>
+        <w:t>D. [1; 3].</w:t>
+      </w:r>
+    </w:p>
+    <w:p>
+      <w:pPr>
+        <w:spacing w:after="40" w:line="240" w:lineRule="auto"/>
+      </w:pPr>
+      <w:r>
+        <w:rPr>
+          <w:b w:val="0"/>
+        </w:rPr>
+        <w:t>Câu 10. Cho A = (−∞; 2], B = (0; +∞). Khi đó A ∩ B bằng:</w:t>
+      </w:r>
+    </w:p>
+    <w:p>
+      <w:pPr>
+        <w:spacing w:after="20" w:line="240" w:lineRule="auto"/>
+        <w:ind w:left="317"/>
+      </w:pPr>
+      <w:r>
+        <w:t>A. [0; 2].</w:t>
+      </w:r>
+    </w:p>
+    <w:p>
+      <w:pPr>
+        <w:spacing w:after="20" w:line="240" w:lineRule="auto"/>
+        <w:ind w:left="317"/>
+      </w:pPr>
+      <w:r>
+        <w:t>*B. (0; 2].</w:t>
+      </w:r>
+    </w:p>
+    <w:p>
+      <w:pPr>
+        <w:spacing w:after="20" w:line="240" w:lineRule="auto"/>
+        <w:ind w:left="317"/>
+      </w:pPr>
+      <w:r>
+        <w:t>C. (−∞; +∞).</w:t>
+      </w:r>
+    </w:p>
+    <w:p>
+      <w:pPr>
+        <w:spacing w:after="20" w:line="240" w:lineRule="auto"/>
+        <w:ind w:left="317"/>
+      </w:pPr>
+      <w:r>
+        <w:t>D. [2; +∞).</w:t>
+      </w:r>
+    </w:p>
+    <w:p>
+      <w:pPr>
+        <w:spacing w:after="40" w:line="240" w:lineRule="auto"/>
+      </w:pPr>
+      <w:r>
+        <w:rPr>
+          <w:b w:val="0"/>
+        </w:rPr>
+        <w:t>Câu 11. Mệnh đề chứa biến P(x): x² ≥ 0 đúng với:</w:t>
+      </w:r>
+    </w:p>
+    <w:p>
+      <w:pPr>
+        <w:spacing w:after="20" w:line="240" w:lineRule="auto"/>
+        <w:ind w:left="317"/>
+      </w:pPr>
+      <w:r>
+        <w:t>A. Chỉ x &gt; 0.</w:t>
+      </w:r>
+    </w:p>
+    <w:p>
+      <w:pPr>
+        <w:spacing w:after="20" w:line="240" w:lineRule="auto"/>
+        <w:ind w:left="317"/>
+      </w:pPr>
+      <w:r>
+        <w:t>B. Chỉ x &lt; 0.</w:t>
+      </w:r>
+    </w:p>
+    <w:p>
+      <w:pPr>
+        <w:spacing w:after="20" w:line="240" w:lineRule="auto"/>
+        <w:ind w:left="317"/>
+      </w:pPr>
+      <w:r>
+        <w:t>C. Chỉ x = 0.</w:t>
+      </w:r>
+    </w:p>
+    <w:p>
+      <w:pPr>
+        <w:spacing w:after="20" w:line="240" w:lineRule="auto"/>
+        <w:ind w:left="317"/>
+      </w:pPr>
+      <w:r>
+        <w:t>*D. Mọi số thực x.</w:t>
+      </w:r>
+    </w:p>
+    <w:p>
+      <w:pPr>
+        <w:spacing w:after="40" w:line="240" w:lineRule="auto"/>
+      </w:pPr>
+      <w:r>
+        <w:rPr>
+          <w:b w:val="0"/>
+        </w:rPr>
+        <w:t>Câu 12. Mệnh đề “Nếu n chia hết cho 6 thì n chia hết cho 3” có mệnh đề đảo là:</w:t>
+      </w:r>
+    </w:p>
+    <w:p>
+      <w:pPr>
+        <w:spacing w:after="20" w:line="240" w:lineRule="auto"/>
+        <w:ind w:left="317"/>
+      </w:pPr>
+      <w:r>
+        <w:t>A. Nếu n không chia hết cho 6 thì n không chia hết cho 3.</w:t>
+      </w:r>
+    </w:p>
+    <w:p>
+      <w:pPr>
+        <w:spacing w:after="20" w:line="240" w:lineRule="auto"/>
+        <w:ind w:left="317"/>
+      </w:pPr>
+      <w:r>
+        <w:t>*B. Nếu n chia hết cho 3 thì n chia hết cho 6.</w:t>
+      </w:r>
+    </w:p>
+    <w:p>
+      <w:pPr>
+        <w:spacing w:after="20" w:line="240" w:lineRule="auto"/>
+        <w:ind w:left="317"/>
+      </w:pPr>
+      <w:r>
+        <w:t>C. Nếu n chia hết cho 6 thì n không chia hết cho 3.</w:t>
+      </w:r>
+    </w:p>
+    <w:p>
+      <w:pPr>
+        <w:spacing w:after="20" w:line="240" w:lineRule="auto"/>
+        <w:ind w:left="317"/>
+      </w:pPr>
+      <w:r>
+        <w:t>D. Nếu n không chia hết cho 3 thì n chia hết cho 6.</w:t>
+      </w:r>
+    </w:p>
+    <w:p>
+      <w:pPr>
+        <w:spacing w:after="40" w:line="240" w:lineRule="auto"/>
+      </w:pPr>
+      <w:r>
+        <w:rPr>
+          <w:b w:val="0"/>
+        </w:rPr>
+        <w:t>Câu 13. Cho A = {1; 2; 3}, B = {2; 3; 4}. Tập hợp A \ B là:</w:t>
+      </w:r>
+    </w:p>
+    <w:p>
+      <w:pPr>
+        <w:spacing w:after="20" w:line="240" w:lineRule="auto"/>
+        <w:ind w:left="317"/>
+      </w:pPr>
+      <w:r>
+        <w:t>*A. {1}.</w:t>
+      </w:r>
+    </w:p>
+    <w:p>
+      <w:pPr>
+        <w:spacing w:after="20" w:line="240" w:lineRule="auto"/>
+        <w:ind w:left="317"/>
+      </w:pPr>
+      <w:r>
+        <w:t>B. {4}.</w:t>
+      </w:r>
+    </w:p>
+    <w:p>
+      <w:pPr>
+        <w:spacing w:after="20" w:line="240" w:lineRule="auto"/>
+        <w:ind w:left="317"/>
+      </w:pPr>
+      <w:r>
+        <w:t>C. {2; 3}.</w:t>
+      </w:r>
+    </w:p>
+    <w:p>
+      <w:pPr>
+        <w:spacing w:after="20" w:line="240" w:lineRule="auto"/>
+        <w:ind w:left="317"/>
+      </w:pPr>
+      <w:r>
+        <w:t>D. {1; 2; 3; 4}.</w:t>
+      </w:r>
+    </w:p>
+    <w:p>
+      <w:pPr>
+        <w:spacing w:after="40" w:line="240" w:lineRule="auto"/>
+      </w:pPr>
+      <w:r>
+        <w:rPr>
+          <w:b w:val="0"/>
+        </w:rPr>
+        <w:t>Câu 14. Cho A = {x ∈ ℝ | x² = 4}. Khi đó:</w:t>
+      </w:r>
+    </w:p>
+    <w:p>
+      <w:pPr>
+        <w:spacing w:after="20" w:line="240" w:lineRule="auto"/>
+        <w:ind w:left="317"/>
+      </w:pPr>
+      <w:r>
+        <w:t>A. A = {2}.</w:t>
+      </w:r>
+    </w:p>
+    <w:p>
+      <w:pPr>
+        <w:spacing w:after="20" w:line="240" w:lineRule="auto"/>
+        <w:ind w:left="317"/>
+      </w:pPr>
+      <w:r>
+        <w:t>B. A = {−2}.</w:t>
+      </w:r>
+    </w:p>
+    <w:p>
+      <w:pPr>
+        <w:spacing w:after="20" w:line="240" w:lineRule="auto"/>
+        <w:ind w:left="317"/>
+      </w:pPr>
+      <w:r>
+        <w:t>*C. A = {−2; 2}.</w:t>
+      </w:r>
+    </w:p>
+    <w:p>
+      <w:pPr>
+        <w:spacing w:after="20" w:line="240" w:lineRule="auto"/>
+        <w:ind w:left="317"/>
+      </w:pPr>
+      <w:r>
+        <w:t>D. A = ∅.</w:t>
+      </w:r>
+    </w:p>
+    <w:p>
+      <w:pPr>
+        <w:spacing w:after="40" w:line="240" w:lineRule="auto"/>
+      </w:pPr>
+      <w:r>
+        <w:rPr>
+          <w:b w:val="0"/>
+        </w:rPr>
+        <w:t>Câu 15. Cho hai tập hợp A, B. Mệnh đề nào sau đây đúng?</w:t>
+      </w:r>
+    </w:p>
+    <w:p>
+      <w:pPr>
+        <w:spacing w:after="20" w:line="240" w:lineRule="auto"/>
+        <w:ind w:left="317"/>
+      </w:pPr>
+      <w:r>
+        <w:t>A. A ∩ B = A ∪ B với mọi A, B.</w:t>
+      </w:r>
+    </w:p>
+    <w:p>
+      <w:pPr>
+        <w:spacing w:after="20" w:line="240" w:lineRule="auto"/>
+        <w:ind w:left="317"/>
+      </w:pPr>
+      <w:r>
+        <w:t>*B. A ∩ B ⊆ A.</w:t>
+      </w:r>
+    </w:p>
+    <w:p>
+      <w:pPr>
+        <w:spacing w:after="20" w:line="240" w:lineRule="auto"/>
+        <w:ind w:left="317"/>
+      </w:pPr>
+      <w:r>
+        <w:t>C. A ⊆ A \ B với mọi A, B.</w:t>
+      </w:r>
+    </w:p>
+    <w:p>
+      <w:pPr>
+        <w:spacing w:after="20" w:line="240" w:lineRule="auto"/>
+        <w:ind w:left="317"/>
+      </w:pPr>
+      <w:r>
+        <w:t>D. A ∪ B ⊆ A ∩ B với mọi A, B.</w:t>
+      </w:r>
+    </w:p>
+    <w:p>
+      <w:pPr>
+        <w:pStyle w:val="3"/>
+        <w:bidi w:val="0"/>
+      </w:pPr>
       <w:r>
         <w:rPr>
           <w:lang w:val="vi-VN"/>
@@ -326,17 +823,719 @@
         <w:t>CHƯƠNG</w:t>
       </w:r>
       <w:r>
-        <w:t xml:space="preserve"> tử chỉ thuộc B.</w:t>
-      </w:r>
-    </w:p>
-    <w:p>
-      <w:pPr>
-        <w:spacing w:after="20" w:line="240" w:lineRule="auto"/>
-        <w:ind w:left="317"/>
-      </w:pPr>
-      <w:r>
-        <w:t xml:space="preserve">*C. Các </w:t>
-      </w:r>
+        <w:t xml:space="preserve"> II. BẤT PHƯƠNG TRÌNH VÀ HỆ BẤT PHƯƠNG TRÌNH (Câu 16–30)</w:t>
+      </w:r>
+    </w:p>
+    <w:p>
+      <w:pPr>
+        <w:spacing w:after="40" w:line="240" w:lineRule="auto"/>
+      </w:pPr>
+      <w:r>
+        <w:rPr>
+          <w:b w:val="0"/>
+        </w:rPr>
+        <w:t>Câu 16. Điểm nào sau đây thuộc miền nghiệm của bất phương trình x + y ≤ 3?</w:t>
+      </w:r>
+    </w:p>
+    <w:p>
+      <w:pPr>
+        <w:spacing w:after="20" w:line="240" w:lineRule="auto"/>
+        <w:ind w:left="317"/>
+      </w:pPr>
+      <w:r>
+        <w:t>A. (2; 2).</w:t>
+      </w:r>
+    </w:p>
+    <w:p>
+      <w:pPr>
+        <w:spacing w:after="20" w:line="240" w:lineRule="auto"/>
+        <w:ind w:left="317"/>
+      </w:pPr>
+      <w:r>
+        <w:t>*B. (1; 1).</w:t>
+      </w:r>
+    </w:p>
+    <w:p>
+      <w:pPr>
+        <w:spacing w:after="20" w:line="240" w:lineRule="auto"/>
+        <w:ind w:left="317"/>
+      </w:pPr>
+      <w:r>
+        <w:t>C. (4; 0).</w:t>
+      </w:r>
+    </w:p>
+    <w:p>
+      <w:pPr>
+        <w:spacing w:after="20" w:line="240" w:lineRule="auto"/>
+        <w:ind w:left="317"/>
+      </w:pPr>
+      <w:r>
+        <w:t>D. (3; 2).</w:t>
+      </w:r>
+    </w:p>
+    <w:p>
+      <w:pPr>
+        <w:spacing w:after="40" w:line="240" w:lineRule="auto"/>
+      </w:pPr>
+      <w:r>
+        <w:rPr>
+          <w:b w:val="0"/>
+        </w:rPr>
+        <w:t>Câu 17. Đường thẳng x + y = 4 đi qua điểm nào sau đây?</w:t>
+      </w:r>
+    </w:p>
+    <w:p>
+      <w:pPr>
+        <w:spacing w:after="20" w:line="240" w:lineRule="auto"/>
+        <w:ind w:left="317"/>
+      </w:pPr>
+      <w:r>
+        <w:t>A. (1; 1).</w:t>
+      </w:r>
+    </w:p>
+    <w:p>
+      <w:pPr>
+        <w:spacing w:after="20" w:line="240" w:lineRule="auto"/>
+        <w:ind w:left="317"/>
+      </w:pPr>
+      <w:r>
+        <w:t>*B. (1; 3).</w:t>
+      </w:r>
+    </w:p>
+    <w:p>
+      <w:pPr>
+        <w:spacing w:after="20" w:line="240" w:lineRule="auto"/>
+        <w:ind w:left="317"/>
+      </w:pPr>
+      <w:r>
+        <w:t>C. (2; 3).</w:t>
+      </w:r>
+    </w:p>
+    <w:p>
+      <w:pPr>
+        <w:spacing w:after="20" w:line="240" w:lineRule="auto"/>
+        <w:ind w:left="317"/>
+      </w:pPr>
+      <w:r>
+        <w:t>D. (0; 3).</w:t>
+      </w:r>
+    </w:p>
+    <w:p>
+      <w:pPr>
+        <w:spacing w:after="40" w:line="240" w:lineRule="auto"/>
+      </w:pPr>
+      <w:r>
+        <w:rPr>
+          <w:b w:val="0"/>
+        </w:rPr>
+        <w:t>Câu 18. Miền nghiệm của bất phương trình x ≥ 0 là:</w:t>
+      </w:r>
+    </w:p>
+    <w:p>
+      <w:pPr>
+        <w:spacing w:after="20" w:line="240" w:lineRule="auto"/>
+        <w:ind w:left="317"/>
+      </w:pPr>
+      <w:r>
+        <w:t>A. Nửa mặt phẳng bên trái trục tung, không kể trục tung.</w:t>
+      </w:r>
+    </w:p>
+    <w:p>
+      <w:pPr>
+        <w:spacing w:after="20" w:line="240" w:lineRule="auto"/>
+        <w:ind w:left="317"/>
+      </w:pPr>
+      <w:r>
+        <w:t>*B. Nửa mặt phẳng bên phải trục tung, kể cả trục tung.</w:t>
+      </w:r>
+    </w:p>
+    <w:p>
+      <w:pPr>
+        <w:spacing w:after="20" w:line="240" w:lineRule="auto"/>
+        <w:ind w:left="317"/>
+      </w:pPr>
+      <w:r>
+        <w:t>C. Nửa mặt phẳng phía trên trục hoành.</w:t>
+      </w:r>
+    </w:p>
+    <w:p>
+      <w:pPr>
+        <w:spacing w:after="20" w:line="240" w:lineRule="auto"/>
+        <w:ind w:left="317"/>
+      </w:pPr>
+      <w:r>
+        <w:t>D. Nửa mặt phẳng phía dưới trục hoành.</w:t>
+      </w:r>
+    </w:p>
+    <w:p>
+      <w:pPr>
+        <w:spacing w:after="40" w:line="240" w:lineRule="auto"/>
+      </w:pPr>
+      <w:r>
+        <w:rPr>
+          <w:b w:val="0"/>
+        </w:rPr>
+        <w:t>Câu 19. Điểm nào thuộc miền nghiệm của hệ x ≥ 0, y ≥ 0, x + y ≤ 5?</w:t>
+      </w:r>
+    </w:p>
+    <w:p>
+      <w:pPr>
+        <w:spacing w:after="20" w:line="240" w:lineRule="auto"/>
+        <w:ind w:left="317"/>
+      </w:pPr>
+      <w:r>
+        <w:t>A. (−1; 2).</w:t>
+      </w:r>
+    </w:p>
+    <w:p>
+      <w:pPr>
+        <w:spacing w:after="20" w:line="240" w:lineRule="auto"/>
+        <w:ind w:left="317"/>
+      </w:pPr>
+      <w:r>
+        <w:t>B. (3; 3).</w:t>
+      </w:r>
+    </w:p>
+    <w:p>
+      <w:pPr>
+        <w:spacing w:after="20" w:line="240" w:lineRule="auto"/>
+        <w:ind w:left="317"/>
+      </w:pPr>
+      <w:r>
+        <w:t>*C. (2; 2).</w:t>
+      </w:r>
+    </w:p>
+    <w:p>
+      <w:pPr>
+        <w:spacing w:after="20" w:line="240" w:lineRule="auto"/>
+        <w:ind w:left="317"/>
+      </w:pPr>
+      <w:r>
+        <w:t>D. (6; 0).</w:t>
+      </w:r>
+    </w:p>
+    <w:p>
+      <w:pPr>
+        <w:spacing w:after="40" w:line="240" w:lineRule="auto"/>
+      </w:pPr>
+      <w:r>
+        <w:rPr>
+          <w:b w:val="0"/>
+        </w:rPr>
+        <w:t>Câu 20. Giá trị nhỏ nhất của F = 2x + y với x ≥ 0, y ≥ 0 là:</w:t>
+      </w:r>
+    </w:p>
+    <w:p>
+      <w:pPr>
+        <w:spacing w:after="20" w:line="240" w:lineRule="auto"/>
+        <w:ind w:left="317"/>
+      </w:pPr>
+      <w:r>
+        <w:t>A. 1.</w:t>
+      </w:r>
+    </w:p>
+    <w:p>
+      <w:pPr>
+        <w:spacing w:after="20" w:line="240" w:lineRule="auto"/>
+        <w:ind w:left="317"/>
+      </w:pPr>
+      <w:r>
+        <w:t>B. 2.</w:t>
+      </w:r>
+    </w:p>
+    <w:p>
+      <w:pPr>
+        <w:spacing w:after="20" w:line="240" w:lineRule="auto"/>
+        <w:ind w:left="317"/>
+      </w:pPr>
+      <w:r>
+        <w:t>C. Không tồn tại.</w:t>
+      </w:r>
+    </w:p>
+    <w:p>
+      <w:pPr>
+        <w:spacing w:after="20" w:line="240" w:lineRule="auto"/>
+        <w:ind w:left="317"/>
+      </w:pPr>
+      <w:r>
+        <w:t>*D. 0.</w:t>
+      </w:r>
+    </w:p>
+    <w:p>
+      <w:pPr>
+        <w:spacing w:after="40" w:line="240" w:lineRule="auto"/>
+      </w:pPr>
+      <w:r>
+        <w:rPr>
+          <w:b w:val="0"/>
+        </w:rPr>
+        <w:t>Câu 21. Bất phương trình 2x − 4 &gt; 0 tương đương với:</w:t>
+      </w:r>
+    </w:p>
+    <w:p>
+      <w:pPr>
+        <w:spacing w:after="20" w:line="240" w:lineRule="auto"/>
+        <w:ind w:left="317"/>
+      </w:pPr>
+      <w:r>
+        <w:t>A. x &lt; 2.</w:t>
+      </w:r>
+    </w:p>
+    <w:p>
+      <w:pPr>
+        <w:spacing w:after="20" w:line="240" w:lineRule="auto"/>
+        <w:ind w:left="317"/>
+      </w:pPr>
+      <w:r>
+        <w:t>*B. x &gt; 2.</w:t>
+      </w:r>
+    </w:p>
+    <w:p>
+      <w:pPr>
+        <w:spacing w:after="20" w:line="240" w:lineRule="auto"/>
+        <w:ind w:left="317"/>
+      </w:pPr>
+      <w:r>
+        <w:t>C. x ≥ 2.</w:t>
+      </w:r>
+    </w:p>
+    <w:p>
+      <w:pPr>
+        <w:spacing w:after="20" w:line="240" w:lineRule="auto"/>
+        <w:ind w:left="317"/>
+      </w:pPr>
+      <w:r>
+        <w:t>D. x ≤ 2.</w:t>
+      </w:r>
+    </w:p>
+    <w:p>
+      <w:pPr>
+        <w:spacing w:after="40" w:line="240" w:lineRule="auto"/>
+      </w:pPr>
+      <w:r>
+        <w:rPr>
+          <w:b w:val="0"/>
+        </w:rPr>
+        <w:t>Câu 22. Nghiệm của bất phương trình −3x + 6 ≥ 0 là:</w:t>
+      </w:r>
+    </w:p>
+    <w:p>
+      <w:pPr>
+        <w:spacing w:after="20" w:line="240" w:lineRule="auto"/>
+        <w:ind w:left="317"/>
+      </w:pPr>
+      <w:r>
+        <w:t>A. x ≥ 2.</w:t>
+      </w:r>
+    </w:p>
+    <w:p>
+      <w:pPr>
+        <w:spacing w:after="20" w:line="240" w:lineRule="auto"/>
+        <w:ind w:left="317"/>
+      </w:pPr>
+      <w:r>
+        <w:t>*B. x ≤ 2.</w:t>
+      </w:r>
+    </w:p>
+    <w:p>
+      <w:pPr>
+        <w:spacing w:after="20" w:line="240" w:lineRule="auto"/>
+        <w:ind w:left="317"/>
+      </w:pPr>
+      <w:r>
+        <w:t>C. x &gt; 2.</w:t>
+      </w:r>
+    </w:p>
+    <w:p>
+      <w:pPr>
+        <w:spacing w:after="20" w:line="240" w:lineRule="auto"/>
+        <w:ind w:left="317"/>
+      </w:pPr>
+      <w:r>
+        <w:t>D. x &lt; −2.</w:t>
+      </w:r>
+    </w:p>
+    <w:p>
+      <w:pPr>
+        <w:spacing w:after="40" w:line="240" w:lineRule="auto"/>
+      </w:pPr>
+      <w:r>
+        <w:rPr>
+          <w:b w:val="0"/>
+        </w:rPr>
+        <w:t>Câu 23. Điểm nào sau đây không thuộc miền nghiệm của 2x + y ≤ 4?</w:t>
+      </w:r>
+    </w:p>
+    <w:p>
+      <w:pPr>
+        <w:spacing w:after="20" w:line="240" w:lineRule="auto"/>
+        <w:ind w:left="317"/>
+      </w:pPr>
+      <w:r>
+        <w:t>A. (0; 0).</w:t>
+      </w:r>
+    </w:p>
+    <w:p>
+      <w:pPr>
+        <w:spacing w:after="20" w:line="240" w:lineRule="auto"/>
+        <w:ind w:left="317"/>
+      </w:pPr>
+      <w:r>
+        <w:t>B. (1; 1).</w:t>
+      </w:r>
+    </w:p>
+    <w:p>
+      <w:pPr>
+        <w:spacing w:after="20" w:line="240" w:lineRule="auto"/>
+        <w:ind w:left="317"/>
+      </w:pPr>
+      <w:r>
+        <w:t>*C. (2; 2).</w:t>
+      </w:r>
+    </w:p>
+    <w:p>
+      <w:pPr>
+        <w:spacing w:after="20" w:line="240" w:lineRule="auto"/>
+        <w:ind w:left="317"/>
+      </w:pPr>
+      <w:r>
+        <w:t>D. (0; 4).</w:t>
+      </w:r>
+    </w:p>
+    <w:p>
+      <w:pPr>
+        <w:spacing w:after="40" w:line="240" w:lineRule="auto"/>
+      </w:pPr>
+      <w:r>
+        <w:rPr>
+          <w:b w:val="0"/>
+        </w:rPr>
+        <w:t>Câu 24. Miền nghiệm của hệ x ≥ 1, y ≥ 2 là:</w:t>
+      </w:r>
+    </w:p>
+    <w:p>
+      <w:pPr>
+        <w:spacing w:after="20" w:line="240" w:lineRule="auto"/>
+        <w:ind w:left="317"/>
+      </w:pPr>
+      <w:r>
+        <w:t>A. Một đường thẳng.</w:t>
+      </w:r>
+    </w:p>
+    <w:p>
+      <w:pPr>
+        <w:spacing w:after="20" w:line="240" w:lineRule="auto"/>
+        <w:ind w:left="317"/>
+      </w:pPr>
+      <w:r>
+        <w:t>B. Một đoạn thẳng.</w:t>
+      </w:r>
+    </w:p>
+    <w:p>
+      <w:pPr>
+        <w:spacing w:after="20" w:line="240" w:lineRule="auto"/>
+        <w:ind w:left="317"/>
+      </w:pPr>
+      <w:r>
+        <w:t>*C. Miền giao của hai nửa mặt phẳng x ≥ 1 và y ≥ 2.</w:t>
+      </w:r>
+    </w:p>
+    <w:p>
+      <w:pPr>
+        <w:spacing w:after="20" w:line="240" w:lineRule="auto"/>
+        <w:ind w:left="317"/>
+      </w:pPr>
+      <w:r>
+        <w:t>D. Tập rỗng.</w:t>
+      </w:r>
+    </w:p>
+    <w:p>
+      <w:pPr>
+        <w:spacing w:after="40" w:line="240" w:lineRule="auto"/>
+      </w:pPr>
+      <w:r>
+        <w:rPr>
+          <w:b w:val="0"/>
+        </w:rPr>
+        <w:t>Câu 25. Cho x, y ≥ 0 và x + y ≤ 6. Giá trị lớn nhất của F = x + y là:</w:t>
+      </w:r>
+    </w:p>
+    <w:p>
+      <w:pPr>
+        <w:spacing w:after="20" w:line="240" w:lineRule="auto"/>
+        <w:ind w:left="317"/>
+      </w:pPr>
+      <w:r>
+        <w:t>A. 0.</w:t>
+      </w:r>
+    </w:p>
+    <w:p>
+      <w:pPr>
+        <w:spacing w:after="20" w:line="240" w:lineRule="auto"/>
+        <w:ind w:left="317"/>
+      </w:pPr>
+      <w:r>
+        <w:t>B. 3.</w:t>
+      </w:r>
+    </w:p>
+    <w:p>
+      <w:pPr>
+        <w:spacing w:after="20" w:line="240" w:lineRule="auto"/>
+        <w:ind w:left="317"/>
+      </w:pPr>
+      <w:r>
+        <w:t>*C. 6.</w:t>
+      </w:r>
+    </w:p>
+    <w:p>
+      <w:pPr>
+        <w:spacing w:after="20" w:line="240" w:lineRule="auto"/>
+        <w:ind w:left="317"/>
+      </w:pPr>
+      <w:r>
+        <w:t>D. 12.</w:t>
+      </w:r>
+    </w:p>
+    <w:p>
+      <w:pPr>
+        <w:spacing w:after="40" w:line="240" w:lineRule="auto"/>
+      </w:pPr>
+      <w:r>
+        <w:rPr>
+          <w:b w:val="0"/>
+        </w:rPr>
+        <w:t>Câu 26. Điểm nào là giao điểm của hai đường thẳng x + y = 5 và x − y = 1?</w:t>
+      </w:r>
+    </w:p>
+    <w:p>
+      <w:pPr>
+        <w:spacing w:after="20" w:line="240" w:lineRule="auto"/>
+        <w:ind w:left="317"/>
+      </w:pPr>
+      <w:r>
+        <w:t>A. (2; 3).</w:t>
+      </w:r>
+    </w:p>
+    <w:p>
+      <w:pPr>
+        <w:spacing w:after="20" w:line="240" w:lineRule="auto"/>
+        <w:ind w:left="317"/>
+      </w:pPr>
+      <w:r>
+        <w:t>*B. (3; 2).</w:t>
+      </w:r>
+    </w:p>
+    <w:p>
+      <w:pPr>
+        <w:spacing w:after="20" w:line="240" w:lineRule="auto"/>
+        <w:ind w:left="317"/>
+      </w:pPr>
+      <w:r>
+        <w:t>C. (4; 1).</w:t>
+      </w:r>
+    </w:p>
+    <w:p>
+      <w:pPr>
+        <w:spacing w:after="20" w:line="240" w:lineRule="auto"/>
+        <w:ind w:left="317"/>
+      </w:pPr>
+      <w:r>
+        <w:t>D. (1; 4).</w:t>
+      </w:r>
+    </w:p>
+    <w:p>
+      <w:pPr>
+        <w:spacing w:after="40" w:line="240" w:lineRule="auto"/>
+      </w:pPr>
+      <w:r>
+        <w:rPr>
+          <w:b w:val="0"/>
+        </w:rPr>
+        <w:t>Câu 27. Với hệ bất phương trình bậc nhất hai ẩn, miền nghiệm của hệ là:</w:t>
+      </w:r>
+    </w:p>
+    <w:p>
+      <w:pPr>
+        <w:spacing w:after="20" w:line="240" w:lineRule="auto"/>
+        <w:ind w:left="317"/>
+      </w:pPr>
+      <w:r>
+        <w:t>A. Giao của các đường biên.</w:t>
+      </w:r>
+    </w:p>
+    <w:p>
+      <w:pPr>
+        <w:spacing w:after="20" w:line="240" w:lineRule="auto"/>
+        <w:ind w:left="317"/>
+      </w:pPr>
+      <w:r>
+        <w:t>*B. Giao của các miền nghiệm của từng bất phương trình.</w:t>
+      </w:r>
+    </w:p>
+    <w:p>
+      <w:pPr>
+        <w:spacing w:after="20" w:line="240" w:lineRule="auto"/>
+        <w:ind w:left="317"/>
+      </w:pPr>
+      <w:r>
+        <w:t>C. Hợp của các đường biên.</w:t>
+      </w:r>
+    </w:p>
+    <w:p>
+      <w:pPr>
+        <w:spacing w:after="20" w:line="240" w:lineRule="auto"/>
+        <w:ind w:left="317"/>
+      </w:pPr>
+      <w:r>
+        <w:t>D. Luôn là một hình tam giác.</w:t>
+      </w:r>
+    </w:p>
+    <w:p>
+      <w:pPr>
+        <w:spacing w:after="40" w:line="240" w:lineRule="auto"/>
+      </w:pPr>
+      <w:r>
+        <w:rPr>
+          <w:b w:val="0"/>
+        </w:rPr>
+        <w:t>Câu 28. Giá trị lớn nhất của F = 3x + 2y trên miền nghiệm x ≥ 0, y ≥ 0, x + y ≤ 4 là:</w:t>
+      </w:r>
+    </w:p>
+    <w:p>
+      <w:pPr>
+        <w:spacing w:after="20" w:line="240" w:lineRule="auto"/>
+        <w:ind w:left="317"/>
+      </w:pPr>
+      <w:r>
+        <w:t>A. 8.</w:t>
+      </w:r>
+    </w:p>
+    <w:p>
+      <w:pPr>
+        <w:spacing w:after="20" w:line="240" w:lineRule="auto"/>
+        <w:ind w:left="317"/>
+      </w:pPr>
+      <w:r>
+        <w:t>*B. 12.</w:t>
+      </w:r>
+    </w:p>
+    <w:p>
+      <w:pPr>
+        <w:spacing w:after="20" w:line="240" w:lineRule="auto"/>
+        <w:ind w:left="317"/>
+      </w:pPr>
+      <w:r>
+        <w:t>C. 10.</w:t>
+      </w:r>
+    </w:p>
+    <w:p>
+      <w:pPr>
+        <w:spacing w:after="20" w:line="240" w:lineRule="auto"/>
+        <w:ind w:left="317"/>
+      </w:pPr>
+      <w:r>
+        <w:t>D. 6.</w:t>
+      </w:r>
+    </w:p>
+    <w:p>
+      <w:pPr>
+        <w:spacing w:after="40" w:line="240" w:lineRule="auto"/>
+      </w:pPr>
+      <w:r>
+        <w:rPr>
+          <w:b w:val="0"/>
+        </w:rPr>
+        <w:t>Câu 29. Điểm nào thuộc miền nghiệm của bất phương trình x − 2y + 1 &gt; 0?</w:t>
+      </w:r>
+    </w:p>
+    <w:p>
+      <w:pPr>
+        <w:spacing w:after="20" w:line="240" w:lineRule="auto"/>
+        <w:ind w:left="317"/>
+      </w:pPr>
+      <w:r>
+        <w:t>*A. (0; 0).</w:t>
+      </w:r>
+    </w:p>
+    <w:p>
+      <w:pPr>
+        <w:spacing w:after="20" w:line="240" w:lineRule="auto"/>
+        <w:ind w:left="317"/>
+      </w:pPr>
+      <w:r>
+        <w:t>B. (0; 1).</w:t>
+      </w:r>
+    </w:p>
+    <w:p>
+      <w:pPr>
+        <w:spacing w:after="20" w:line="240" w:lineRule="auto"/>
+        <w:ind w:left="317"/>
+      </w:pPr>
+      <w:r>
+        <w:t>C. (1; 2).</w:t>
+      </w:r>
+    </w:p>
+    <w:p>
+      <w:pPr>
+        <w:spacing w:after="20" w:line="240" w:lineRule="auto"/>
+        <w:ind w:left="317"/>
+      </w:pPr>
+      <w:r>
+        <w:t>D. (−3; 0).</w:t>
+      </w:r>
+    </w:p>
+    <w:p>
+      <w:pPr>
+        <w:spacing w:after="40" w:line="240" w:lineRule="auto"/>
+      </w:pPr>
+      <w:r>
+        <w:rPr>
+          <w:b w:val="0"/>
+        </w:rPr>
+        <w:t>Câu 30. Hệ x + y ≤ 2, x + y ≥ 5 có tập nghiệm là:</w:t>
+      </w:r>
+    </w:p>
+    <w:p>
+      <w:pPr>
+        <w:spacing w:after="20" w:line="240" w:lineRule="auto"/>
+        <w:ind w:left="317"/>
+      </w:pPr>
+      <w:r>
+        <w:t>A. Một đường thẳng.</w:t>
+      </w:r>
+    </w:p>
+    <w:p>
+      <w:pPr>
+        <w:spacing w:after="20" w:line="240" w:lineRule="auto"/>
+        <w:ind w:left="317"/>
+      </w:pPr>
+      <w:r>
+        <w:t>B. Một miền tam giác.</w:t>
+      </w:r>
+    </w:p>
+    <w:p>
+      <w:pPr>
+        <w:spacing w:after="20" w:line="240" w:lineRule="auto"/>
+        <w:ind w:left="317"/>
+      </w:pPr>
+      <w:r>
+        <w:t>C. Vô số nghiệm.</w:t>
+      </w:r>
+    </w:p>
+    <w:p>
+      <w:pPr>
+        <w:spacing w:after="20" w:line="240" w:lineRule="auto"/>
+        <w:ind w:left="317"/>
+      </w:pPr>
+      <w:r>
+        <w:t>*D. Tập rỗng.</w:t>
+      </w:r>
+    </w:p>
+    <w:p>
+      <w:pPr>
+        <w:pStyle w:val="3"/>
+        <w:bidi w:val="0"/>
+      </w:pPr>
       <w:r>
         <w:rPr>
           <w:lang w:val="vi-VN"/>
@@ -344,8 +1543,719 @@
         <w:t>CHƯƠNG</w:t>
       </w:r>
       <w:r>
-        <w:t xml:space="preserve"> tử thuộc A hoặc thuộc B, kể cả </w:t>
-      </w:r>
+        <w:t xml:space="preserve"> III. HÀM SỐ VÀ ĐỒ THỊ (Câu 31–45)</w:t>
+      </w:r>
+    </w:p>
+    <w:p>
+      <w:pPr>
+        <w:spacing w:after="40" w:line="240" w:lineRule="auto"/>
+      </w:pPr>
+      <w:r>
+        <w:rPr>
+          <w:b w:val="0"/>
+        </w:rPr>
+        <w:t>Câu 31. Tập xác định của hàm số y = 2x + 3 là:</w:t>
+      </w:r>
+    </w:p>
+    <w:p>
+      <w:pPr>
+        <w:spacing w:after="20" w:line="240" w:lineRule="auto"/>
+        <w:ind w:left="317"/>
+      </w:pPr>
+      <w:r>
+        <w:t>*A. ℝ.</w:t>
+      </w:r>
+    </w:p>
+    <w:p>
+      <w:pPr>
+        <w:spacing w:after="20" w:line="240" w:lineRule="auto"/>
+        <w:ind w:left="317"/>
+      </w:pPr>
+      <w:r>
+        <w:t>B. (0; +∞).</w:t>
+      </w:r>
+    </w:p>
+    <w:p>
+      <w:pPr>
+        <w:spacing w:after="20" w:line="240" w:lineRule="auto"/>
+        <w:ind w:left="317"/>
+      </w:pPr>
+      <w:r>
+        <w:t>C. [0; +∞).</w:t>
+      </w:r>
+    </w:p>
+    <w:p>
+      <w:pPr>
+        <w:spacing w:after="20" w:line="240" w:lineRule="auto"/>
+        <w:ind w:left="317"/>
+      </w:pPr>
+      <w:r>
+        <w:t>D. ℝ \ {0}.</w:t>
+      </w:r>
+    </w:p>
+    <w:p>
+      <w:pPr>
+        <w:spacing w:after="40" w:line="240" w:lineRule="auto"/>
+      </w:pPr>
+      <w:r>
+        <w:rPr>
+          <w:b w:val="0"/>
+        </w:rPr>
+        <w:t>Câu 32. Cho hàm số f(x) = x² − 1. Giá trị f(2) bằng:</w:t>
+      </w:r>
+    </w:p>
+    <w:p>
+      <w:pPr>
+        <w:spacing w:after="20" w:line="240" w:lineRule="auto"/>
+        <w:ind w:left="317"/>
+      </w:pPr>
+      <w:r>
+        <w:t>A. 2.</w:t>
+      </w:r>
+    </w:p>
+    <w:p>
+      <w:pPr>
+        <w:spacing w:after="20" w:line="240" w:lineRule="auto"/>
+        <w:ind w:left="317"/>
+      </w:pPr>
+      <w:r>
+        <w:t>B. 4.</w:t>
+      </w:r>
+    </w:p>
+    <w:p>
+      <w:pPr>
+        <w:spacing w:after="20" w:line="240" w:lineRule="auto"/>
+        <w:ind w:left="317"/>
+      </w:pPr>
+      <w:r>
+        <w:t>*C. 3.</w:t>
+      </w:r>
+    </w:p>
+    <w:p>
+      <w:pPr>
+        <w:spacing w:after="20" w:line="240" w:lineRule="auto"/>
+        <w:ind w:left="317"/>
+      </w:pPr>
+      <w:r>
+        <w:t>D. 5.</w:t>
+      </w:r>
+    </w:p>
+    <w:p>
+      <w:pPr>
+        <w:spacing w:after="40" w:line="240" w:lineRule="auto"/>
+      </w:pPr>
+      <w:r>
+        <w:rPr>
+          <w:b w:val="0"/>
+        </w:rPr>
+        <w:t>Câu 33. Điểm nào sau đây thuộc đồ thị hàm số y = 2x − 1?</w:t>
+      </w:r>
+    </w:p>
+    <w:p>
+      <w:pPr>
+        <w:spacing w:after="20" w:line="240" w:lineRule="auto"/>
+        <w:ind w:left="317"/>
+      </w:pPr>
+      <w:r>
+        <w:t>A. (1; 0).</w:t>
+      </w:r>
+    </w:p>
+    <w:p>
+      <w:pPr>
+        <w:spacing w:after="20" w:line="240" w:lineRule="auto"/>
+        <w:ind w:left="317"/>
+      </w:pPr>
+      <w:r>
+        <w:t>*B. (1; 1).</w:t>
+      </w:r>
+    </w:p>
+    <w:p>
+      <w:pPr>
+        <w:spacing w:after="20" w:line="240" w:lineRule="auto"/>
+        <w:ind w:left="317"/>
+      </w:pPr>
+      <w:r>
+        <w:t>C. (0; 1).</w:t>
+      </w:r>
+    </w:p>
+    <w:p>
+      <w:pPr>
+        <w:spacing w:after="20" w:line="240" w:lineRule="auto"/>
+        <w:ind w:left="317"/>
+      </w:pPr>
+      <w:r>
+        <w:t>D. (2; 2).</w:t>
+      </w:r>
+    </w:p>
+    <w:p>
+      <w:pPr>
+        <w:spacing w:after="40" w:line="240" w:lineRule="auto"/>
+      </w:pPr>
+      <w:r>
+        <w:rPr>
+          <w:b w:val="0"/>
+        </w:rPr>
+        <w:t>Câu 34. Hàm số y = 3x + 2 là hàm số:</w:t>
+      </w:r>
+    </w:p>
+    <w:p>
+      <w:pPr>
+        <w:spacing w:after="20" w:line="240" w:lineRule="auto"/>
+        <w:ind w:left="317"/>
+      </w:pPr>
+      <w:r>
+        <w:t>A. Nghịch biến trên ℝ.</w:t>
+      </w:r>
+    </w:p>
+    <w:p>
+      <w:pPr>
+        <w:spacing w:after="20" w:line="240" w:lineRule="auto"/>
+        <w:ind w:left="317"/>
+      </w:pPr>
+      <w:r>
+        <w:t>*B. Đồng biến trên ℝ.</w:t>
+      </w:r>
+    </w:p>
+    <w:p>
+      <w:pPr>
+        <w:spacing w:after="20" w:line="240" w:lineRule="auto"/>
+        <w:ind w:left="317"/>
+      </w:pPr>
+      <w:r>
+        <w:t>C. Không đồng biến cũng không nghịch biến.</w:t>
+      </w:r>
+    </w:p>
+    <w:p>
+      <w:pPr>
+        <w:spacing w:after="20" w:line="240" w:lineRule="auto"/>
+        <w:ind w:left="317"/>
+      </w:pPr>
+      <w:r>
+        <w:t>D. Chỉ đồng biến trên (0; +∞).</w:t>
+      </w:r>
+    </w:p>
+    <w:p>
+      <w:pPr>
+        <w:spacing w:after="40" w:line="240" w:lineRule="auto"/>
+      </w:pPr>
+      <w:r>
+        <w:rPr>
+          <w:b w:val="0"/>
+        </w:rPr>
+        <w:t>Câu 35. Đồ thị hàm số y = ax + b với a ≠ 0 là:</w:t>
+      </w:r>
+    </w:p>
+    <w:p>
+      <w:pPr>
+        <w:spacing w:after="20" w:line="240" w:lineRule="auto"/>
+        <w:ind w:left="317"/>
+      </w:pPr>
+      <w:r>
+        <w:t>A. Một đường tròn.</w:t>
+      </w:r>
+    </w:p>
+    <w:p>
+      <w:pPr>
+        <w:spacing w:after="20" w:line="240" w:lineRule="auto"/>
+        <w:ind w:left="317"/>
+      </w:pPr>
+      <w:r>
+        <w:t>B. Một parabol.</w:t>
+      </w:r>
+    </w:p>
+    <w:p>
+      <w:pPr>
+        <w:spacing w:after="20" w:line="240" w:lineRule="auto"/>
+        <w:ind w:left="317"/>
+      </w:pPr>
+      <w:r>
+        <w:t>*C. Một đường thẳng.</w:t>
+      </w:r>
+    </w:p>
+    <w:p>
+      <w:pPr>
+        <w:spacing w:after="20" w:line="240" w:lineRule="auto"/>
+        <w:ind w:left="317"/>
+      </w:pPr>
+      <w:r>
+        <w:t>D. Một đường cong bất kỳ.</w:t>
+      </w:r>
+    </w:p>
+    <w:p>
+      <w:pPr>
+        <w:spacing w:after="40" w:line="240" w:lineRule="auto"/>
+      </w:pPr>
+      <w:r>
+        <w:rPr>
+          <w:b w:val="0"/>
+        </w:rPr>
+        <w:t>Câu 36. Đường thẳng y = 2x − 4 cắt trục tung tại điểm nào?</w:t>
+      </w:r>
+    </w:p>
+    <w:p>
+      <w:pPr>
+        <w:spacing w:after="20" w:line="240" w:lineRule="auto"/>
+        <w:ind w:left="317"/>
+      </w:pPr>
+      <w:r>
+        <w:t>A. (2; 0).</w:t>
+      </w:r>
+    </w:p>
+    <w:p>
+      <w:pPr>
+        <w:spacing w:after="20" w:line="240" w:lineRule="auto"/>
+        <w:ind w:left="317"/>
+      </w:pPr>
+      <w:r>
+        <w:t>*B. (0; −4).</w:t>
+      </w:r>
+    </w:p>
+    <w:p>
+      <w:pPr>
+        <w:spacing w:after="20" w:line="240" w:lineRule="auto"/>
+        <w:ind w:left="317"/>
+      </w:pPr>
+      <w:r>
+        <w:t>C. (0; 4).</w:t>
+      </w:r>
+    </w:p>
+    <w:p>
+      <w:pPr>
+        <w:spacing w:after="20" w:line="240" w:lineRule="auto"/>
+        <w:ind w:left="317"/>
+      </w:pPr>
+      <w:r>
+        <w:t>D. (−4; 0).</w:t>
+      </w:r>
+    </w:p>
+    <w:p>
+      <w:pPr>
+        <w:spacing w:after="40" w:line="240" w:lineRule="auto"/>
+      </w:pPr>
+      <w:r>
+        <w:rPr>
+          <w:b w:val="0"/>
+        </w:rPr>
+        <w:t>Câu 37. Đường thẳng y = −x + 3 cắt trục hoành tại điểm:</w:t>
+      </w:r>
+    </w:p>
+    <w:p>
+      <w:pPr>
+        <w:spacing w:after="20" w:line="240" w:lineRule="auto"/>
+        <w:ind w:left="317"/>
+      </w:pPr>
+      <w:r>
+        <w:t>A. (0; 3).</w:t>
+      </w:r>
+    </w:p>
+    <w:p>
+      <w:pPr>
+        <w:spacing w:after="20" w:line="240" w:lineRule="auto"/>
+        <w:ind w:left="317"/>
+      </w:pPr>
+      <w:r>
+        <w:t>B. (3; 3).</w:t>
+      </w:r>
+    </w:p>
+    <w:p>
+      <w:pPr>
+        <w:spacing w:after="20" w:line="240" w:lineRule="auto"/>
+        <w:ind w:left="317"/>
+      </w:pPr>
+      <w:r>
+        <w:t>*C. (3; 0).</w:t>
+      </w:r>
+    </w:p>
+    <w:p>
+      <w:pPr>
+        <w:spacing w:after="20" w:line="240" w:lineRule="auto"/>
+        <w:ind w:left="317"/>
+      </w:pPr>
+      <w:r>
+        <w:t>D. (−3; 0).</w:t>
+      </w:r>
+    </w:p>
+    <w:p>
+      <w:pPr>
+        <w:spacing w:after="40" w:line="240" w:lineRule="auto"/>
+      </w:pPr>
+      <w:r>
+        <w:rPr>
+          <w:b w:val="0"/>
+        </w:rPr>
+        <w:t>Câu 38. Cho hàm số y = x². Giá trị nhỏ nhất của hàm số là:</w:t>
+      </w:r>
+    </w:p>
+    <w:p>
+      <w:pPr>
+        <w:spacing w:after="20" w:line="240" w:lineRule="auto"/>
+        <w:ind w:left="317"/>
+      </w:pPr>
+      <w:r>
+        <w:t>A. −1.</w:t>
+      </w:r>
+    </w:p>
+    <w:p>
+      <w:pPr>
+        <w:spacing w:after="20" w:line="240" w:lineRule="auto"/>
+        <w:ind w:left="317"/>
+      </w:pPr>
+      <w:r>
+        <w:t>B. 1.</w:t>
+      </w:r>
+    </w:p>
+    <w:p>
+      <w:pPr>
+        <w:spacing w:after="20" w:line="240" w:lineRule="auto"/>
+        <w:ind w:left="317"/>
+      </w:pPr>
+      <w:r>
+        <w:t>*C. 0.</w:t>
+      </w:r>
+    </w:p>
+    <w:p>
+      <w:pPr>
+        <w:spacing w:after="20" w:line="240" w:lineRule="auto"/>
+        <w:ind w:left="317"/>
+      </w:pPr>
+      <w:r>
+        <w:t>D. Không tồn tại.</w:t>
+      </w:r>
+    </w:p>
+    <w:p>
+      <w:pPr>
+        <w:spacing w:after="40" w:line="240" w:lineRule="auto"/>
+      </w:pPr>
+      <w:r>
+        <w:rPr>
+          <w:b w:val="0"/>
+        </w:rPr>
+        <w:t>Câu 39. Trục đối xứng của parabol y = x² − 4x + 1 là đường thẳng:</w:t>
+      </w:r>
+    </w:p>
+    <w:p>
+      <w:pPr>
+        <w:spacing w:after="20" w:line="240" w:lineRule="auto"/>
+        <w:ind w:left="317"/>
+      </w:pPr>
+      <w:r>
+        <w:t>A. x = −2.</w:t>
+      </w:r>
+    </w:p>
+    <w:p>
+      <w:pPr>
+        <w:spacing w:after="20" w:line="240" w:lineRule="auto"/>
+        <w:ind w:left="317"/>
+      </w:pPr>
+      <w:r>
+        <w:t>*B. x = 2.</w:t>
+      </w:r>
+    </w:p>
+    <w:p>
+      <w:pPr>
+        <w:spacing w:after="20" w:line="240" w:lineRule="auto"/>
+        <w:ind w:left="317"/>
+      </w:pPr>
+      <w:r>
+        <w:t>C. y = 2.</w:t>
+      </w:r>
+    </w:p>
+    <w:p>
+      <w:pPr>
+        <w:spacing w:after="20" w:line="240" w:lineRule="auto"/>
+        <w:ind w:left="317"/>
+      </w:pPr>
+      <w:r>
+        <w:t>D. x = 4.</w:t>
+      </w:r>
+    </w:p>
+    <w:p>
+      <w:pPr>
+        <w:spacing w:after="40" w:line="240" w:lineRule="auto"/>
+      </w:pPr>
+      <w:r>
+        <w:rPr>
+          <w:b w:val="0"/>
+        </w:rPr>
+        <w:t>Câu 40. Đỉnh của parabol y = (x − 1)² + 2 là:</w:t>
+      </w:r>
+    </w:p>
+    <w:p>
+      <w:pPr>
+        <w:spacing w:after="20" w:line="240" w:lineRule="auto"/>
+        <w:ind w:left="317"/>
+      </w:pPr>
+      <w:r>
+        <w:t>A. (−1; 2).</w:t>
+      </w:r>
+    </w:p>
+    <w:p>
+      <w:pPr>
+        <w:spacing w:after="20" w:line="240" w:lineRule="auto"/>
+        <w:ind w:left="317"/>
+      </w:pPr>
+      <w:r>
+        <w:t>*B. (1; 2).</w:t>
+      </w:r>
+    </w:p>
+    <w:p>
+      <w:pPr>
+        <w:spacing w:after="20" w:line="240" w:lineRule="auto"/>
+        <w:ind w:left="317"/>
+      </w:pPr>
+      <w:r>
+        <w:t>C. (1; −2).</w:t>
+      </w:r>
+    </w:p>
+    <w:p>
+      <w:pPr>
+        <w:spacing w:after="20" w:line="240" w:lineRule="auto"/>
+        <w:ind w:left="317"/>
+      </w:pPr>
+      <w:r>
+        <w:t>D. (2; 1).</w:t>
+      </w:r>
+    </w:p>
+    <w:p>
+      <w:pPr>
+        <w:spacing w:after="40" w:line="240" w:lineRule="auto"/>
+      </w:pPr>
+      <w:r>
+        <w:rPr>
+          <w:b w:val="0"/>
+        </w:rPr>
+        <w:t>Câu 41. Cho hàm số y = −x² + 4. Đồ thị hàm số có chiều mở:</w:t>
+      </w:r>
+    </w:p>
+    <w:p>
+      <w:pPr>
+        <w:spacing w:after="20" w:line="240" w:lineRule="auto"/>
+        <w:ind w:left="317"/>
+      </w:pPr>
+      <w:r>
+        <w:t>A. Lên trên.</w:t>
+      </w:r>
+    </w:p>
+    <w:p>
+      <w:pPr>
+        <w:spacing w:after="20" w:line="240" w:lineRule="auto"/>
+        <w:ind w:left="317"/>
+      </w:pPr>
+      <w:r>
+        <w:t>*B. Xuống dưới.</w:t>
+      </w:r>
+    </w:p>
+    <w:p>
+      <w:pPr>
+        <w:spacing w:after="20" w:line="240" w:lineRule="auto"/>
+        <w:ind w:left="317"/>
+      </w:pPr>
+      <w:r>
+        <w:t>C. Sang trái.</w:t>
+      </w:r>
+    </w:p>
+    <w:p>
+      <w:pPr>
+        <w:spacing w:after="20" w:line="240" w:lineRule="auto"/>
+        <w:ind w:left="317"/>
+      </w:pPr>
+      <w:r>
+        <w:t>D. Sang phải.</w:t>
+      </w:r>
+    </w:p>
+    <w:p>
+      <w:pPr>
+        <w:spacing w:after="40" w:line="240" w:lineRule="auto"/>
+      </w:pPr>
+      <w:r>
+        <w:rPr>
+          <w:b w:val="0"/>
+        </w:rPr>
+        <w:t>Câu 42. Hàm số y = x² − 2x có giá trị tại x = 1 bằng:</w:t>
+      </w:r>
+    </w:p>
+    <w:p>
+      <w:pPr>
+        <w:spacing w:after="20" w:line="240" w:lineRule="auto"/>
+        <w:ind w:left="317"/>
+      </w:pPr>
+      <w:r>
+        <w:t>A. 1.</w:t>
+      </w:r>
+    </w:p>
+    <w:p>
+      <w:pPr>
+        <w:spacing w:after="20" w:line="240" w:lineRule="auto"/>
+        <w:ind w:left="317"/>
+      </w:pPr>
+      <w:r>
+        <w:t>B. 2.</w:t>
+      </w:r>
+    </w:p>
+    <w:p>
+      <w:pPr>
+        <w:spacing w:after="20" w:line="240" w:lineRule="auto"/>
+        <w:ind w:left="317"/>
+      </w:pPr>
+      <w:r>
+        <w:t>*C. −1.</w:t>
+      </w:r>
+    </w:p>
+    <w:p>
+      <w:pPr>
+        <w:spacing w:after="20" w:line="240" w:lineRule="auto"/>
+        <w:ind w:left="317"/>
+      </w:pPr>
+      <w:r>
+        <w:t>D. 0.</w:t>
+      </w:r>
+    </w:p>
+    <w:p>
+      <w:pPr>
+        <w:spacing w:after="40" w:line="240" w:lineRule="auto"/>
+      </w:pPr>
+      <w:r>
+        <w:rPr>
+          <w:b w:val="0"/>
+        </w:rPr>
+        <w:t>Câu 43. Đồ thị hàm số y = x² đi qua điểm nào sau đây?</w:t>
+      </w:r>
+    </w:p>
+    <w:p>
+      <w:pPr>
+        <w:spacing w:after="20" w:line="240" w:lineRule="auto"/>
+        <w:ind w:left="317"/>
+      </w:pPr>
+      <w:r>
+        <w:t>A. (2; 3).</w:t>
+      </w:r>
+    </w:p>
+    <w:p>
+      <w:pPr>
+        <w:spacing w:after="20" w:line="240" w:lineRule="auto"/>
+        <w:ind w:left="317"/>
+      </w:pPr>
+      <w:r>
+        <w:t>*B. (−2; 4).</w:t>
+      </w:r>
+    </w:p>
+    <w:p>
+      <w:pPr>
+        <w:spacing w:after="20" w:line="240" w:lineRule="auto"/>
+        <w:ind w:left="317"/>
+      </w:pPr>
+      <w:r>
+        <w:t>C. (1; 0).</w:t>
+      </w:r>
+    </w:p>
+    <w:p>
+      <w:pPr>
+        <w:spacing w:after="20" w:line="240" w:lineRule="auto"/>
+        <w:ind w:left="317"/>
+      </w:pPr>
+      <w:r>
+        <w:t>D. (0; 1).</w:t>
+      </w:r>
+    </w:p>
+    <w:p>
+      <w:pPr>
+        <w:spacing w:after="40" w:line="240" w:lineRule="auto"/>
+      </w:pPr>
+      <w:r>
+        <w:rPr>
+          <w:b w:val="0"/>
+        </w:rPr>
+        <w:t>Câu 44. Tìm giao điểm của hai đồ thị y = 2x + 1 và y = x + 3.</w:t>
+      </w:r>
+    </w:p>
+    <w:p>
+      <w:pPr>
+        <w:spacing w:after="20" w:line="240" w:lineRule="auto"/>
+        <w:ind w:left="317"/>
+      </w:pPr>
+      <w:r>
+        <w:t>A. (1; 3).</w:t>
+      </w:r>
+    </w:p>
+    <w:p>
+      <w:pPr>
+        <w:spacing w:after="20" w:line="240" w:lineRule="auto"/>
+        <w:ind w:left="317"/>
+      </w:pPr>
+      <w:r>
+        <w:t>*B. (2; 5).</w:t>
+      </w:r>
+    </w:p>
+    <w:p>
+      <w:pPr>
+        <w:spacing w:after="20" w:line="240" w:lineRule="auto"/>
+        <w:ind w:left="317"/>
+      </w:pPr>
+      <w:r>
+        <w:t>C. (3; 7).</w:t>
+      </w:r>
+    </w:p>
+    <w:p>
+      <w:pPr>
+        <w:spacing w:after="20" w:line="240" w:lineRule="auto"/>
+        <w:ind w:left="317"/>
+      </w:pPr>
+      <w:r>
+        <w:t>D. (2; 4).</w:t>
+      </w:r>
+    </w:p>
+    <w:p>
+      <w:pPr>
+        <w:spacing w:after="40" w:line="240" w:lineRule="auto"/>
+      </w:pPr>
+      <w:r>
+        <w:rPr>
+          <w:b w:val="0"/>
+        </w:rPr>
+        <w:t>Câu 45. Một hàm số bậc hai có dạng tổng quát là:</w:t>
+      </w:r>
+    </w:p>
+    <w:p>
+      <w:pPr>
+        <w:spacing w:after="20" w:line="240" w:lineRule="auto"/>
+        <w:ind w:left="317"/>
+      </w:pPr>
+      <w:r>
+        <w:t>A. y = ax + b, a ≠ 0.</w:t>
+      </w:r>
+    </w:p>
+    <w:p>
+      <w:pPr>
+        <w:spacing w:after="20" w:line="240" w:lineRule="auto"/>
+        <w:ind w:left="317"/>
+      </w:pPr>
+      <w:r>
+        <w:t>*B. y = ax² + bx + c, a ≠ 0.</w:t>
+      </w:r>
+    </w:p>
+    <w:p>
+      <w:pPr>
+        <w:spacing w:after="20" w:line="240" w:lineRule="auto"/>
+        <w:ind w:left="317"/>
+      </w:pPr>
+      <w:r>
+        <w:t>C. y = a/x.</w:t>
+      </w:r>
+    </w:p>
+    <w:p>
+      <w:pPr>
+        <w:spacing w:after="20" w:line="240" w:lineRule="auto"/>
+        <w:ind w:left="317"/>
+      </w:pPr>
+      <w:r>
+        <w:t>D. y = ax³ + bx + c.</w:t>
+      </w:r>
+    </w:p>
+    <w:p>
+      <w:pPr>
+        <w:pStyle w:val="3"/>
+        <w:bidi w:val="0"/>
+      </w:pPr>
       <w:r>
         <w:rPr>
           <w:lang w:val="vi-VN"/>
@@ -353,17 +2263,719 @@
         <w:t>CHƯƠNG</w:t>
       </w:r>
       <w:r>
-        <w:t xml:space="preserve"> tử thuộc cả hai.</w:t>
-      </w:r>
-    </w:p>
-    <w:p>
-      <w:pPr>
-        <w:spacing w:after="20" w:line="240" w:lineRule="auto"/>
-        <w:ind w:left="317"/>
-      </w:pPr>
-      <w:r>
-        <w:t xml:space="preserve">D. Các </w:t>
-      </w:r>
+        <w:t xml:space="preserve"> IV. PHƯƠNG TRÌNH BẬC HAI VÀ CÁC BÀI TOÁN LIÊN QUAN (Câu 46–60)</w:t>
+      </w:r>
+    </w:p>
+    <w:p>
+      <w:pPr>
+        <w:spacing w:after="40" w:line="240" w:lineRule="auto"/>
+      </w:pPr>
+      <w:r>
+        <w:rPr>
+          <w:b w:val="0"/>
+        </w:rPr>
+        <w:t>Câu 46. Phương trình x² − 5x + 6 = 0 có hai nghiệm là:</w:t>
+      </w:r>
+    </w:p>
+    <w:p>
+      <w:pPr>
+        <w:spacing w:after="20" w:line="240" w:lineRule="auto"/>
+        <w:ind w:left="317"/>
+      </w:pPr>
+      <w:r>
+        <w:t>A. x = 1, x = 6.</w:t>
+      </w:r>
+    </w:p>
+    <w:p>
+      <w:pPr>
+        <w:spacing w:after="20" w:line="240" w:lineRule="auto"/>
+        <w:ind w:left="317"/>
+      </w:pPr>
+      <w:r>
+        <w:t>*B. x = 2, x = 3.</w:t>
+      </w:r>
+    </w:p>
+    <w:p>
+      <w:pPr>
+        <w:spacing w:after="20" w:line="240" w:lineRule="auto"/>
+        <w:ind w:left="317"/>
+      </w:pPr>
+      <w:r>
+        <w:t>C. x = −2, x = −3.</w:t>
+      </w:r>
+    </w:p>
+    <w:p>
+      <w:pPr>
+        <w:spacing w:after="20" w:line="240" w:lineRule="auto"/>
+        <w:ind w:left="317"/>
+      </w:pPr>
+      <w:r>
+        <w:t>D. x = −1, x = 6.</w:t>
+      </w:r>
+    </w:p>
+    <w:p>
+      <w:pPr>
+        <w:spacing w:after="40" w:line="240" w:lineRule="auto"/>
+      </w:pPr>
+      <w:r>
+        <w:rPr>
+          <w:b w:val="0"/>
+        </w:rPr>
+        <w:t>Câu 47. Biệt thức Δ của phương trình x² − 4x + 3 = 0 bằng:</w:t>
+      </w:r>
+    </w:p>
+    <w:p>
+      <w:pPr>
+        <w:spacing w:after="20" w:line="240" w:lineRule="auto"/>
+        <w:ind w:left="317"/>
+      </w:pPr>
+      <w:r>
+        <w:t>A. 2.</w:t>
+      </w:r>
+    </w:p>
+    <w:p>
+      <w:pPr>
+        <w:spacing w:after="20" w:line="240" w:lineRule="auto"/>
+        <w:ind w:left="317"/>
+      </w:pPr>
+      <w:r>
+        <w:t>*B. 4.</w:t>
+      </w:r>
+    </w:p>
+    <w:p>
+      <w:pPr>
+        <w:spacing w:after="20" w:line="240" w:lineRule="auto"/>
+        <w:ind w:left="317"/>
+      </w:pPr>
+      <w:r>
+        <w:t>C. 16.</w:t>
+      </w:r>
+    </w:p>
+    <w:p>
+      <w:pPr>
+        <w:spacing w:after="20" w:line="240" w:lineRule="auto"/>
+        <w:ind w:left="317"/>
+      </w:pPr>
+      <w:r>
+        <w:t>D. 0.</w:t>
+      </w:r>
+    </w:p>
+    <w:p>
+      <w:pPr>
+        <w:spacing w:after="40" w:line="240" w:lineRule="auto"/>
+      </w:pPr>
+      <w:r>
+        <w:rPr>
+          <w:b w:val="0"/>
+        </w:rPr>
+        <w:t>Câu 48. Phương trình x² + 1 = 0 có bao nhiêu nghiệm thực?</w:t>
+      </w:r>
+    </w:p>
+    <w:p>
+      <w:pPr>
+        <w:spacing w:after="20" w:line="240" w:lineRule="auto"/>
+        <w:ind w:left="317"/>
+      </w:pPr>
+      <w:r>
+        <w:t>A. Hai nghiệm phân biệt.</w:t>
+      </w:r>
+    </w:p>
+    <w:p>
+      <w:pPr>
+        <w:spacing w:after="20" w:line="240" w:lineRule="auto"/>
+        <w:ind w:left="317"/>
+      </w:pPr>
+      <w:r>
+        <w:t>B. Một nghiệm kép.</w:t>
+      </w:r>
+    </w:p>
+    <w:p>
+      <w:pPr>
+        <w:spacing w:after="20" w:line="240" w:lineRule="auto"/>
+        <w:ind w:left="317"/>
+      </w:pPr>
+      <w:r>
+        <w:t>*C. Không có nghiệm thực.</w:t>
+      </w:r>
+    </w:p>
+    <w:p>
+      <w:pPr>
+        <w:spacing w:after="20" w:line="240" w:lineRule="auto"/>
+        <w:ind w:left="317"/>
+      </w:pPr>
+      <w:r>
+        <w:t>D. Vô số nghiệm thực.</w:t>
+      </w:r>
+    </w:p>
+    <w:p>
+      <w:pPr>
+        <w:spacing w:after="40" w:line="240" w:lineRule="auto"/>
+      </w:pPr>
+      <w:r>
+        <w:rPr>
+          <w:b w:val="0"/>
+        </w:rPr>
+        <w:t>Câu 49. Tổng hai nghiệm của phương trình x² − 7x + 10 = 0 bằng:</w:t>
+      </w:r>
+    </w:p>
+    <w:p>
+      <w:pPr>
+        <w:spacing w:after="20" w:line="240" w:lineRule="auto"/>
+        <w:ind w:left="317"/>
+      </w:pPr>
+      <w:r>
+        <w:t>A. 10.</w:t>
+      </w:r>
+    </w:p>
+    <w:p>
+      <w:pPr>
+        <w:spacing w:after="20" w:line="240" w:lineRule="auto"/>
+        <w:ind w:left="317"/>
+      </w:pPr>
+      <w:r>
+        <w:t>*B. 7.</w:t>
+      </w:r>
+    </w:p>
+    <w:p>
+      <w:pPr>
+        <w:spacing w:after="20" w:line="240" w:lineRule="auto"/>
+        <w:ind w:left="317"/>
+      </w:pPr>
+      <w:r>
+        <w:t>C. −7.</w:t>
+      </w:r>
+    </w:p>
+    <w:p>
+      <w:pPr>
+        <w:spacing w:after="20" w:line="240" w:lineRule="auto"/>
+        <w:ind w:left="317"/>
+      </w:pPr>
+      <w:r>
+        <w:t>D. −10.</w:t>
+      </w:r>
+    </w:p>
+    <w:p>
+      <w:pPr>
+        <w:spacing w:after="40" w:line="240" w:lineRule="auto"/>
+      </w:pPr>
+      <w:r>
+        <w:rPr>
+          <w:b w:val="0"/>
+        </w:rPr>
+        <w:t>Câu 50. Tích hai nghiệm của phương trình 2x² − 5x + 3 = 0 bằng:</w:t>
+      </w:r>
+    </w:p>
+    <w:p>
+      <w:pPr>
+        <w:spacing w:after="20" w:line="240" w:lineRule="auto"/>
+        <w:ind w:left="317"/>
+      </w:pPr>
+      <w:r>
+        <w:t>A. 5/2.</w:t>
+      </w:r>
+    </w:p>
+    <w:p>
+      <w:pPr>
+        <w:spacing w:after="20" w:line="240" w:lineRule="auto"/>
+        <w:ind w:left="317"/>
+      </w:pPr>
+      <w:r>
+        <w:t>B. −5/2.</w:t>
+      </w:r>
+    </w:p>
+    <w:p>
+      <w:pPr>
+        <w:spacing w:after="20" w:line="240" w:lineRule="auto"/>
+        <w:ind w:left="317"/>
+      </w:pPr>
+      <w:r>
+        <w:t>*C. 3/2.</w:t>
+      </w:r>
+    </w:p>
+    <w:p>
+      <w:pPr>
+        <w:spacing w:after="20" w:line="240" w:lineRule="auto"/>
+        <w:ind w:left="317"/>
+      </w:pPr>
+      <w:r>
+        <w:t>D. −3/2.</w:t>
+      </w:r>
+    </w:p>
+    <w:p>
+      <w:pPr>
+        <w:spacing w:after="40" w:line="240" w:lineRule="auto"/>
+      </w:pPr>
+      <w:r>
+        <w:rPr>
+          <w:b w:val="0"/>
+        </w:rPr>
+        <w:t>Câu 51. Phương trình x² − 9 = 0 có nghiệm là:</w:t>
+      </w:r>
+    </w:p>
+    <w:p>
+      <w:pPr>
+        <w:spacing w:after="20" w:line="240" w:lineRule="auto"/>
+        <w:ind w:left="317"/>
+      </w:pPr>
+      <w:r>
+        <w:t>A. x = 3.</w:t>
+      </w:r>
+    </w:p>
+    <w:p>
+      <w:pPr>
+        <w:spacing w:after="20" w:line="240" w:lineRule="auto"/>
+        <w:ind w:left="317"/>
+      </w:pPr>
+      <w:r>
+        <w:t>B. x = −3.</w:t>
+      </w:r>
+    </w:p>
+    <w:p>
+      <w:pPr>
+        <w:spacing w:after="20" w:line="240" w:lineRule="auto"/>
+        <w:ind w:left="317"/>
+      </w:pPr>
+      <w:r>
+        <w:t>*C. x = ±3.</w:t>
+      </w:r>
+    </w:p>
+    <w:p>
+      <w:pPr>
+        <w:spacing w:after="20" w:line="240" w:lineRule="auto"/>
+        <w:ind w:left="317"/>
+      </w:pPr>
+      <w:r>
+        <w:t>D. x = 9.</w:t>
+      </w:r>
+    </w:p>
+    <w:p>
+      <w:pPr>
+        <w:spacing w:after="40" w:line="240" w:lineRule="auto"/>
+      </w:pPr>
+      <w:r>
+        <w:rPr>
+          <w:b w:val="0"/>
+        </w:rPr>
+        <w:t>Câu 52. Phương trình x² − 2x + 1 = 0 có:</w:t>
+      </w:r>
+    </w:p>
+    <w:p>
+      <w:pPr>
+        <w:spacing w:after="20" w:line="240" w:lineRule="auto"/>
+        <w:ind w:left="317"/>
+      </w:pPr>
+      <w:r>
+        <w:t>A. Hai nghiệm phân biệt.</w:t>
+      </w:r>
+    </w:p>
+    <w:p>
+      <w:pPr>
+        <w:spacing w:after="20" w:line="240" w:lineRule="auto"/>
+        <w:ind w:left="317"/>
+      </w:pPr>
+      <w:r>
+        <w:t>*B. Một nghiệm kép x = 1.</w:t>
+      </w:r>
+    </w:p>
+    <w:p>
+      <w:pPr>
+        <w:spacing w:after="20" w:line="240" w:lineRule="auto"/>
+        <w:ind w:left="317"/>
+      </w:pPr>
+      <w:r>
+        <w:t>C. Không có nghiệm thực.</w:t>
+      </w:r>
+    </w:p>
+    <w:p>
+      <w:pPr>
+        <w:spacing w:after="20" w:line="240" w:lineRule="auto"/>
+        <w:ind w:left="317"/>
+      </w:pPr>
+      <w:r>
+        <w:t>D. Hai nghiệm trái dấu.</w:t>
+      </w:r>
+    </w:p>
+    <w:p>
+      <w:pPr>
+        <w:spacing w:after="40" w:line="240" w:lineRule="auto"/>
+      </w:pPr>
+      <w:r>
+        <w:rPr>
+          <w:b w:val="0"/>
+        </w:rPr>
+        <w:t>Câu 53. Phương trình x² + 3x + 2 = 0 có nghiệm là:</w:t>
+      </w:r>
+    </w:p>
+    <w:p>
+      <w:pPr>
+        <w:spacing w:after="20" w:line="240" w:lineRule="auto"/>
+        <w:ind w:left="317"/>
+      </w:pPr>
+      <w:r>
+        <w:t>A. x = 1, x = 2.</w:t>
+      </w:r>
+    </w:p>
+    <w:p>
+      <w:pPr>
+        <w:spacing w:after="20" w:line="240" w:lineRule="auto"/>
+        <w:ind w:left="317"/>
+      </w:pPr>
+      <w:r>
+        <w:t>*B. x = −1, x = −2.</w:t>
+      </w:r>
+    </w:p>
+    <w:p>
+      <w:pPr>
+        <w:spacing w:after="20" w:line="240" w:lineRule="auto"/>
+        <w:ind w:left="317"/>
+      </w:pPr>
+      <w:r>
+        <w:t>C. x = 1, x = −2.</w:t>
+      </w:r>
+    </w:p>
+    <w:p>
+      <w:pPr>
+        <w:spacing w:after="20" w:line="240" w:lineRule="auto"/>
+        <w:ind w:left="317"/>
+      </w:pPr>
+      <w:r>
+        <w:t>D. x = −1, x = 2.</w:t>
+      </w:r>
+    </w:p>
+    <w:p>
+      <w:pPr>
+        <w:spacing w:after="40" w:line="240" w:lineRule="auto"/>
+      </w:pPr>
+      <w:r>
+        <w:rPr>
+          <w:b w:val="0"/>
+        </w:rPr>
+        <w:t>Câu 54. Cho phương trình x² − 4x + m = 0. Phương trình có hai nghiệm thực phân biệt khi:</w:t>
+      </w:r>
+    </w:p>
+    <w:p>
+      <w:pPr>
+        <w:spacing w:after="20" w:line="240" w:lineRule="auto"/>
+        <w:ind w:left="317"/>
+      </w:pPr>
+      <w:r>
+        <w:t>A. m &gt; 4.</w:t>
+      </w:r>
+    </w:p>
+    <w:p>
+      <w:pPr>
+        <w:spacing w:after="20" w:line="240" w:lineRule="auto"/>
+        <w:ind w:left="317"/>
+      </w:pPr>
+      <w:r>
+        <w:t>B. m = 4.</w:t>
+      </w:r>
+    </w:p>
+    <w:p>
+      <w:pPr>
+        <w:spacing w:after="20" w:line="240" w:lineRule="auto"/>
+        <w:ind w:left="317"/>
+      </w:pPr>
+      <w:r>
+        <w:t>*C. m &lt; 4.</w:t>
+      </w:r>
+    </w:p>
+    <w:p>
+      <w:pPr>
+        <w:spacing w:after="20" w:line="240" w:lineRule="auto"/>
+        <w:ind w:left="317"/>
+      </w:pPr>
+      <w:r>
+        <w:t>D. m &gt; 0.</w:t>
+      </w:r>
+    </w:p>
+    <w:p>
+      <w:pPr>
+        <w:spacing w:after="40" w:line="240" w:lineRule="auto"/>
+      </w:pPr>
+      <w:r>
+        <w:rPr>
+          <w:b w:val="0"/>
+        </w:rPr>
+        <w:t>Câu 55. Giá trị của biểu thức x² − 2x + 1 tại x = 3 là:</w:t>
+      </w:r>
+    </w:p>
+    <w:p>
+      <w:pPr>
+        <w:spacing w:after="20" w:line="240" w:lineRule="auto"/>
+        <w:ind w:left="317"/>
+      </w:pPr>
+      <w:r>
+        <w:t>A. 2.</w:t>
+      </w:r>
+    </w:p>
+    <w:p>
+      <w:pPr>
+        <w:spacing w:after="20" w:line="240" w:lineRule="auto"/>
+        <w:ind w:left="317"/>
+      </w:pPr>
+      <w:r>
+        <w:t>B. 3.</w:t>
+      </w:r>
+    </w:p>
+    <w:p>
+      <w:pPr>
+        <w:spacing w:after="20" w:line="240" w:lineRule="auto"/>
+        <w:ind w:left="317"/>
+      </w:pPr>
+      <w:r>
+        <w:t>*C. 4.</w:t>
+      </w:r>
+    </w:p>
+    <w:p>
+      <w:pPr>
+        <w:spacing w:after="20" w:line="240" w:lineRule="auto"/>
+        <w:ind w:left="317"/>
+      </w:pPr>
+      <w:r>
+        <w:t>D. 5.</w:t>
+      </w:r>
+    </w:p>
+    <w:p>
+      <w:pPr>
+        <w:spacing w:after="40" w:line="240" w:lineRule="auto"/>
+      </w:pPr>
+      <w:r>
+        <w:rPr>
+          <w:b w:val="0"/>
+        </w:rPr>
+        <w:t>Câu 56. Cho phương trình x² − 6x + 5 = 0. Tổng hai nghiệm bằng:</w:t>
+      </w:r>
+    </w:p>
+    <w:p>
+      <w:pPr>
+        <w:spacing w:after="20" w:line="240" w:lineRule="auto"/>
+        <w:ind w:left="317"/>
+      </w:pPr>
+      <w:r>
+        <w:t>A. 5.</w:t>
+      </w:r>
+    </w:p>
+    <w:p>
+      <w:pPr>
+        <w:spacing w:after="20" w:line="240" w:lineRule="auto"/>
+        <w:ind w:left="317"/>
+      </w:pPr>
+      <w:r>
+        <w:t>*B. 6.</w:t>
+      </w:r>
+    </w:p>
+    <w:p>
+      <w:pPr>
+        <w:spacing w:after="20" w:line="240" w:lineRule="auto"/>
+        <w:ind w:left="317"/>
+      </w:pPr>
+      <w:r>
+        <w:t>C. −6.</w:t>
+      </w:r>
+    </w:p>
+    <w:p>
+      <w:pPr>
+        <w:spacing w:after="20" w:line="240" w:lineRule="auto"/>
+        <w:ind w:left="317"/>
+      </w:pPr>
+      <w:r>
+        <w:t>D. −5.</w:t>
+      </w:r>
+    </w:p>
+    <w:p>
+      <w:pPr>
+        <w:spacing w:after="40" w:line="240" w:lineRule="auto"/>
+      </w:pPr>
+      <w:r>
+        <w:rPr>
+          <w:b w:val="0"/>
+        </w:rPr>
+        <w:t>Câu 57. Phương trình x² + 2x − 8 = 0 có hai nghiệm là:</w:t>
+      </w:r>
+    </w:p>
+    <w:p>
+      <w:pPr>
+        <w:spacing w:after="20" w:line="240" w:lineRule="auto"/>
+        <w:ind w:left="317"/>
+      </w:pPr>
+      <w:r>
+        <w:t>A. x = 2, x = 4.</w:t>
+      </w:r>
+    </w:p>
+    <w:p>
+      <w:pPr>
+        <w:spacing w:after="20" w:line="240" w:lineRule="auto"/>
+        <w:ind w:left="317"/>
+      </w:pPr>
+      <w:r>
+        <w:t>*B. x = 2, x = −4.</w:t>
+      </w:r>
+    </w:p>
+    <w:p>
+      <w:pPr>
+        <w:spacing w:after="20" w:line="240" w:lineRule="auto"/>
+        <w:ind w:left="317"/>
+      </w:pPr>
+      <w:r>
+        <w:t>C. x = −2, x = 4.</w:t>
+      </w:r>
+    </w:p>
+    <w:p>
+      <w:pPr>
+        <w:spacing w:after="20" w:line="240" w:lineRule="auto"/>
+        <w:ind w:left="317"/>
+      </w:pPr>
+      <w:r>
+        <w:t>D. x = −2, x = −4.</w:t>
+      </w:r>
+    </w:p>
+    <w:p>
+      <w:pPr>
+        <w:spacing w:after="40" w:line="240" w:lineRule="auto"/>
+      </w:pPr>
+      <w:r>
+        <w:rPr>
+          <w:b w:val="0"/>
+        </w:rPr>
+        <w:t>Câu 58. Giá trị của Δ đối với phương trình x² + 2x + 5 = 0 là:</w:t>
+      </w:r>
+    </w:p>
+    <w:p>
+      <w:pPr>
+        <w:spacing w:after="20" w:line="240" w:lineRule="auto"/>
+        <w:ind w:left="317"/>
+      </w:pPr>
+      <w:r>
+        <w:t>A. 16.</w:t>
+      </w:r>
+    </w:p>
+    <w:p>
+      <w:pPr>
+        <w:spacing w:after="20" w:line="240" w:lineRule="auto"/>
+        <w:ind w:left="317"/>
+      </w:pPr>
+      <w:r>
+        <w:t>B. 4.</w:t>
+      </w:r>
+    </w:p>
+    <w:p>
+      <w:pPr>
+        <w:spacing w:after="20" w:line="240" w:lineRule="auto"/>
+        <w:ind w:left="317"/>
+      </w:pPr>
+      <w:r>
+        <w:t>*C. −16.</w:t>
+      </w:r>
+    </w:p>
+    <w:p>
+      <w:pPr>
+        <w:spacing w:after="20" w:line="240" w:lineRule="auto"/>
+        <w:ind w:left="317"/>
+      </w:pPr>
+      <w:r>
+        <w:t>D. −4.</w:t>
+      </w:r>
+    </w:p>
+    <w:p>
+      <w:pPr>
+        <w:spacing w:after="40" w:line="240" w:lineRule="auto"/>
+      </w:pPr>
+      <w:r>
+        <w:rPr>
+          <w:b w:val="0"/>
+        </w:rPr>
+        <w:t>Câu 59. Đồ thị hàm số y = x² − 4x + 3 cắt trục hoành tại:</w:t>
+      </w:r>
+    </w:p>
+    <w:p>
+      <w:pPr>
+        <w:spacing w:after="20" w:line="240" w:lineRule="auto"/>
+        <w:ind w:left="317"/>
+      </w:pPr>
+      <w:r>
+        <w:t>A. (0; 3) và (0; 1).</w:t>
+      </w:r>
+    </w:p>
+    <w:p>
+      <w:pPr>
+        <w:spacing w:after="20" w:line="240" w:lineRule="auto"/>
+        <w:ind w:left="317"/>
+      </w:pPr>
+      <w:r>
+        <w:t>*B. (1; 0) và (3; 0).</w:t>
+      </w:r>
+    </w:p>
+    <w:p>
+      <w:pPr>
+        <w:spacing w:after="20" w:line="240" w:lineRule="auto"/>
+        <w:ind w:left="317"/>
+      </w:pPr>
+      <w:r>
+        <w:t>C. (−1; 0) và (−3; 0).</w:t>
+      </w:r>
+    </w:p>
+    <w:p>
+      <w:pPr>
+        <w:spacing w:after="20" w:line="240" w:lineRule="auto"/>
+        <w:ind w:left="317"/>
+      </w:pPr>
+      <w:r>
+        <w:t>D. (2; 0) và (3; 0).</w:t>
+      </w:r>
+    </w:p>
+    <w:p>
+      <w:pPr>
+        <w:spacing w:after="40" w:line="240" w:lineRule="auto"/>
+      </w:pPr>
+      <w:r>
+        <w:rPr>
+          <w:b w:val="0"/>
+        </w:rPr>
+        <w:t>Câu 60. Một hình chữ nhật có chiều rộng x mét, chiều dài x + 2 mét và diện tích 24 m². Phương trình xác định x là:</w:t>
+      </w:r>
+    </w:p>
+    <w:p>
+      <w:pPr>
+        <w:spacing w:after="20" w:line="240" w:lineRule="auto"/>
+        <w:ind w:left="317"/>
+      </w:pPr>
+      <w:r>
+        <w:t>A. x² + 2 = 24.</w:t>
+      </w:r>
+    </w:p>
+    <w:p>
+      <w:pPr>
+        <w:spacing w:after="20" w:line="240" w:lineRule="auto"/>
+        <w:ind w:left="317"/>
+      </w:pPr>
+      <w:r>
+        <w:t>*B. x(x + 2) = 24.</w:t>
+      </w:r>
+    </w:p>
+    <w:p>
+      <w:pPr>
+        <w:spacing w:after="20" w:line="240" w:lineRule="auto"/>
+        <w:ind w:left="317"/>
+      </w:pPr>
+      <w:r>
+        <w:t>C. 2x + 2 = 24.</w:t>
+      </w:r>
+    </w:p>
+    <w:p>
+      <w:pPr>
+        <w:spacing w:after="20" w:line="240" w:lineRule="auto"/>
+        <w:ind w:left="317"/>
+      </w:pPr>
+      <w:r>
+        <w:t>D. x² − 2x = 24.</w:t>
+      </w:r>
+    </w:p>
+    <w:p>
+      <w:pPr>
+        <w:pStyle w:val="3"/>
+        <w:bidi w:val="0"/>
+      </w:pPr>
       <w:r>
         <w:rPr>
           <w:lang w:val="vi-VN"/>
@@ -371,2613 +2983,6 @@
         <w:t>CHƯƠNG</w:t>
       </w:r>
       <w:r>
-        <w:t xml:space="preserve"> tử đồng thời không thuộc A và B.</w:t>
-      </w:r>
-    </w:p>
-    <w:p>
-      <w:pPr>
-        <w:spacing w:after="40" w:line="240" w:lineRule="auto"/>
-      </w:pPr>
-      <w:r>
-        <w:rPr>
-          <w:b w:val="0"/>
-        </w:rPr>
-        <w:t xml:space="preserve">Câu 7. Cho A = {x ∈ ℤ | −2 ≤ x ≤ 2}. Tập hợp A có bao nhiêu </w:t>
-      </w:r>
-      <w:r>
-        <w:rPr>
-          <w:b w:val="0"/>
-          <w:lang w:val="vi-VN"/>
-        </w:rPr>
-        <w:t>CHƯƠNG</w:t>
-      </w:r>
-      <w:r>
-        <w:rPr>
-          <w:b w:val="0"/>
-        </w:rPr>
-        <w:t xml:space="preserve"> tử?</w:t>
-      </w:r>
-    </w:p>
-    <w:p>
-      <w:pPr>
-        <w:spacing w:after="20" w:line="240" w:lineRule="auto"/>
-        <w:ind w:left="317"/>
-      </w:pPr>
-      <w:r>
-        <w:t>A. 4.</w:t>
-      </w:r>
-    </w:p>
-    <w:p>
-      <w:pPr>
-        <w:spacing w:after="20" w:line="240" w:lineRule="auto"/>
-        <w:ind w:left="317"/>
-      </w:pPr>
-      <w:r>
-        <w:t>*B. 5.</w:t>
-      </w:r>
-    </w:p>
-    <w:p>
-      <w:pPr>
-        <w:spacing w:after="20" w:line="240" w:lineRule="auto"/>
-        <w:ind w:left="317"/>
-      </w:pPr>
-      <w:r>
-        <w:t>C. 6.</w:t>
-      </w:r>
-    </w:p>
-    <w:p>
-      <w:pPr>
-        <w:spacing w:after="20" w:line="240" w:lineRule="auto"/>
-        <w:ind w:left="317"/>
-      </w:pPr>
-      <w:r>
-        <w:t>D. 3.</w:t>
-      </w:r>
-    </w:p>
-    <w:p>
-      <w:pPr>
-        <w:spacing w:after="40" w:line="240" w:lineRule="auto"/>
-      </w:pPr>
-      <w:r>
-        <w:rPr>
-          <w:b w:val="0"/>
-        </w:rPr>
-        <w:t>Câu 8. Tập hợp các số thực x thỏa mãn x &gt; 2 được biểu diễn bằng khoảng nào?</w:t>
-      </w:r>
-    </w:p>
-    <w:p>
-      <w:pPr>
-        <w:spacing w:after="20" w:line="240" w:lineRule="auto"/>
-        <w:ind w:left="317"/>
-      </w:pPr>
-      <w:r>
-        <w:t>A. [2; +∞).</w:t>
-      </w:r>
-    </w:p>
-    <w:p>
-      <w:pPr>
-        <w:spacing w:after="20" w:line="240" w:lineRule="auto"/>
-        <w:ind w:left="317"/>
-      </w:pPr>
-      <w:r>
-        <w:t>*B. (2; +∞).</w:t>
-      </w:r>
-    </w:p>
-    <w:p>
-      <w:pPr>
-        <w:spacing w:after="20" w:line="240" w:lineRule="auto"/>
-        <w:ind w:left="317"/>
-      </w:pPr>
-      <w:r>
-        <w:t>C. (−∞; 2).</w:t>
-      </w:r>
-    </w:p>
-    <w:p>
-      <w:pPr>
-        <w:spacing w:after="20" w:line="240" w:lineRule="auto"/>
-        <w:ind w:left="317"/>
-      </w:pPr>
-      <w:r>
-        <w:t>D. (−∞; 2].</w:t>
-      </w:r>
-    </w:p>
-    <w:p>
-      <w:pPr>
-        <w:spacing w:after="40" w:line="240" w:lineRule="auto"/>
-      </w:pPr>
-      <w:r>
-        <w:rPr>
-          <w:b w:val="0"/>
-        </w:rPr>
-        <w:t>Câu 9. Cho A = [1; 5], B = [3; 7]. Khi đó A ∩ B bằng:</w:t>
-      </w:r>
-    </w:p>
-    <w:p>
-      <w:pPr>
-        <w:spacing w:after="20" w:line="240" w:lineRule="auto"/>
-        <w:ind w:left="317"/>
-      </w:pPr>
-      <w:r>
-        <w:t>A. [1; 7].</w:t>
-      </w:r>
-    </w:p>
-    <w:p>
-      <w:pPr>
-        <w:spacing w:after="20" w:line="240" w:lineRule="auto"/>
-        <w:ind w:left="317"/>
-      </w:pPr>
-      <w:r>
-        <w:t>B. (3; 5).</w:t>
-      </w:r>
-    </w:p>
-    <w:p>
-      <w:pPr>
-        <w:spacing w:after="20" w:line="240" w:lineRule="auto"/>
-        <w:ind w:left="317"/>
-      </w:pPr>
-      <w:r>
-        <w:t>*C. [3; 5].</w:t>
-      </w:r>
-    </w:p>
-    <w:p>
-      <w:pPr>
-        <w:spacing w:after="20" w:line="240" w:lineRule="auto"/>
-        <w:ind w:left="317"/>
-      </w:pPr>
-      <w:r>
-        <w:t>D. [1; 3].</w:t>
-      </w:r>
-    </w:p>
-    <w:p>
-      <w:pPr>
-        <w:spacing w:after="40" w:line="240" w:lineRule="auto"/>
-      </w:pPr>
-      <w:r>
-        <w:rPr>
-          <w:b w:val="0"/>
-        </w:rPr>
-        <w:t>Câu 10. Cho A = (−∞; 2], B = (0; +∞). Khi đó A ∩ B bằng:</w:t>
-      </w:r>
-    </w:p>
-    <w:p>
-      <w:pPr>
-        <w:spacing w:after="20" w:line="240" w:lineRule="auto"/>
-        <w:ind w:left="317"/>
-      </w:pPr>
-      <w:r>
-        <w:t>A. [0; 2].</w:t>
-      </w:r>
-    </w:p>
-    <w:p>
-      <w:pPr>
-        <w:spacing w:after="20" w:line="240" w:lineRule="auto"/>
-        <w:ind w:left="317"/>
-      </w:pPr>
-      <w:r>
-        <w:t>*B. (0; 2].</w:t>
-      </w:r>
-    </w:p>
-    <w:p>
-      <w:pPr>
-        <w:spacing w:after="20" w:line="240" w:lineRule="auto"/>
-        <w:ind w:left="317"/>
-      </w:pPr>
-      <w:r>
-        <w:t>C. (−∞; +∞).</w:t>
-      </w:r>
-    </w:p>
-    <w:p>
-      <w:pPr>
-        <w:spacing w:after="20" w:line="240" w:lineRule="auto"/>
-        <w:ind w:left="317"/>
-      </w:pPr>
-      <w:r>
-        <w:t>D. [2; +∞).</w:t>
-      </w:r>
-    </w:p>
-    <w:p>
-      <w:pPr>
-        <w:spacing w:after="40" w:line="240" w:lineRule="auto"/>
-      </w:pPr>
-      <w:r>
-        <w:rPr>
-          <w:b w:val="0"/>
-        </w:rPr>
-        <w:t>Câu 11. Mệnh đề chứa biến P(x): x² ≥ 0 đúng với:</w:t>
-      </w:r>
-    </w:p>
-    <w:p>
-      <w:pPr>
-        <w:spacing w:after="20" w:line="240" w:lineRule="auto"/>
-        <w:ind w:left="317"/>
-      </w:pPr>
-      <w:r>
-        <w:t>A. Chỉ x &gt; 0.</w:t>
-      </w:r>
-    </w:p>
-    <w:p>
-      <w:pPr>
-        <w:spacing w:after="20" w:line="240" w:lineRule="auto"/>
-        <w:ind w:left="317"/>
-      </w:pPr>
-      <w:r>
-        <w:t>B. Chỉ x &lt; 0.</w:t>
-      </w:r>
-    </w:p>
-    <w:p>
-      <w:pPr>
-        <w:spacing w:after="20" w:line="240" w:lineRule="auto"/>
-        <w:ind w:left="317"/>
-      </w:pPr>
-      <w:r>
-        <w:t>C. Chỉ x = 0.</w:t>
-      </w:r>
-    </w:p>
-    <w:p>
-      <w:pPr>
-        <w:spacing w:after="20" w:line="240" w:lineRule="auto"/>
-        <w:ind w:left="317"/>
-      </w:pPr>
-      <w:r>
-        <w:t>*D. Mọi số thực x.</w:t>
-      </w:r>
-    </w:p>
-    <w:p>
-      <w:pPr>
-        <w:spacing w:after="40" w:line="240" w:lineRule="auto"/>
-      </w:pPr>
-      <w:r>
-        <w:rPr>
-          <w:b w:val="0"/>
-        </w:rPr>
-        <w:t>Câu 12. Mệnh đề “Nếu n chia hết cho 6 thì n chia hết cho 3” có mệnh đề đảo là:</w:t>
-      </w:r>
-    </w:p>
-    <w:p>
-      <w:pPr>
-        <w:spacing w:after="20" w:line="240" w:lineRule="auto"/>
-        <w:ind w:left="317"/>
-      </w:pPr>
-      <w:r>
-        <w:t>A. Nếu n không chia hết cho 6 thì n không chia hết cho 3.</w:t>
-      </w:r>
-    </w:p>
-    <w:p>
-      <w:pPr>
-        <w:spacing w:after="20" w:line="240" w:lineRule="auto"/>
-        <w:ind w:left="317"/>
-      </w:pPr>
-      <w:r>
-        <w:t>*B. Nếu n chia hết cho 3 thì n chia hết cho 6.</w:t>
-      </w:r>
-    </w:p>
-    <w:p>
-      <w:pPr>
-        <w:spacing w:after="20" w:line="240" w:lineRule="auto"/>
-        <w:ind w:left="317"/>
-      </w:pPr>
-      <w:r>
-        <w:t>C. Nếu n chia hết cho 6 thì n không chia hết cho 3.</w:t>
-      </w:r>
-    </w:p>
-    <w:p>
-      <w:pPr>
-        <w:spacing w:after="20" w:line="240" w:lineRule="auto"/>
-        <w:ind w:left="317"/>
-      </w:pPr>
-      <w:r>
-        <w:t>D. Nếu n không chia hết cho 3 thì n chia hết cho 6.</w:t>
-      </w:r>
-    </w:p>
-    <w:p>
-      <w:pPr>
-        <w:spacing w:after="40" w:line="240" w:lineRule="auto"/>
-      </w:pPr>
-      <w:r>
-        <w:rPr>
-          <w:b w:val="0"/>
-        </w:rPr>
-        <w:t>Câu 13. Cho A = {1; 2; 3}, B = {2; 3; 4}. Tập hợp A \ B là:</w:t>
-      </w:r>
-    </w:p>
-    <w:p>
-      <w:pPr>
-        <w:spacing w:after="20" w:line="240" w:lineRule="auto"/>
-        <w:ind w:left="317"/>
-      </w:pPr>
-      <w:r>
-        <w:t>*A. {1}.</w:t>
-      </w:r>
-    </w:p>
-    <w:p>
-      <w:pPr>
-        <w:spacing w:after="20" w:line="240" w:lineRule="auto"/>
-        <w:ind w:left="317"/>
-      </w:pPr>
-      <w:r>
-        <w:t>B. {4}.</w:t>
-      </w:r>
-    </w:p>
-    <w:p>
-      <w:pPr>
-        <w:spacing w:after="20" w:line="240" w:lineRule="auto"/>
-        <w:ind w:left="317"/>
-      </w:pPr>
-      <w:r>
-        <w:t>C. {2; 3}.</w:t>
-      </w:r>
-    </w:p>
-    <w:p>
-      <w:pPr>
-        <w:spacing w:after="20" w:line="240" w:lineRule="auto"/>
-        <w:ind w:left="317"/>
-      </w:pPr>
-      <w:r>
-        <w:t>D. {1; 2; 3; 4}.</w:t>
-      </w:r>
-    </w:p>
-    <w:p>
-      <w:pPr>
-        <w:spacing w:after="40" w:line="240" w:lineRule="auto"/>
-      </w:pPr>
-      <w:r>
-        <w:rPr>
-          <w:b w:val="0"/>
-        </w:rPr>
-        <w:t>Câu 14. Cho A = {x ∈ ℝ | x² = 4}. Khi đó:</w:t>
-      </w:r>
-    </w:p>
-    <w:p>
-      <w:pPr>
-        <w:spacing w:after="20" w:line="240" w:lineRule="auto"/>
-        <w:ind w:left="317"/>
-      </w:pPr>
-      <w:r>
-        <w:t>A. A = {2}.</w:t>
-      </w:r>
-    </w:p>
-    <w:p>
-      <w:pPr>
-        <w:spacing w:after="20" w:line="240" w:lineRule="auto"/>
-        <w:ind w:left="317"/>
-      </w:pPr>
-      <w:r>
-        <w:t>B. A = {−2}.</w:t>
-      </w:r>
-    </w:p>
-    <w:p>
-      <w:pPr>
-        <w:spacing w:after="20" w:line="240" w:lineRule="auto"/>
-        <w:ind w:left="317"/>
-      </w:pPr>
-      <w:r>
-        <w:t>*C. A = {−2; 2}.</w:t>
-      </w:r>
-    </w:p>
-    <w:p>
-      <w:pPr>
-        <w:spacing w:after="20" w:line="240" w:lineRule="auto"/>
-        <w:ind w:left="317"/>
-      </w:pPr>
-      <w:r>
-        <w:t>D. A = ∅.</w:t>
-      </w:r>
-    </w:p>
-    <w:p>
-      <w:pPr>
-        <w:spacing w:after="40" w:line="240" w:lineRule="auto"/>
-      </w:pPr>
-      <w:r>
-        <w:rPr>
-          <w:b w:val="0"/>
-        </w:rPr>
-        <w:t>Câu 15. Cho hai tập hợp A, B. Mệnh đề nào sau đây đúng?</w:t>
-      </w:r>
-    </w:p>
-    <w:p>
-      <w:pPr>
-        <w:spacing w:after="20" w:line="240" w:lineRule="auto"/>
-        <w:ind w:left="317"/>
-      </w:pPr>
-      <w:r>
-        <w:t>A. A ∩ B = A ∪ B với mọi A, B.</w:t>
-      </w:r>
-    </w:p>
-    <w:p>
-      <w:pPr>
-        <w:spacing w:after="20" w:line="240" w:lineRule="auto"/>
-        <w:ind w:left="317"/>
-      </w:pPr>
-      <w:r>
-        <w:t>*B. A ∩ B ⊆ A.</w:t>
-      </w:r>
-    </w:p>
-    <w:p>
-      <w:pPr>
-        <w:spacing w:after="20" w:line="240" w:lineRule="auto"/>
-        <w:ind w:left="317"/>
-      </w:pPr>
-      <w:r>
-        <w:t>C. A ⊆ A \ B với mọi A, B.</w:t>
-      </w:r>
-    </w:p>
-    <w:p>
-      <w:pPr>
-        <w:spacing w:after="20" w:line="240" w:lineRule="auto"/>
-        <w:ind w:left="317"/>
-      </w:pPr>
-      <w:r>
-        <w:t>D. A ∪ B ⊆ A ∩ B với mọi A, B.</w:t>
-      </w:r>
-    </w:p>
-    <w:p>
-      <w:pPr>
-        <w:pStyle w:val="2"/>
-      </w:pPr>
-      <w:r>
-        <w:rPr>
-          <w:lang w:val="vi-VN"/>
-        </w:rPr>
-        <w:t>CHƯƠNG</w:t>
-      </w:r>
-      <w:r>
-        <w:t xml:space="preserve"> II. BẤT PHƯƠNG TRÌNH VÀ HỆ BẤT PHƯƠNG TRÌNH (Câu 16–30)</w:t>
-      </w:r>
-    </w:p>
-    <w:p>
-      <w:pPr>
-        <w:spacing w:after="40" w:line="240" w:lineRule="auto"/>
-      </w:pPr>
-      <w:r>
-        <w:rPr>
-          <w:b w:val="0"/>
-        </w:rPr>
-        <w:t>Câu 16. Điểm nào sau đây thuộc miền nghiệm của bất phương trình x + y ≤ 3?</w:t>
-      </w:r>
-    </w:p>
-    <w:p>
-      <w:pPr>
-        <w:spacing w:after="20" w:line="240" w:lineRule="auto"/>
-        <w:ind w:left="317"/>
-      </w:pPr>
-      <w:r>
-        <w:t>A. (2; 2).</w:t>
-      </w:r>
-    </w:p>
-    <w:p>
-      <w:pPr>
-        <w:spacing w:after="20" w:line="240" w:lineRule="auto"/>
-        <w:ind w:left="317"/>
-      </w:pPr>
-      <w:r>
-        <w:t>*B. (1; 1).</w:t>
-      </w:r>
-    </w:p>
-    <w:p>
-      <w:pPr>
-        <w:spacing w:after="20" w:line="240" w:lineRule="auto"/>
-        <w:ind w:left="317"/>
-      </w:pPr>
-      <w:r>
-        <w:t>C. (4; 0).</w:t>
-      </w:r>
-    </w:p>
-    <w:p>
-      <w:pPr>
-        <w:spacing w:after="20" w:line="240" w:lineRule="auto"/>
-        <w:ind w:left="317"/>
-      </w:pPr>
-      <w:r>
-        <w:t>D. (3; 2).</w:t>
-      </w:r>
-    </w:p>
-    <w:p>
-      <w:pPr>
-        <w:spacing w:after="40" w:line="240" w:lineRule="auto"/>
-      </w:pPr>
-      <w:r>
-        <w:rPr>
-          <w:b w:val="0"/>
-        </w:rPr>
-        <w:t>Câu 17. Đường thẳng x + y = 4 đi qua điểm nào sau đây?</w:t>
-      </w:r>
-    </w:p>
-    <w:p>
-      <w:pPr>
-        <w:spacing w:after="20" w:line="240" w:lineRule="auto"/>
-        <w:ind w:left="317"/>
-      </w:pPr>
-      <w:r>
-        <w:t>A. (1; 1).</w:t>
-      </w:r>
-    </w:p>
-    <w:p>
-      <w:pPr>
-        <w:spacing w:after="20" w:line="240" w:lineRule="auto"/>
-        <w:ind w:left="317"/>
-      </w:pPr>
-      <w:r>
-        <w:t>*B. (1; 3).</w:t>
-      </w:r>
-    </w:p>
-    <w:p>
-      <w:pPr>
-        <w:spacing w:after="20" w:line="240" w:lineRule="auto"/>
-        <w:ind w:left="317"/>
-      </w:pPr>
-      <w:r>
-        <w:t>C. (2; 3).</w:t>
-      </w:r>
-    </w:p>
-    <w:p>
-      <w:pPr>
-        <w:spacing w:after="20" w:line="240" w:lineRule="auto"/>
-        <w:ind w:left="317"/>
-      </w:pPr>
-      <w:r>
-        <w:t>D. (0; 3).</w:t>
-      </w:r>
-    </w:p>
-    <w:p>
-      <w:pPr>
-        <w:spacing w:after="40" w:line="240" w:lineRule="auto"/>
-      </w:pPr>
-      <w:r>
-        <w:rPr>
-          <w:b w:val="0"/>
-        </w:rPr>
-        <w:t>Câu 18. Miền nghiệm của bất phương trình x ≥ 0 là:</w:t>
-      </w:r>
-    </w:p>
-    <w:p>
-      <w:pPr>
-        <w:spacing w:after="20" w:line="240" w:lineRule="auto"/>
-        <w:ind w:left="317"/>
-      </w:pPr>
-      <w:r>
-        <w:t>A. Nửa mặt phẳng bên trái trục tung, không kể trục tung.</w:t>
-      </w:r>
-    </w:p>
-    <w:p>
-      <w:pPr>
-        <w:spacing w:after="20" w:line="240" w:lineRule="auto"/>
-        <w:ind w:left="317"/>
-      </w:pPr>
-      <w:r>
-        <w:t>*B. Nửa mặt phẳng bên phải trục tung, kể cả trục tung.</w:t>
-      </w:r>
-    </w:p>
-    <w:p>
-      <w:pPr>
-        <w:spacing w:after="20" w:line="240" w:lineRule="auto"/>
-        <w:ind w:left="317"/>
-      </w:pPr>
-      <w:r>
-        <w:t>C. Nửa mặt phẳng phía trên trục hoành.</w:t>
-      </w:r>
-    </w:p>
-    <w:p>
-      <w:pPr>
-        <w:spacing w:after="20" w:line="240" w:lineRule="auto"/>
-        <w:ind w:left="317"/>
-      </w:pPr>
-      <w:r>
-        <w:t>D. Nửa mặt phẳng phía dưới trục hoành.</w:t>
-      </w:r>
-    </w:p>
-    <w:p>
-      <w:pPr>
-        <w:spacing w:after="40" w:line="240" w:lineRule="auto"/>
-      </w:pPr>
-      <w:r>
-        <w:rPr>
-          <w:b w:val="0"/>
-        </w:rPr>
-        <w:t>Câu 19. Điểm nào thuộc miền nghiệm của hệ x ≥ 0, y ≥ 0, x + y ≤ 5?</w:t>
-      </w:r>
-    </w:p>
-    <w:p>
-      <w:pPr>
-        <w:spacing w:after="20" w:line="240" w:lineRule="auto"/>
-        <w:ind w:left="317"/>
-      </w:pPr>
-      <w:r>
-        <w:t>A. (−1; 2).</w:t>
-      </w:r>
-    </w:p>
-    <w:p>
-      <w:pPr>
-        <w:spacing w:after="20" w:line="240" w:lineRule="auto"/>
-        <w:ind w:left="317"/>
-      </w:pPr>
-      <w:r>
-        <w:t>B. (3; 3).</w:t>
-      </w:r>
-    </w:p>
-    <w:p>
-      <w:pPr>
-        <w:spacing w:after="20" w:line="240" w:lineRule="auto"/>
-        <w:ind w:left="317"/>
-      </w:pPr>
-      <w:r>
-        <w:t>*C. (2; 2).</w:t>
-      </w:r>
-    </w:p>
-    <w:p>
-      <w:pPr>
-        <w:spacing w:after="20" w:line="240" w:lineRule="auto"/>
-        <w:ind w:left="317"/>
-      </w:pPr>
-      <w:r>
-        <w:t>D. (6; 0).</w:t>
-      </w:r>
-    </w:p>
-    <w:p>
-      <w:pPr>
-        <w:spacing w:after="40" w:line="240" w:lineRule="auto"/>
-      </w:pPr>
-      <w:r>
-        <w:rPr>
-          <w:b w:val="0"/>
-        </w:rPr>
-        <w:t>Câu 20. Giá trị nhỏ nhất của F = 2x + y với x ≥ 0, y ≥ 0 là:</w:t>
-      </w:r>
-    </w:p>
-    <w:p>
-      <w:pPr>
-        <w:spacing w:after="20" w:line="240" w:lineRule="auto"/>
-        <w:ind w:left="317"/>
-      </w:pPr>
-      <w:r>
-        <w:t>A. 1.</w:t>
-      </w:r>
-    </w:p>
-    <w:p>
-      <w:pPr>
-        <w:spacing w:after="20" w:line="240" w:lineRule="auto"/>
-        <w:ind w:left="317"/>
-      </w:pPr>
-      <w:r>
-        <w:t>B. 2.</w:t>
-      </w:r>
-    </w:p>
-    <w:p>
-      <w:pPr>
-        <w:spacing w:after="20" w:line="240" w:lineRule="auto"/>
-        <w:ind w:left="317"/>
-      </w:pPr>
-      <w:r>
-        <w:t>C. Không tồn tại.</w:t>
-      </w:r>
-    </w:p>
-    <w:p>
-      <w:pPr>
-        <w:spacing w:after="20" w:line="240" w:lineRule="auto"/>
-        <w:ind w:left="317"/>
-      </w:pPr>
-      <w:r>
-        <w:t>*D. 0.</w:t>
-      </w:r>
-    </w:p>
-    <w:p>
-      <w:pPr>
-        <w:spacing w:after="40" w:line="240" w:lineRule="auto"/>
-      </w:pPr>
-      <w:r>
-        <w:rPr>
-          <w:b w:val="0"/>
-        </w:rPr>
-        <w:t>Câu 21. Bất phương trình 2x − 4 &gt; 0 tương đương với:</w:t>
-      </w:r>
-    </w:p>
-    <w:p>
-      <w:pPr>
-        <w:spacing w:after="20" w:line="240" w:lineRule="auto"/>
-        <w:ind w:left="317"/>
-      </w:pPr>
-      <w:r>
-        <w:t>A. x &lt; 2.</w:t>
-      </w:r>
-    </w:p>
-    <w:p>
-      <w:pPr>
-        <w:spacing w:after="20" w:line="240" w:lineRule="auto"/>
-        <w:ind w:left="317"/>
-      </w:pPr>
-      <w:r>
-        <w:t>*B. x &gt; 2.</w:t>
-      </w:r>
-    </w:p>
-    <w:p>
-      <w:pPr>
-        <w:spacing w:after="20" w:line="240" w:lineRule="auto"/>
-        <w:ind w:left="317"/>
-      </w:pPr>
-      <w:r>
-        <w:t>C. x ≥ 2.</w:t>
-      </w:r>
-    </w:p>
-    <w:p>
-      <w:pPr>
-        <w:spacing w:after="20" w:line="240" w:lineRule="auto"/>
-        <w:ind w:left="317"/>
-      </w:pPr>
-      <w:r>
-        <w:t>D. x ≤ 2.</w:t>
-      </w:r>
-    </w:p>
-    <w:p>
-      <w:pPr>
-        <w:spacing w:after="40" w:line="240" w:lineRule="auto"/>
-      </w:pPr>
-      <w:r>
-        <w:rPr>
-          <w:b w:val="0"/>
-        </w:rPr>
-        <w:t>Câu 22. Nghiệm của bất phương trình −3x + 6 ≥ 0 là:</w:t>
-      </w:r>
-    </w:p>
-    <w:p>
-      <w:pPr>
-        <w:spacing w:after="20" w:line="240" w:lineRule="auto"/>
-        <w:ind w:left="317"/>
-      </w:pPr>
-      <w:r>
-        <w:t>A. x ≥ 2.</w:t>
-      </w:r>
-    </w:p>
-    <w:p>
-      <w:pPr>
-        <w:spacing w:after="20" w:line="240" w:lineRule="auto"/>
-        <w:ind w:left="317"/>
-      </w:pPr>
-      <w:r>
-        <w:t>*B. x ≤ 2.</w:t>
-      </w:r>
-    </w:p>
-    <w:p>
-      <w:pPr>
-        <w:spacing w:after="20" w:line="240" w:lineRule="auto"/>
-        <w:ind w:left="317"/>
-      </w:pPr>
-      <w:r>
-        <w:t>C. x &gt; 2.</w:t>
-      </w:r>
-    </w:p>
-    <w:p>
-      <w:pPr>
-        <w:spacing w:after="20" w:line="240" w:lineRule="auto"/>
-        <w:ind w:left="317"/>
-      </w:pPr>
-      <w:r>
-        <w:t>D. x &lt; −2.</w:t>
-      </w:r>
-    </w:p>
-    <w:p>
-      <w:pPr>
-        <w:spacing w:after="40" w:line="240" w:lineRule="auto"/>
-      </w:pPr>
-      <w:r>
-        <w:rPr>
-          <w:b w:val="0"/>
-        </w:rPr>
-        <w:t>Câu 23. Điểm nào sau đây không thuộc miền nghiệm của 2x + y ≤ 4?</w:t>
-      </w:r>
-    </w:p>
-    <w:p>
-      <w:pPr>
-        <w:spacing w:after="20" w:line="240" w:lineRule="auto"/>
-        <w:ind w:left="317"/>
-      </w:pPr>
-      <w:r>
-        <w:t>A. (0; 0).</w:t>
-      </w:r>
-    </w:p>
-    <w:p>
-      <w:pPr>
-        <w:spacing w:after="20" w:line="240" w:lineRule="auto"/>
-        <w:ind w:left="317"/>
-      </w:pPr>
-      <w:r>
-        <w:t>B. (1; 1).</w:t>
-      </w:r>
-    </w:p>
-    <w:p>
-      <w:pPr>
-        <w:spacing w:after="20" w:line="240" w:lineRule="auto"/>
-        <w:ind w:left="317"/>
-      </w:pPr>
-      <w:r>
-        <w:t>*C. (2; 2).</w:t>
-      </w:r>
-    </w:p>
-    <w:p>
-      <w:pPr>
-        <w:spacing w:after="20" w:line="240" w:lineRule="auto"/>
-        <w:ind w:left="317"/>
-      </w:pPr>
-      <w:r>
-        <w:t>D. (0; 4).</w:t>
-      </w:r>
-    </w:p>
-    <w:p>
-      <w:pPr>
-        <w:spacing w:after="40" w:line="240" w:lineRule="auto"/>
-      </w:pPr>
-      <w:r>
-        <w:rPr>
-          <w:b w:val="0"/>
-        </w:rPr>
-        <w:t>Câu 24. Miền nghiệm của hệ x ≥ 1, y ≥ 2 là:</w:t>
-      </w:r>
-    </w:p>
-    <w:p>
-      <w:pPr>
-        <w:spacing w:after="20" w:line="240" w:lineRule="auto"/>
-        <w:ind w:left="317"/>
-      </w:pPr>
-      <w:r>
-        <w:t>A. Một đường thẳng.</w:t>
-      </w:r>
-    </w:p>
-    <w:p>
-      <w:pPr>
-        <w:spacing w:after="20" w:line="240" w:lineRule="auto"/>
-        <w:ind w:left="317"/>
-      </w:pPr>
-      <w:r>
-        <w:t>B. Một đoạn thẳng.</w:t>
-      </w:r>
-    </w:p>
-    <w:p>
-      <w:pPr>
-        <w:spacing w:after="20" w:line="240" w:lineRule="auto"/>
-        <w:ind w:left="317"/>
-      </w:pPr>
-      <w:r>
-        <w:t>*C. Miền giao của hai nửa mặt phẳng x ≥ 1 và y ≥ 2.</w:t>
-      </w:r>
-    </w:p>
-    <w:p>
-      <w:pPr>
-        <w:spacing w:after="20" w:line="240" w:lineRule="auto"/>
-        <w:ind w:left="317"/>
-      </w:pPr>
-      <w:r>
-        <w:t>D. Tập rỗng.</w:t>
-      </w:r>
-    </w:p>
-    <w:p>
-      <w:pPr>
-        <w:spacing w:after="40" w:line="240" w:lineRule="auto"/>
-      </w:pPr>
-      <w:r>
-        <w:rPr>
-          <w:b w:val="0"/>
-        </w:rPr>
-        <w:t>Câu 25. Cho x, y ≥ 0 và x + y ≤ 6. Giá trị lớn nhất của F = x + y là:</w:t>
-      </w:r>
-    </w:p>
-    <w:p>
-      <w:pPr>
-        <w:spacing w:after="20" w:line="240" w:lineRule="auto"/>
-        <w:ind w:left="317"/>
-      </w:pPr>
-      <w:r>
-        <w:t>A. 0.</w:t>
-      </w:r>
-    </w:p>
-    <w:p>
-      <w:pPr>
-        <w:spacing w:after="20" w:line="240" w:lineRule="auto"/>
-        <w:ind w:left="317"/>
-      </w:pPr>
-      <w:r>
-        <w:t>B. 3.</w:t>
-      </w:r>
-    </w:p>
-    <w:p>
-      <w:pPr>
-        <w:spacing w:after="20" w:line="240" w:lineRule="auto"/>
-        <w:ind w:left="317"/>
-      </w:pPr>
-      <w:r>
-        <w:t>*C. 6.</w:t>
-      </w:r>
-    </w:p>
-    <w:p>
-      <w:pPr>
-        <w:spacing w:after="20" w:line="240" w:lineRule="auto"/>
-        <w:ind w:left="317"/>
-      </w:pPr>
-      <w:r>
-        <w:t>D. 12.</w:t>
-      </w:r>
-    </w:p>
-    <w:p>
-      <w:pPr>
-        <w:spacing w:after="40" w:line="240" w:lineRule="auto"/>
-      </w:pPr>
-      <w:r>
-        <w:rPr>
-          <w:b w:val="0"/>
-        </w:rPr>
-        <w:t>Câu 26. Điểm nào là giao điểm của hai đường thẳng x + y = 5 và x − y = 1?</w:t>
-      </w:r>
-    </w:p>
-    <w:p>
-      <w:pPr>
-        <w:spacing w:after="20" w:line="240" w:lineRule="auto"/>
-        <w:ind w:left="317"/>
-      </w:pPr>
-      <w:r>
-        <w:t>A. (2; 3).</w:t>
-      </w:r>
-    </w:p>
-    <w:p>
-      <w:pPr>
-        <w:spacing w:after="20" w:line="240" w:lineRule="auto"/>
-        <w:ind w:left="317"/>
-      </w:pPr>
-      <w:r>
-        <w:t>*B. (3; 2).</w:t>
-      </w:r>
-    </w:p>
-    <w:p>
-      <w:pPr>
-        <w:spacing w:after="20" w:line="240" w:lineRule="auto"/>
-        <w:ind w:left="317"/>
-      </w:pPr>
-      <w:r>
-        <w:t>C. (4; 1).</w:t>
-      </w:r>
-    </w:p>
-    <w:p>
-      <w:pPr>
-        <w:spacing w:after="20" w:line="240" w:lineRule="auto"/>
-        <w:ind w:left="317"/>
-      </w:pPr>
-      <w:r>
-        <w:t>D. (1; 4).</w:t>
-      </w:r>
-    </w:p>
-    <w:p>
-      <w:pPr>
-        <w:spacing w:after="40" w:line="240" w:lineRule="auto"/>
-      </w:pPr>
-      <w:r>
-        <w:rPr>
-          <w:b w:val="0"/>
-        </w:rPr>
-        <w:t>Câu 27. Với hệ bất phương trình bậc nhất hai ẩn, miền nghiệm của hệ là:</w:t>
-      </w:r>
-    </w:p>
-    <w:p>
-      <w:pPr>
-        <w:spacing w:after="20" w:line="240" w:lineRule="auto"/>
-        <w:ind w:left="317"/>
-      </w:pPr>
-      <w:r>
-        <w:t>A. Giao của các đường biên.</w:t>
-      </w:r>
-    </w:p>
-    <w:p>
-      <w:pPr>
-        <w:spacing w:after="20" w:line="240" w:lineRule="auto"/>
-        <w:ind w:left="317"/>
-      </w:pPr>
-      <w:r>
-        <w:t>*B. Giao của các miền nghiệm của từng bất phương trình.</w:t>
-      </w:r>
-    </w:p>
-    <w:p>
-      <w:pPr>
-        <w:spacing w:after="20" w:line="240" w:lineRule="auto"/>
-        <w:ind w:left="317"/>
-      </w:pPr>
-      <w:r>
-        <w:t>C. Hợp của các đường biên.</w:t>
-      </w:r>
-    </w:p>
-    <w:p>
-      <w:pPr>
-        <w:spacing w:after="20" w:line="240" w:lineRule="auto"/>
-        <w:ind w:left="317"/>
-      </w:pPr>
-      <w:r>
-        <w:t>D. Luôn là một hình tam giác.</w:t>
-      </w:r>
-    </w:p>
-    <w:p>
-      <w:pPr>
-        <w:spacing w:after="40" w:line="240" w:lineRule="auto"/>
-      </w:pPr>
-      <w:r>
-        <w:rPr>
-          <w:b w:val="0"/>
-        </w:rPr>
-        <w:t>Câu 28. Giá trị lớn nhất của F = 3x + 2y trên miền nghiệm x ≥ 0, y ≥ 0, x + y ≤ 4 là:</w:t>
-      </w:r>
-    </w:p>
-    <w:p>
-      <w:pPr>
-        <w:spacing w:after="20" w:line="240" w:lineRule="auto"/>
-        <w:ind w:left="317"/>
-      </w:pPr>
-      <w:r>
-        <w:t>A. 8.</w:t>
-      </w:r>
-    </w:p>
-    <w:p>
-      <w:pPr>
-        <w:spacing w:after="20" w:line="240" w:lineRule="auto"/>
-        <w:ind w:left="317"/>
-      </w:pPr>
-      <w:r>
-        <w:t>*B. 12.</w:t>
-      </w:r>
-    </w:p>
-    <w:p>
-      <w:pPr>
-        <w:spacing w:after="20" w:line="240" w:lineRule="auto"/>
-        <w:ind w:left="317"/>
-      </w:pPr>
-      <w:r>
-        <w:t>C. 10.</w:t>
-      </w:r>
-    </w:p>
-    <w:p>
-      <w:pPr>
-        <w:spacing w:after="20" w:line="240" w:lineRule="auto"/>
-        <w:ind w:left="317"/>
-      </w:pPr>
-      <w:r>
-        <w:t>D. 6.</w:t>
-      </w:r>
-    </w:p>
-    <w:p>
-      <w:pPr>
-        <w:spacing w:after="40" w:line="240" w:lineRule="auto"/>
-      </w:pPr>
-      <w:r>
-        <w:rPr>
-          <w:b w:val="0"/>
-        </w:rPr>
-        <w:t>Câu 29. Điểm nào thuộc miền nghiệm của bất phương trình x − 2y + 1 &gt; 0?</w:t>
-      </w:r>
-    </w:p>
-    <w:p>
-      <w:pPr>
-        <w:spacing w:after="20" w:line="240" w:lineRule="auto"/>
-        <w:ind w:left="317"/>
-      </w:pPr>
-      <w:r>
-        <w:t>*A. (0; 0).</w:t>
-      </w:r>
-    </w:p>
-    <w:p>
-      <w:pPr>
-        <w:spacing w:after="20" w:line="240" w:lineRule="auto"/>
-        <w:ind w:left="317"/>
-      </w:pPr>
-      <w:r>
-        <w:t>B. (0; 1).</w:t>
-      </w:r>
-    </w:p>
-    <w:p>
-      <w:pPr>
-        <w:spacing w:after="20" w:line="240" w:lineRule="auto"/>
-        <w:ind w:left="317"/>
-      </w:pPr>
-      <w:r>
-        <w:t>C. (1; 2).</w:t>
-      </w:r>
-    </w:p>
-    <w:p>
-      <w:pPr>
-        <w:spacing w:after="20" w:line="240" w:lineRule="auto"/>
-        <w:ind w:left="317"/>
-      </w:pPr>
-      <w:r>
-        <w:t>D. (−3; 0).</w:t>
-      </w:r>
-    </w:p>
-    <w:p>
-      <w:pPr>
-        <w:spacing w:after="40" w:line="240" w:lineRule="auto"/>
-      </w:pPr>
-      <w:r>
-        <w:rPr>
-          <w:b w:val="0"/>
-        </w:rPr>
-        <w:t>Câu 30. Hệ x + y ≤ 2, x + y ≥ 5 có tập nghiệm là:</w:t>
-      </w:r>
-    </w:p>
-    <w:p>
-      <w:pPr>
-        <w:spacing w:after="20" w:line="240" w:lineRule="auto"/>
-        <w:ind w:left="317"/>
-      </w:pPr>
-      <w:r>
-        <w:t>A. Một đường thẳng.</w:t>
-      </w:r>
-    </w:p>
-    <w:p>
-      <w:pPr>
-        <w:spacing w:after="20" w:line="240" w:lineRule="auto"/>
-        <w:ind w:left="317"/>
-      </w:pPr>
-      <w:r>
-        <w:t>B. Một miền tam giác.</w:t>
-      </w:r>
-    </w:p>
-    <w:p>
-      <w:pPr>
-        <w:spacing w:after="20" w:line="240" w:lineRule="auto"/>
-        <w:ind w:left="317"/>
-      </w:pPr>
-      <w:r>
-        <w:t>C. Vô số nghiệm.</w:t>
-      </w:r>
-    </w:p>
-    <w:p>
-      <w:pPr>
-        <w:spacing w:after="20" w:line="240" w:lineRule="auto"/>
-        <w:ind w:left="317"/>
-      </w:pPr>
-      <w:r>
-        <w:t>*D. Tập rỗng.</w:t>
-      </w:r>
-    </w:p>
-    <w:p>
-      <w:pPr>
-        <w:pStyle w:val="2"/>
-      </w:pPr>
-      <w:r>
-        <w:rPr>
-          <w:lang w:val="vi-VN"/>
-        </w:rPr>
-        <w:t>CHƯƠNG</w:t>
-      </w:r>
-      <w:r>
-        <w:t xml:space="preserve"> III. HÀM SỐ VÀ ĐỒ THỊ (Câu 31–45)</w:t>
-      </w:r>
-    </w:p>
-    <w:p>
-      <w:pPr>
-        <w:spacing w:after="40" w:line="240" w:lineRule="auto"/>
-      </w:pPr>
-      <w:r>
-        <w:rPr>
-          <w:b w:val="0"/>
-        </w:rPr>
-        <w:t>Câu 31. Tập xác định của hàm số y = 2x + 3 là:</w:t>
-      </w:r>
-    </w:p>
-    <w:p>
-      <w:pPr>
-        <w:spacing w:after="20" w:line="240" w:lineRule="auto"/>
-        <w:ind w:left="317"/>
-      </w:pPr>
-      <w:r>
-        <w:t>*A. ℝ.</w:t>
-      </w:r>
-    </w:p>
-    <w:p>
-      <w:pPr>
-        <w:spacing w:after="20" w:line="240" w:lineRule="auto"/>
-        <w:ind w:left="317"/>
-      </w:pPr>
-      <w:r>
-        <w:t>B. (0; +∞).</w:t>
-      </w:r>
-    </w:p>
-    <w:p>
-      <w:pPr>
-        <w:spacing w:after="20" w:line="240" w:lineRule="auto"/>
-        <w:ind w:left="317"/>
-      </w:pPr>
-      <w:r>
-        <w:t>C. [0; +∞).</w:t>
-      </w:r>
-    </w:p>
-    <w:p>
-      <w:pPr>
-        <w:spacing w:after="20" w:line="240" w:lineRule="auto"/>
-        <w:ind w:left="317"/>
-      </w:pPr>
-      <w:r>
-        <w:t>D. ℝ \ {0}.</w:t>
-      </w:r>
-    </w:p>
-    <w:p>
-      <w:pPr>
-        <w:spacing w:after="40" w:line="240" w:lineRule="auto"/>
-      </w:pPr>
-      <w:r>
-        <w:rPr>
-          <w:b w:val="0"/>
-        </w:rPr>
-        <w:t>Câu 32. Cho hàm số f(x) = x² − 1. Giá trị f(2) bằng:</w:t>
-      </w:r>
-    </w:p>
-    <w:p>
-      <w:pPr>
-        <w:spacing w:after="20" w:line="240" w:lineRule="auto"/>
-        <w:ind w:left="317"/>
-      </w:pPr>
-      <w:r>
-        <w:t>A. 2.</w:t>
-      </w:r>
-    </w:p>
-    <w:p>
-      <w:pPr>
-        <w:spacing w:after="20" w:line="240" w:lineRule="auto"/>
-        <w:ind w:left="317"/>
-      </w:pPr>
-      <w:r>
-        <w:t>B. 4.</w:t>
-      </w:r>
-    </w:p>
-    <w:p>
-      <w:pPr>
-        <w:spacing w:after="20" w:line="240" w:lineRule="auto"/>
-        <w:ind w:left="317"/>
-      </w:pPr>
-      <w:r>
-        <w:t>*C. 3.</w:t>
-      </w:r>
-    </w:p>
-    <w:p>
-      <w:pPr>
-        <w:spacing w:after="20" w:line="240" w:lineRule="auto"/>
-        <w:ind w:left="317"/>
-      </w:pPr>
-      <w:r>
-        <w:t>D. 5.</w:t>
-      </w:r>
-    </w:p>
-    <w:p>
-      <w:pPr>
-        <w:spacing w:after="40" w:line="240" w:lineRule="auto"/>
-      </w:pPr>
-      <w:r>
-        <w:rPr>
-          <w:b w:val="0"/>
-        </w:rPr>
-        <w:t>Câu 33. Điểm nào sau đây thuộc đồ thị hàm số y = 2x − 1?</w:t>
-      </w:r>
-    </w:p>
-    <w:p>
-      <w:pPr>
-        <w:spacing w:after="20" w:line="240" w:lineRule="auto"/>
-        <w:ind w:left="317"/>
-      </w:pPr>
-      <w:r>
-        <w:t>A. (1; 0).</w:t>
-      </w:r>
-    </w:p>
-    <w:p>
-      <w:pPr>
-        <w:spacing w:after="20" w:line="240" w:lineRule="auto"/>
-        <w:ind w:left="317"/>
-      </w:pPr>
-      <w:r>
-        <w:t>*B. (1; 1).</w:t>
-      </w:r>
-    </w:p>
-    <w:p>
-      <w:pPr>
-        <w:spacing w:after="20" w:line="240" w:lineRule="auto"/>
-        <w:ind w:left="317"/>
-      </w:pPr>
-      <w:r>
-        <w:t>C. (0; 1).</w:t>
-      </w:r>
-    </w:p>
-    <w:p>
-      <w:pPr>
-        <w:spacing w:after="20" w:line="240" w:lineRule="auto"/>
-        <w:ind w:left="317"/>
-      </w:pPr>
-      <w:r>
-        <w:t>D. (2; 2).</w:t>
-      </w:r>
-    </w:p>
-    <w:p>
-      <w:pPr>
-        <w:spacing w:after="40" w:line="240" w:lineRule="auto"/>
-      </w:pPr>
-      <w:r>
-        <w:rPr>
-          <w:b w:val="0"/>
-        </w:rPr>
-        <w:t>Câu 34. Hàm số y = 3x + 2 là hàm số:</w:t>
-      </w:r>
-    </w:p>
-    <w:p>
-      <w:pPr>
-        <w:spacing w:after="20" w:line="240" w:lineRule="auto"/>
-        <w:ind w:left="317"/>
-      </w:pPr>
-      <w:r>
-        <w:t>A. Nghịch biến trên ℝ.</w:t>
-      </w:r>
-    </w:p>
-    <w:p>
-      <w:pPr>
-        <w:spacing w:after="20" w:line="240" w:lineRule="auto"/>
-        <w:ind w:left="317"/>
-      </w:pPr>
-      <w:r>
-        <w:t>*B. Đồng biến trên ℝ.</w:t>
-      </w:r>
-    </w:p>
-    <w:p>
-      <w:pPr>
-        <w:spacing w:after="20" w:line="240" w:lineRule="auto"/>
-        <w:ind w:left="317"/>
-      </w:pPr>
-      <w:r>
-        <w:t>C. Không đồng biến cũng không nghịch biến.</w:t>
-      </w:r>
-    </w:p>
-    <w:p>
-      <w:pPr>
-        <w:spacing w:after="20" w:line="240" w:lineRule="auto"/>
-        <w:ind w:left="317"/>
-      </w:pPr>
-      <w:r>
-        <w:t>D. Chỉ đồng biến trên (0; +∞).</w:t>
-      </w:r>
-    </w:p>
-    <w:p>
-      <w:pPr>
-        <w:spacing w:after="40" w:line="240" w:lineRule="auto"/>
-      </w:pPr>
-      <w:r>
-        <w:rPr>
-          <w:b w:val="0"/>
-        </w:rPr>
-        <w:t>Câu 35. Đồ thị hàm số y = ax + b với a ≠ 0 là:</w:t>
-      </w:r>
-    </w:p>
-    <w:p>
-      <w:pPr>
-        <w:spacing w:after="20" w:line="240" w:lineRule="auto"/>
-        <w:ind w:left="317"/>
-      </w:pPr>
-      <w:r>
-        <w:t>A. Một đường tròn.</w:t>
-      </w:r>
-    </w:p>
-    <w:p>
-      <w:pPr>
-        <w:spacing w:after="20" w:line="240" w:lineRule="auto"/>
-        <w:ind w:left="317"/>
-      </w:pPr>
-      <w:r>
-        <w:t>B. Một parabol.</w:t>
-      </w:r>
-    </w:p>
-    <w:p>
-      <w:pPr>
-        <w:spacing w:after="20" w:line="240" w:lineRule="auto"/>
-        <w:ind w:left="317"/>
-      </w:pPr>
-      <w:r>
-        <w:t>*C. Một đường thẳng.</w:t>
-      </w:r>
-    </w:p>
-    <w:p>
-      <w:pPr>
-        <w:spacing w:after="20" w:line="240" w:lineRule="auto"/>
-        <w:ind w:left="317"/>
-      </w:pPr>
-      <w:r>
-        <w:t>D. Một đường cong bất kỳ.</w:t>
-      </w:r>
-    </w:p>
-    <w:p>
-      <w:pPr>
-        <w:spacing w:after="40" w:line="240" w:lineRule="auto"/>
-      </w:pPr>
-      <w:r>
-        <w:rPr>
-          <w:b w:val="0"/>
-        </w:rPr>
-        <w:t>Câu 36. Đường thẳng y = 2x − 4 cắt trục tung tại điểm nào?</w:t>
-      </w:r>
-    </w:p>
-    <w:p>
-      <w:pPr>
-        <w:spacing w:after="20" w:line="240" w:lineRule="auto"/>
-        <w:ind w:left="317"/>
-      </w:pPr>
-      <w:r>
-        <w:t>A. (2; 0).</w:t>
-      </w:r>
-    </w:p>
-    <w:p>
-      <w:pPr>
-        <w:spacing w:after="20" w:line="240" w:lineRule="auto"/>
-        <w:ind w:left="317"/>
-      </w:pPr>
-      <w:r>
-        <w:t>*B. (0; −4).</w:t>
-      </w:r>
-    </w:p>
-    <w:p>
-      <w:pPr>
-        <w:spacing w:after="20" w:line="240" w:lineRule="auto"/>
-        <w:ind w:left="317"/>
-      </w:pPr>
-      <w:r>
-        <w:t>C. (0; 4).</w:t>
-      </w:r>
-    </w:p>
-    <w:p>
-      <w:pPr>
-        <w:spacing w:after="20" w:line="240" w:lineRule="auto"/>
-        <w:ind w:left="317"/>
-      </w:pPr>
-      <w:r>
-        <w:t>D. (−4; 0).</w:t>
-      </w:r>
-    </w:p>
-    <w:p>
-      <w:pPr>
-        <w:spacing w:after="40" w:line="240" w:lineRule="auto"/>
-      </w:pPr>
-      <w:r>
-        <w:rPr>
-          <w:b w:val="0"/>
-        </w:rPr>
-        <w:t>Câu 37. Đường thẳng y = −x + 3 cắt trục hoành tại điểm:</w:t>
-      </w:r>
-    </w:p>
-    <w:p>
-      <w:pPr>
-        <w:spacing w:after="20" w:line="240" w:lineRule="auto"/>
-        <w:ind w:left="317"/>
-      </w:pPr>
-      <w:r>
-        <w:t>A. (0; 3).</w:t>
-      </w:r>
-    </w:p>
-    <w:p>
-      <w:pPr>
-        <w:spacing w:after="20" w:line="240" w:lineRule="auto"/>
-        <w:ind w:left="317"/>
-      </w:pPr>
-      <w:r>
-        <w:t>B. (3; 3).</w:t>
-      </w:r>
-    </w:p>
-    <w:p>
-      <w:pPr>
-        <w:spacing w:after="20" w:line="240" w:lineRule="auto"/>
-        <w:ind w:left="317"/>
-      </w:pPr>
-      <w:r>
-        <w:t>*C. (3; 0).</w:t>
-      </w:r>
-    </w:p>
-    <w:p>
-      <w:pPr>
-        <w:spacing w:after="20" w:line="240" w:lineRule="auto"/>
-        <w:ind w:left="317"/>
-      </w:pPr>
-      <w:r>
-        <w:t>D. (−3; 0).</w:t>
-      </w:r>
-    </w:p>
-    <w:p>
-      <w:pPr>
-        <w:spacing w:after="40" w:line="240" w:lineRule="auto"/>
-      </w:pPr>
-      <w:r>
-        <w:rPr>
-          <w:b w:val="0"/>
-        </w:rPr>
-        <w:t>Câu 38. Cho hàm số y = x². Giá trị nhỏ nhất của hàm số là:</w:t>
-      </w:r>
-    </w:p>
-    <w:p>
-      <w:pPr>
-        <w:spacing w:after="20" w:line="240" w:lineRule="auto"/>
-        <w:ind w:left="317"/>
-      </w:pPr>
-      <w:r>
-        <w:t>A. −1.</w:t>
-      </w:r>
-    </w:p>
-    <w:p>
-      <w:pPr>
-        <w:spacing w:after="20" w:line="240" w:lineRule="auto"/>
-        <w:ind w:left="317"/>
-      </w:pPr>
-      <w:r>
-        <w:t>B. 1.</w:t>
-      </w:r>
-    </w:p>
-    <w:p>
-      <w:pPr>
-        <w:spacing w:after="20" w:line="240" w:lineRule="auto"/>
-        <w:ind w:left="317"/>
-      </w:pPr>
-      <w:r>
-        <w:t>*C. 0.</w:t>
-      </w:r>
-    </w:p>
-    <w:p>
-      <w:pPr>
-        <w:spacing w:after="20" w:line="240" w:lineRule="auto"/>
-        <w:ind w:left="317"/>
-      </w:pPr>
-      <w:r>
-        <w:t>D. Không tồn tại.</w:t>
-      </w:r>
-    </w:p>
-    <w:p>
-      <w:pPr>
-        <w:spacing w:after="40" w:line="240" w:lineRule="auto"/>
-      </w:pPr>
-      <w:r>
-        <w:rPr>
-          <w:b w:val="0"/>
-        </w:rPr>
-        <w:t>Câu 39. Trục đối xứng của parabol y = x² − 4x + 1 là đường thẳng:</w:t>
-      </w:r>
-    </w:p>
-    <w:p>
-      <w:pPr>
-        <w:spacing w:after="20" w:line="240" w:lineRule="auto"/>
-        <w:ind w:left="317"/>
-      </w:pPr>
-      <w:r>
-        <w:t>A. x = −2.</w:t>
-      </w:r>
-    </w:p>
-    <w:p>
-      <w:pPr>
-        <w:spacing w:after="20" w:line="240" w:lineRule="auto"/>
-        <w:ind w:left="317"/>
-      </w:pPr>
-      <w:r>
-        <w:t>*B. x = 2.</w:t>
-      </w:r>
-    </w:p>
-    <w:p>
-      <w:pPr>
-        <w:spacing w:after="20" w:line="240" w:lineRule="auto"/>
-        <w:ind w:left="317"/>
-      </w:pPr>
-      <w:r>
-        <w:t>C. y = 2.</w:t>
-      </w:r>
-    </w:p>
-    <w:p>
-      <w:pPr>
-        <w:spacing w:after="20" w:line="240" w:lineRule="auto"/>
-        <w:ind w:left="317"/>
-      </w:pPr>
-      <w:r>
-        <w:t>D. x = 4.</w:t>
-      </w:r>
-    </w:p>
-    <w:p>
-      <w:pPr>
-        <w:spacing w:after="40" w:line="240" w:lineRule="auto"/>
-      </w:pPr>
-      <w:r>
-        <w:rPr>
-          <w:b w:val="0"/>
-        </w:rPr>
-        <w:t>Câu 40. Đỉnh của parabol y = (x − 1)² + 2 là:</w:t>
-      </w:r>
-    </w:p>
-    <w:p>
-      <w:pPr>
-        <w:spacing w:after="20" w:line="240" w:lineRule="auto"/>
-        <w:ind w:left="317"/>
-      </w:pPr>
-      <w:r>
-        <w:t>A. (−1; 2).</w:t>
-      </w:r>
-    </w:p>
-    <w:p>
-      <w:pPr>
-        <w:spacing w:after="20" w:line="240" w:lineRule="auto"/>
-        <w:ind w:left="317"/>
-      </w:pPr>
-      <w:r>
-        <w:t>*B. (1; 2).</w:t>
-      </w:r>
-    </w:p>
-    <w:p>
-      <w:pPr>
-        <w:spacing w:after="20" w:line="240" w:lineRule="auto"/>
-        <w:ind w:left="317"/>
-      </w:pPr>
-      <w:r>
-        <w:t>C. (1; −2).</w:t>
-      </w:r>
-    </w:p>
-    <w:p>
-      <w:pPr>
-        <w:spacing w:after="20" w:line="240" w:lineRule="auto"/>
-        <w:ind w:left="317"/>
-      </w:pPr>
-      <w:r>
-        <w:t>D. (2; 1).</w:t>
-      </w:r>
-    </w:p>
-    <w:p>
-      <w:pPr>
-        <w:spacing w:after="40" w:line="240" w:lineRule="auto"/>
-      </w:pPr>
-      <w:r>
-        <w:rPr>
-          <w:b w:val="0"/>
-        </w:rPr>
-        <w:t>Câu 41. Cho hàm số y = −x² + 4. Đồ thị hàm số có chiều mở:</w:t>
-      </w:r>
-    </w:p>
-    <w:p>
-      <w:pPr>
-        <w:spacing w:after="20" w:line="240" w:lineRule="auto"/>
-        <w:ind w:left="317"/>
-      </w:pPr>
-      <w:r>
-        <w:t>A. Lên trên.</w:t>
-      </w:r>
-    </w:p>
-    <w:p>
-      <w:pPr>
-        <w:spacing w:after="20" w:line="240" w:lineRule="auto"/>
-        <w:ind w:left="317"/>
-      </w:pPr>
-      <w:r>
-        <w:t>*B. Xuống dưới.</w:t>
-      </w:r>
-    </w:p>
-    <w:p>
-      <w:pPr>
-        <w:spacing w:after="20" w:line="240" w:lineRule="auto"/>
-        <w:ind w:left="317"/>
-      </w:pPr>
-      <w:r>
-        <w:t>C. Sang trái.</w:t>
-      </w:r>
-    </w:p>
-    <w:p>
-      <w:pPr>
-        <w:spacing w:after="20" w:line="240" w:lineRule="auto"/>
-        <w:ind w:left="317"/>
-      </w:pPr>
-      <w:r>
-        <w:t>D. Sang phải.</w:t>
-      </w:r>
-    </w:p>
-    <w:p>
-      <w:pPr>
-        <w:spacing w:after="40" w:line="240" w:lineRule="auto"/>
-      </w:pPr>
-      <w:r>
-        <w:rPr>
-          <w:b w:val="0"/>
-        </w:rPr>
-        <w:t>Câu 42. Hàm số y = x² − 2x có giá trị tại x = 1 bằng:</w:t>
-      </w:r>
-    </w:p>
-    <w:p>
-      <w:pPr>
-        <w:spacing w:after="20" w:line="240" w:lineRule="auto"/>
-        <w:ind w:left="317"/>
-      </w:pPr>
-      <w:r>
-        <w:t>A. 1.</w:t>
-      </w:r>
-    </w:p>
-    <w:p>
-      <w:pPr>
-        <w:spacing w:after="20" w:line="240" w:lineRule="auto"/>
-        <w:ind w:left="317"/>
-      </w:pPr>
-      <w:r>
-        <w:t>B. 2.</w:t>
-      </w:r>
-    </w:p>
-    <w:p>
-      <w:pPr>
-        <w:spacing w:after="20" w:line="240" w:lineRule="auto"/>
-        <w:ind w:left="317"/>
-      </w:pPr>
-      <w:r>
-        <w:t>*C. −1.</w:t>
-      </w:r>
-    </w:p>
-    <w:p>
-      <w:pPr>
-        <w:spacing w:after="20" w:line="240" w:lineRule="auto"/>
-        <w:ind w:left="317"/>
-      </w:pPr>
-      <w:r>
-        <w:t>D. 0.</w:t>
-      </w:r>
-    </w:p>
-    <w:p>
-      <w:pPr>
-        <w:spacing w:after="40" w:line="240" w:lineRule="auto"/>
-      </w:pPr>
-      <w:r>
-        <w:rPr>
-          <w:b w:val="0"/>
-        </w:rPr>
-        <w:t>Câu 43. Đồ thị hàm số y = x² đi qua điểm nào sau đây?</w:t>
-      </w:r>
-    </w:p>
-    <w:p>
-      <w:pPr>
-        <w:spacing w:after="20" w:line="240" w:lineRule="auto"/>
-        <w:ind w:left="317"/>
-      </w:pPr>
-      <w:r>
-        <w:t>A. (2; 3).</w:t>
-      </w:r>
-    </w:p>
-    <w:p>
-      <w:pPr>
-        <w:spacing w:after="20" w:line="240" w:lineRule="auto"/>
-        <w:ind w:left="317"/>
-      </w:pPr>
-      <w:r>
-        <w:t>*B. (−2; 4).</w:t>
-      </w:r>
-    </w:p>
-    <w:p>
-      <w:pPr>
-        <w:spacing w:after="20" w:line="240" w:lineRule="auto"/>
-        <w:ind w:left="317"/>
-      </w:pPr>
-      <w:r>
-        <w:t>C. (1; 0).</w:t>
-      </w:r>
-    </w:p>
-    <w:p>
-      <w:pPr>
-        <w:spacing w:after="20" w:line="240" w:lineRule="auto"/>
-        <w:ind w:left="317"/>
-      </w:pPr>
-      <w:r>
-        <w:t>D. (0; 1).</w:t>
-      </w:r>
-    </w:p>
-    <w:p>
-      <w:pPr>
-        <w:spacing w:after="40" w:line="240" w:lineRule="auto"/>
-      </w:pPr>
-      <w:r>
-        <w:rPr>
-          <w:b w:val="0"/>
-        </w:rPr>
-        <w:t>Câu 44. Tìm giao điểm của hai đồ thị y = 2x + 1 và y = x + 3.</w:t>
-      </w:r>
-    </w:p>
-    <w:p>
-      <w:pPr>
-        <w:spacing w:after="20" w:line="240" w:lineRule="auto"/>
-        <w:ind w:left="317"/>
-      </w:pPr>
-      <w:r>
-        <w:t>A. (1; 3).</w:t>
-      </w:r>
-    </w:p>
-    <w:p>
-      <w:pPr>
-        <w:spacing w:after="20" w:line="240" w:lineRule="auto"/>
-        <w:ind w:left="317"/>
-      </w:pPr>
-      <w:r>
-        <w:t>*B. (2; 5).</w:t>
-      </w:r>
-    </w:p>
-    <w:p>
-      <w:pPr>
-        <w:spacing w:after="20" w:line="240" w:lineRule="auto"/>
-        <w:ind w:left="317"/>
-      </w:pPr>
-      <w:r>
-        <w:t>C. (3; 7).</w:t>
-      </w:r>
-    </w:p>
-    <w:p>
-      <w:pPr>
-        <w:spacing w:after="20" w:line="240" w:lineRule="auto"/>
-        <w:ind w:left="317"/>
-      </w:pPr>
-      <w:r>
-        <w:t>D. (2; 4).</w:t>
-      </w:r>
-    </w:p>
-    <w:p>
-      <w:pPr>
-        <w:spacing w:after="40" w:line="240" w:lineRule="auto"/>
-      </w:pPr>
-      <w:r>
-        <w:rPr>
-          <w:b w:val="0"/>
-        </w:rPr>
-        <w:t>Câu 45. Một hàm số bậc hai có dạng tổng quát là:</w:t>
-      </w:r>
-    </w:p>
-    <w:p>
-      <w:pPr>
-        <w:spacing w:after="20" w:line="240" w:lineRule="auto"/>
-        <w:ind w:left="317"/>
-      </w:pPr>
-      <w:r>
-        <w:t>A. y = ax + b, a ≠ 0.</w:t>
-      </w:r>
-    </w:p>
-    <w:p>
-      <w:pPr>
-        <w:spacing w:after="20" w:line="240" w:lineRule="auto"/>
-        <w:ind w:left="317"/>
-      </w:pPr>
-      <w:r>
-        <w:t>*B. y = ax² + bx + c, a ≠ 0.</w:t>
-      </w:r>
-    </w:p>
-    <w:p>
-      <w:pPr>
-        <w:spacing w:after="20" w:line="240" w:lineRule="auto"/>
-        <w:ind w:left="317"/>
-      </w:pPr>
-      <w:r>
-        <w:t>C. y = a/x.</w:t>
-      </w:r>
-    </w:p>
-    <w:p>
-      <w:pPr>
-        <w:spacing w:after="20" w:line="240" w:lineRule="auto"/>
-        <w:ind w:left="317"/>
-      </w:pPr>
-      <w:r>
-        <w:t>D. y = ax³ + bx + c.</w:t>
-      </w:r>
-    </w:p>
-    <w:p>
-      <w:pPr>
-        <w:pStyle w:val="2"/>
-      </w:pPr>
-      <w:r>
-        <w:rPr>
-          <w:lang w:val="vi-VN"/>
-        </w:rPr>
-        <w:t>CHƯƠNG</w:t>
-      </w:r>
-      <w:r>
-        <w:t xml:space="preserve"> IV. PHƯƠNG TRÌNH BẬC HAI VÀ CÁC BÀI TOÁN LIÊN QUAN (Câu 46–60)</w:t>
-      </w:r>
-    </w:p>
-    <w:p>
-      <w:pPr>
-        <w:spacing w:after="40" w:line="240" w:lineRule="auto"/>
-      </w:pPr>
-      <w:r>
-        <w:rPr>
-          <w:b w:val="0"/>
-        </w:rPr>
-        <w:t>Câu 46. Phương trình x² − 5x + 6 = 0 có hai nghiệm là:</w:t>
-      </w:r>
-    </w:p>
-    <w:p>
-      <w:pPr>
-        <w:spacing w:after="20" w:line="240" w:lineRule="auto"/>
-        <w:ind w:left="317"/>
-      </w:pPr>
-      <w:r>
-        <w:t>A. x = 1, x = 6.</w:t>
-      </w:r>
-    </w:p>
-    <w:p>
-      <w:pPr>
-        <w:spacing w:after="20" w:line="240" w:lineRule="auto"/>
-        <w:ind w:left="317"/>
-      </w:pPr>
-      <w:r>
-        <w:t>*B. x = 2, x = 3.</w:t>
-      </w:r>
-    </w:p>
-    <w:p>
-      <w:pPr>
-        <w:spacing w:after="20" w:line="240" w:lineRule="auto"/>
-        <w:ind w:left="317"/>
-      </w:pPr>
-      <w:r>
-        <w:t>C. x = −2, x = −3.</w:t>
-      </w:r>
-    </w:p>
-    <w:p>
-      <w:pPr>
-        <w:spacing w:after="20" w:line="240" w:lineRule="auto"/>
-        <w:ind w:left="317"/>
-      </w:pPr>
-      <w:r>
-        <w:t>D. x = −1, x = 6.</w:t>
-      </w:r>
-    </w:p>
-    <w:p>
-      <w:pPr>
-        <w:spacing w:after="40" w:line="240" w:lineRule="auto"/>
-      </w:pPr>
-      <w:r>
-        <w:rPr>
-          <w:b w:val="0"/>
-        </w:rPr>
-        <w:t>Câu 47. Biệt thức Δ của phương trình x² − 4x + 3 = 0 bằng:</w:t>
-      </w:r>
-    </w:p>
-    <w:p>
-      <w:pPr>
-        <w:spacing w:after="20" w:line="240" w:lineRule="auto"/>
-        <w:ind w:left="317"/>
-      </w:pPr>
-      <w:r>
-        <w:t>A. 2.</w:t>
-      </w:r>
-    </w:p>
-    <w:p>
-      <w:pPr>
-        <w:spacing w:after="20" w:line="240" w:lineRule="auto"/>
-        <w:ind w:left="317"/>
-      </w:pPr>
-      <w:r>
-        <w:t>*B. 4.</w:t>
-      </w:r>
-    </w:p>
-    <w:p>
-      <w:pPr>
-        <w:spacing w:after="20" w:line="240" w:lineRule="auto"/>
-        <w:ind w:left="317"/>
-      </w:pPr>
-      <w:r>
-        <w:t>C. 16.</w:t>
-      </w:r>
-    </w:p>
-    <w:p>
-      <w:pPr>
-        <w:spacing w:after="20" w:line="240" w:lineRule="auto"/>
-        <w:ind w:left="317"/>
-      </w:pPr>
-      <w:r>
-        <w:t>D. 0.</w:t>
-      </w:r>
-    </w:p>
-    <w:p>
-      <w:pPr>
-        <w:spacing w:after="40" w:line="240" w:lineRule="auto"/>
-      </w:pPr>
-      <w:r>
-        <w:rPr>
-          <w:b w:val="0"/>
-        </w:rPr>
-        <w:t>Câu 48. Phương trình x² + 1 = 0 có bao nhiêu nghiệm thực?</w:t>
-      </w:r>
-    </w:p>
-    <w:p>
-      <w:pPr>
-        <w:spacing w:after="20" w:line="240" w:lineRule="auto"/>
-        <w:ind w:left="317"/>
-      </w:pPr>
-      <w:r>
-        <w:t>A. Hai nghiệm phân biệt.</w:t>
-      </w:r>
-    </w:p>
-    <w:p>
-      <w:pPr>
-        <w:spacing w:after="20" w:line="240" w:lineRule="auto"/>
-        <w:ind w:left="317"/>
-      </w:pPr>
-      <w:r>
-        <w:t>B. Một nghiệm kép.</w:t>
-      </w:r>
-    </w:p>
-    <w:p>
-      <w:pPr>
-        <w:spacing w:after="20" w:line="240" w:lineRule="auto"/>
-        <w:ind w:left="317"/>
-      </w:pPr>
-      <w:r>
-        <w:t>*C. Không có nghiệm thực.</w:t>
-      </w:r>
-    </w:p>
-    <w:p>
-      <w:pPr>
-        <w:spacing w:after="20" w:line="240" w:lineRule="auto"/>
-        <w:ind w:left="317"/>
-      </w:pPr>
-      <w:r>
-        <w:t>D. Vô số nghiệm thực.</w:t>
-      </w:r>
-    </w:p>
-    <w:p>
-      <w:pPr>
-        <w:spacing w:after="40" w:line="240" w:lineRule="auto"/>
-      </w:pPr>
-      <w:r>
-        <w:rPr>
-          <w:b w:val="0"/>
-        </w:rPr>
-        <w:t>Câu 49. Tổng hai nghiệm của phương trình x² − 7x + 10 = 0 bằng:</w:t>
-      </w:r>
-    </w:p>
-    <w:p>
-      <w:pPr>
-        <w:spacing w:after="20" w:line="240" w:lineRule="auto"/>
-        <w:ind w:left="317"/>
-      </w:pPr>
-      <w:r>
-        <w:t>A. 10.</w:t>
-      </w:r>
-    </w:p>
-    <w:p>
-      <w:pPr>
-        <w:spacing w:after="20" w:line="240" w:lineRule="auto"/>
-        <w:ind w:left="317"/>
-      </w:pPr>
-      <w:r>
-        <w:t>*B. 7.</w:t>
-      </w:r>
-    </w:p>
-    <w:p>
-      <w:pPr>
-        <w:spacing w:after="20" w:line="240" w:lineRule="auto"/>
-        <w:ind w:left="317"/>
-      </w:pPr>
-      <w:r>
-        <w:t>C. −7.</w:t>
-      </w:r>
-    </w:p>
-    <w:p>
-      <w:pPr>
-        <w:spacing w:after="20" w:line="240" w:lineRule="auto"/>
-        <w:ind w:left="317"/>
-      </w:pPr>
-      <w:r>
-        <w:t>D. −10.</w:t>
-      </w:r>
-    </w:p>
-    <w:p>
-      <w:pPr>
-        <w:spacing w:after="40" w:line="240" w:lineRule="auto"/>
-      </w:pPr>
-      <w:r>
-        <w:rPr>
-          <w:b w:val="0"/>
-        </w:rPr>
-        <w:t>Câu 50. Tích hai nghiệm của phương trình 2x² − 5x + 3 = 0 bằng:</w:t>
-      </w:r>
-    </w:p>
-    <w:p>
-      <w:pPr>
-        <w:spacing w:after="20" w:line="240" w:lineRule="auto"/>
-        <w:ind w:left="317"/>
-      </w:pPr>
-      <w:r>
-        <w:t>A. 5/2.</w:t>
-      </w:r>
-    </w:p>
-    <w:p>
-      <w:pPr>
-        <w:spacing w:after="20" w:line="240" w:lineRule="auto"/>
-        <w:ind w:left="317"/>
-      </w:pPr>
-      <w:r>
-        <w:t>B. −5/2.</w:t>
-      </w:r>
-    </w:p>
-    <w:p>
-      <w:pPr>
-        <w:spacing w:after="20" w:line="240" w:lineRule="auto"/>
-        <w:ind w:left="317"/>
-      </w:pPr>
-      <w:r>
-        <w:t>*C. 3/2.</w:t>
-      </w:r>
-    </w:p>
-    <w:p>
-      <w:pPr>
-        <w:spacing w:after="20" w:line="240" w:lineRule="auto"/>
-        <w:ind w:left="317"/>
-      </w:pPr>
-      <w:r>
-        <w:t>D. −3/2.</w:t>
-      </w:r>
-    </w:p>
-    <w:p>
-      <w:pPr>
-        <w:spacing w:after="40" w:line="240" w:lineRule="auto"/>
-      </w:pPr>
-      <w:r>
-        <w:rPr>
-          <w:b w:val="0"/>
-        </w:rPr>
-        <w:t>Câu 51. Phương trình x² − 9 = 0 có nghiệm là:</w:t>
-      </w:r>
-    </w:p>
-    <w:p>
-      <w:pPr>
-        <w:spacing w:after="20" w:line="240" w:lineRule="auto"/>
-        <w:ind w:left="317"/>
-      </w:pPr>
-      <w:r>
-        <w:t>A. x = 3.</w:t>
-      </w:r>
-    </w:p>
-    <w:p>
-      <w:pPr>
-        <w:spacing w:after="20" w:line="240" w:lineRule="auto"/>
-        <w:ind w:left="317"/>
-      </w:pPr>
-      <w:r>
-        <w:t>B. x = −3.</w:t>
-      </w:r>
-    </w:p>
-    <w:p>
-      <w:pPr>
-        <w:spacing w:after="20" w:line="240" w:lineRule="auto"/>
-        <w:ind w:left="317"/>
-      </w:pPr>
-      <w:r>
-        <w:t>*C. x = ±3.</w:t>
-      </w:r>
-    </w:p>
-    <w:p>
-      <w:pPr>
-        <w:spacing w:after="20" w:line="240" w:lineRule="auto"/>
-        <w:ind w:left="317"/>
-      </w:pPr>
-      <w:r>
-        <w:t>D. x = 9.</w:t>
-      </w:r>
-    </w:p>
-    <w:p>
-      <w:pPr>
-        <w:spacing w:after="40" w:line="240" w:lineRule="auto"/>
-      </w:pPr>
-      <w:r>
-        <w:rPr>
-          <w:b w:val="0"/>
-        </w:rPr>
-        <w:t>Câu 52. Phương trình x² − 2x + 1 = 0 có:</w:t>
-      </w:r>
-    </w:p>
-    <w:p>
-      <w:pPr>
-        <w:spacing w:after="20" w:line="240" w:lineRule="auto"/>
-        <w:ind w:left="317"/>
-      </w:pPr>
-      <w:r>
-        <w:t>A. Hai nghiệm phân biệt.</w:t>
-      </w:r>
-    </w:p>
-    <w:p>
-      <w:pPr>
-        <w:spacing w:after="20" w:line="240" w:lineRule="auto"/>
-        <w:ind w:left="317"/>
-      </w:pPr>
-      <w:r>
-        <w:t>*B. Một nghiệm kép x = 1.</w:t>
-      </w:r>
-    </w:p>
-    <w:p>
-      <w:pPr>
-        <w:spacing w:after="20" w:line="240" w:lineRule="auto"/>
-        <w:ind w:left="317"/>
-      </w:pPr>
-      <w:r>
-        <w:t>C. Không có nghiệm thực.</w:t>
-      </w:r>
-    </w:p>
-    <w:p>
-      <w:pPr>
-        <w:spacing w:after="20" w:line="240" w:lineRule="auto"/>
-        <w:ind w:left="317"/>
-      </w:pPr>
-      <w:r>
-        <w:t>D. Hai nghiệm trái dấu.</w:t>
-      </w:r>
-    </w:p>
-    <w:p>
-      <w:pPr>
-        <w:spacing w:after="40" w:line="240" w:lineRule="auto"/>
-      </w:pPr>
-      <w:r>
-        <w:rPr>
-          <w:b w:val="0"/>
-        </w:rPr>
-        <w:t>Câu 53. Phương trình x² + 3x + 2 = 0 có nghiệm là:</w:t>
-      </w:r>
-    </w:p>
-    <w:p>
-      <w:pPr>
-        <w:spacing w:after="20" w:line="240" w:lineRule="auto"/>
-        <w:ind w:left="317"/>
-      </w:pPr>
-      <w:r>
-        <w:t>A. x = 1, x = 2.</w:t>
-      </w:r>
-    </w:p>
-    <w:p>
-      <w:pPr>
-        <w:spacing w:after="20" w:line="240" w:lineRule="auto"/>
-        <w:ind w:left="317"/>
-      </w:pPr>
-      <w:r>
-        <w:t>*B. x = −1, x = −2.</w:t>
-      </w:r>
-    </w:p>
-    <w:p>
-      <w:pPr>
-        <w:spacing w:after="20" w:line="240" w:lineRule="auto"/>
-        <w:ind w:left="317"/>
-      </w:pPr>
-      <w:r>
-        <w:t>C. x = 1, x = −2.</w:t>
-      </w:r>
-    </w:p>
-    <w:p>
-      <w:pPr>
-        <w:spacing w:after="20" w:line="240" w:lineRule="auto"/>
-        <w:ind w:left="317"/>
-      </w:pPr>
-      <w:r>
-        <w:t>D. x = −1, x = 2.</w:t>
-      </w:r>
-    </w:p>
-    <w:p>
-      <w:pPr>
-        <w:spacing w:after="40" w:line="240" w:lineRule="auto"/>
-      </w:pPr>
-      <w:r>
-        <w:rPr>
-          <w:b w:val="0"/>
-        </w:rPr>
-        <w:t>Câu 54. Cho phương trình x² − 4x + m = 0. Phương trình có hai nghiệm thực phân biệt khi:</w:t>
-      </w:r>
-    </w:p>
-    <w:p>
-      <w:pPr>
-        <w:spacing w:after="20" w:line="240" w:lineRule="auto"/>
-        <w:ind w:left="317"/>
-      </w:pPr>
-      <w:r>
-        <w:t>A. m &gt; 4.</w:t>
-      </w:r>
-    </w:p>
-    <w:p>
-      <w:pPr>
-        <w:spacing w:after="20" w:line="240" w:lineRule="auto"/>
-        <w:ind w:left="317"/>
-      </w:pPr>
-      <w:r>
-        <w:t>B. m = 4.</w:t>
-      </w:r>
-    </w:p>
-    <w:p>
-      <w:pPr>
-        <w:spacing w:after="20" w:line="240" w:lineRule="auto"/>
-        <w:ind w:left="317"/>
-      </w:pPr>
-      <w:r>
-        <w:t>*C. m &lt; 4.</w:t>
-      </w:r>
-    </w:p>
-    <w:p>
-      <w:pPr>
-        <w:spacing w:after="20" w:line="240" w:lineRule="auto"/>
-        <w:ind w:left="317"/>
-      </w:pPr>
-      <w:r>
-        <w:t>D. m &gt; 0.</w:t>
-      </w:r>
-    </w:p>
-    <w:p>
-      <w:pPr>
-        <w:spacing w:after="40" w:line="240" w:lineRule="auto"/>
-      </w:pPr>
-      <w:r>
-        <w:rPr>
-          <w:b w:val="0"/>
-        </w:rPr>
-        <w:t>Câu 55. Giá trị của biểu thức x² − 2x + 1 tại x = 3 là:</w:t>
-      </w:r>
-    </w:p>
-    <w:p>
-      <w:pPr>
-        <w:spacing w:after="20" w:line="240" w:lineRule="auto"/>
-        <w:ind w:left="317"/>
-      </w:pPr>
-      <w:r>
-        <w:t>A. 2.</w:t>
-      </w:r>
-    </w:p>
-    <w:p>
-      <w:pPr>
-        <w:spacing w:after="20" w:line="240" w:lineRule="auto"/>
-        <w:ind w:left="317"/>
-      </w:pPr>
-      <w:r>
-        <w:t>B. 3.</w:t>
-      </w:r>
-    </w:p>
-    <w:p>
-      <w:pPr>
-        <w:spacing w:after="20" w:line="240" w:lineRule="auto"/>
-        <w:ind w:left="317"/>
-      </w:pPr>
-      <w:r>
-        <w:t>*C. 4.</w:t>
-      </w:r>
-    </w:p>
-    <w:p>
-      <w:pPr>
-        <w:spacing w:after="20" w:line="240" w:lineRule="auto"/>
-        <w:ind w:left="317"/>
-      </w:pPr>
-      <w:r>
-        <w:t>D. 5.</w:t>
-      </w:r>
-    </w:p>
-    <w:p>
-      <w:pPr>
-        <w:spacing w:after="40" w:line="240" w:lineRule="auto"/>
-      </w:pPr>
-      <w:r>
-        <w:rPr>
-          <w:b w:val="0"/>
-        </w:rPr>
-        <w:t>Câu 56. Cho phương trình x² − 6x + 5 = 0. Tổng hai nghiệm bằng:</w:t>
-      </w:r>
-    </w:p>
-    <w:p>
-      <w:pPr>
-        <w:spacing w:after="20" w:line="240" w:lineRule="auto"/>
-        <w:ind w:left="317"/>
-      </w:pPr>
-      <w:r>
-        <w:t>A. 5.</w:t>
-      </w:r>
-    </w:p>
-    <w:p>
-      <w:pPr>
-        <w:spacing w:after="20" w:line="240" w:lineRule="auto"/>
-        <w:ind w:left="317"/>
-      </w:pPr>
-      <w:r>
-        <w:t>*B. 6.</w:t>
-      </w:r>
-    </w:p>
-    <w:p>
-      <w:pPr>
-        <w:spacing w:after="20" w:line="240" w:lineRule="auto"/>
-        <w:ind w:left="317"/>
-      </w:pPr>
-      <w:r>
-        <w:t>C. −6.</w:t>
-      </w:r>
-    </w:p>
-    <w:p>
-      <w:pPr>
-        <w:spacing w:after="20" w:line="240" w:lineRule="auto"/>
-        <w:ind w:left="317"/>
-      </w:pPr>
-      <w:r>
-        <w:t>D. −5.</w:t>
-      </w:r>
-    </w:p>
-    <w:p>
-      <w:pPr>
-        <w:spacing w:after="40" w:line="240" w:lineRule="auto"/>
-      </w:pPr>
-      <w:r>
-        <w:rPr>
-          <w:b w:val="0"/>
-        </w:rPr>
-        <w:t>Câu 57. Phương trình x² + 2x − 8 = 0 có hai nghiệm là:</w:t>
-      </w:r>
-    </w:p>
-    <w:p>
-      <w:pPr>
-        <w:spacing w:after="20" w:line="240" w:lineRule="auto"/>
-        <w:ind w:left="317"/>
-      </w:pPr>
-      <w:r>
-        <w:t>A. x = 2, x = 4.</w:t>
-      </w:r>
-    </w:p>
-    <w:p>
-      <w:pPr>
-        <w:spacing w:after="20" w:line="240" w:lineRule="auto"/>
-        <w:ind w:left="317"/>
-      </w:pPr>
-      <w:r>
-        <w:t>*B. x = 2, x = −4.</w:t>
-      </w:r>
-    </w:p>
-    <w:p>
-      <w:pPr>
-        <w:spacing w:after="20" w:line="240" w:lineRule="auto"/>
-        <w:ind w:left="317"/>
-      </w:pPr>
-      <w:r>
-        <w:t>C. x = −2, x = 4.</w:t>
-      </w:r>
-    </w:p>
-    <w:p>
-      <w:pPr>
-        <w:spacing w:after="20" w:line="240" w:lineRule="auto"/>
-        <w:ind w:left="317"/>
-      </w:pPr>
-      <w:r>
-        <w:t>D. x = −2, x = −4.</w:t>
-      </w:r>
-    </w:p>
-    <w:p>
-      <w:pPr>
-        <w:spacing w:after="40" w:line="240" w:lineRule="auto"/>
-      </w:pPr>
-      <w:r>
-        <w:rPr>
-          <w:b w:val="0"/>
-        </w:rPr>
-        <w:t>Câu 58. Giá trị của Δ đối với phương trình x² + 2x + 5 = 0 là:</w:t>
-      </w:r>
-    </w:p>
-    <w:p>
-      <w:pPr>
-        <w:spacing w:after="20" w:line="240" w:lineRule="auto"/>
-        <w:ind w:left="317"/>
-      </w:pPr>
-      <w:r>
-        <w:t>A. 16.</w:t>
-      </w:r>
-    </w:p>
-    <w:p>
-      <w:pPr>
-        <w:spacing w:after="20" w:line="240" w:lineRule="auto"/>
-        <w:ind w:left="317"/>
-      </w:pPr>
-      <w:r>
-        <w:t>B. 4.</w:t>
-      </w:r>
-    </w:p>
-    <w:p>
-      <w:pPr>
-        <w:spacing w:after="20" w:line="240" w:lineRule="auto"/>
-        <w:ind w:left="317"/>
-      </w:pPr>
-      <w:r>
-        <w:t>*C. −16.</w:t>
-      </w:r>
-    </w:p>
-    <w:p>
-      <w:pPr>
-        <w:spacing w:after="20" w:line="240" w:lineRule="auto"/>
-        <w:ind w:left="317"/>
-      </w:pPr>
-      <w:r>
-        <w:t>D. −4.</w:t>
-      </w:r>
-    </w:p>
-    <w:p>
-      <w:pPr>
-        <w:spacing w:after="40" w:line="240" w:lineRule="auto"/>
-      </w:pPr>
-      <w:r>
-        <w:rPr>
-          <w:b w:val="0"/>
-        </w:rPr>
-        <w:t>Câu 59. Đồ thị hàm số y = x² − 4x + 3 cắt trục hoành tại:</w:t>
-      </w:r>
-    </w:p>
-    <w:p>
-      <w:pPr>
-        <w:spacing w:after="20" w:line="240" w:lineRule="auto"/>
-        <w:ind w:left="317"/>
-      </w:pPr>
-      <w:r>
-        <w:t>A. (0; 3) và (0; 1).</w:t>
-      </w:r>
-    </w:p>
-    <w:p>
-      <w:pPr>
-        <w:spacing w:after="20" w:line="240" w:lineRule="auto"/>
-        <w:ind w:left="317"/>
-      </w:pPr>
-      <w:r>
-        <w:t>*B. (1; 0) và (3; 0).</w:t>
-      </w:r>
-    </w:p>
-    <w:p>
-      <w:pPr>
-        <w:spacing w:after="20" w:line="240" w:lineRule="auto"/>
-        <w:ind w:left="317"/>
-      </w:pPr>
-      <w:r>
-        <w:t>C. (−1; 0) và (−3; 0).</w:t>
-      </w:r>
-    </w:p>
-    <w:p>
-      <w:pPr>
-        <w:spacing w:after="20" w:line="240" w:lineRule="auto"/>
-        <w:ind w:left="317"/>
-      </w:pPr>
-      <w:r>
-        <w:t>D. (2; 0) và (3; 0).</w:t>
-      </w:r>
-    </w:p>
-    <w:p>
-      <w:pPr>
-        <w:spacing w:after="40" w:line="240" w:lineRule="auto"/>
-      </w:pPr>
-      <w:r>
-        <w:rPr>
-          <w:b w:val="0"/>
-        </w:rPr>
-        <w:t>Câu 60. Một hình chữ nhật có chiều rộng x mét, chiều dài x + 2 mét và diện tích 24 m². Phương trình xác định x là:</w:t>
-      </w:r>
-    </w:p>
-    <w:p>
-      <w:pPr>
-        <w:spacing w:after="20" w:line="240" w:lineRule="auto"/>
-        <w:ind w:left="317"/>
-      </w:pPr>
-      <w:r>
-        <w:t>A. x² + 2 = 24.</w:t>
-      </w:r>
-    </w:p>
-    <w:p>
-      <w:pPr>
-        <w:spacing w:after="20" w:line="240" w:lineRule="auto"/>
-        <w:ind w:left="317"/>
-      </w:pPr>
-      <w:r>
-        <w:t>*B. x(x + 2) = 24.</w:t>
-      </w:r>
-    </w:p>
-    <w:p>
-      <w:pPr>
-        <w:spacing w:after="20" w:line="240" w:lineRule="auto"/>
-        <w:ind w:left="317"/>
-      </w:pPr>
-      <w:r>
-        <w:t>C. 2x + 2 = 24.</w:t>
-      </w:r>
-    </w:p>
-    <w:p>
-      <w:pPr>
-        <w:spacing w:after="20" w:line="240" w:lineRule="auto"/>
-        <w:ind w:left="317"/>
-      </w:pPr>
-      <w:r>
-        <w:t>D. x² − 2x = 24.</w:t>
-      </w:r>
-    </w:p>
-    <w:p>
-      <w:pPr>
-        <w:pStyle w:val="2"/>
-      </w:pPr>
-      <w:r>
-        <w:rPr>
-          <w:lang w:val="vi-VN"/>
-        </w:rPr>
-        <w:t>CHƯƠNG</w:t>
-      </w:r>
-      <w:r>
         <w:t xml:space="preserve"> V. VECTƠ (Câu 61–80)</w:t>
       </w:r>
     </w:p>
@@ -3923,7 +3928,8 @@
     </w:p>
     <w:p>
       <w:pPr>
-        <w:pStyle w:val="2"/>
+        <w:pStyle w:val="3"/>
+        <w:bidi w:val="0"/>
       </w:pPr>
       <w:r>
         <w:rPr>
@@ -5047,6 +5053,7 @@
           <w:rFonts w:hint="default" w:ascii="Times New Roman" w:hAnsi="Times New Roman" w:eastAsia="MS Gothic" w:cs="Times New Roman"/>
           <w:b/>
           <w:bCs/>
+          <w:color w:val="auto"/>
         </w:rPr>
       </w:pPr>
       <w:r>
@@ -5054,6 +5061,7 @@
           <w:rFonts w:hint="default" w:ascii="Times New Roman" w:hAnsi="Times New Roman" w:eastAsia="MS Gothic" w:cs="Times New Roman"/>
           <w:b/>
           <w:bCs/>
+          <w:color w:val="auto"/>
         </w:rPr>
         <w:t>I</w:t>
       </w:r>
@@ -5062,6 +5070,7 @@
           <w:rFonts w:hint="default" w:ascii="Times New Roman" w:hAnsi="Times New Roman" w:eastAsia="MS Gothic" w:cs="Times New Roman"/>
           <w:b/>
           <w:bCs/>
+          <w:color w:val="auto"/>
           <w:lang w:val="vi-VN"/>
         </w:rPr>
         <w:t>I</w:t>
@@ -5071,6 +5080,7 @@
           <w:rFonts w:hint="default" w:ascii="Times New Roman" w:hAnsi="Times New Roman" w:eastAsia="MS Gothic" w:cs="Times New Roman"/>
           <w:b/>
           <w:bCs/>
+          <w:color w:val="auto"/>
         </w:rPr>
         <w:t>I. Tự luận</w:t>
       </w:r>
@@ -5332,10 +5342,23 @@
         <w:keepLines w:val="0"/>
         <w:widowControl/>
         <w:suppressLineNumbers w:val="0"/>
+        <w:rPr>
+          <w:rFonts w:hint="default"/>
+          <w:lang w:val="vi-VN"/>
+        </w:rPr>
       </w:pPr>
       <w:r>
         <w:t>Câu 111. Bóng của một cột cờ dài 6 m. Cùng thời điểm đó, một cây gậy cao 1,5 m có bóng dài 2 m. Giả sử các tia nắng song song, chiều cao của cột cờ là bao nhiêu mét?</w:t>
       </w:r>
+      <w:r>
+        <w:rPr>
+          <w:rFonts w:hint="default"/>
+          <w:lang w:val="vi-VN"/>
+        </w:rPr>
+        <w:t xml:space="preserve"> ( làm tròn tới số thập phân thư nhất)</w:t>
+      </w:r>
+      <w:bookmarkStart w:id="0" w:name="_GoBack"/>
+      <w:bookmarkEnd w:id="0"/>
     </w:p>
     <w:p>
       <w:pPr>
@@ -5504,8 +5527,6 @@
         </w:rPr>
         <w:t>°</w:t>
       </w:r>
-      <w:bookmarkStart w:id="0" w:name="_GoBack"/>
-      <w:bookmarkEnd w:id="0"/>
       <w:r>
         <w:t>. Tính khoảng cách giữa hai điểm cuối theo kilômét.</w:t>
       </w:r>
@@ -5863,10 +5884,10 @@
     <w:lsdException w:qFormat="1" w:uiPriority="99" w:semiHidden="0" w:name="macro"/>
     <w:lsdException w:uiPriority="99" w:name="toa heading"/>
     <w:lsdException w:qFormat="1" w:uiPriority="99" w:semiHidden="0" w:name="List"/>
-    <w:lsdException w:uiPriority="99" w:semiHidden="0" w:name="List Bullet"/>
+    <w:lsdException w:qFormat="1" w:uiPriority="99" w:semiHidden="0" w:name="List Bullet"/>
     <w:lsdException w:qFormat="1" w:uiPriority="99" w:semiHidden="0" w:name="List Number"/>
-    <w:lsdException w:uiPriority="99" w:semiHidden="0" w:name="List 2"/>
-    <w:lsdException w:uiPriority="99" w:semiHidden="0" w:name="List 3"/>
+    <w:lsdException w:qFormat="1" w:uiPriority="99" w:semiHidden="0" w:name="List 2"/>
+    <w:lsdException w:qFormat="1" w:uiPriority="99" w:semiHidden="0" w:name="List 3"/>
     <w:lsdException w:uiPriority="99" w:name="List 4"/>
     <w:lsdException w:uiPriority="99" w:name="List 5"/>
     <w:lsdException w:uiPriority="99" w:semiHidden="0" w:name="List Bullet 2"/>
@@ -5963,7 +5984,7 @@
     <w:lsdException w:uiPriority="99" w:name="Table Web 2"/>
     <w:lsdException w:uiPriority="99" w:name="Table Web 3"/>
     <w:lsdException w:uiPriority="99" w:name="Balloon Text"/>
-    <w:lsdException w:unhideWhenUsed="0" w:uiPriority="59" w:semiHidden="0" w:name="Table Grid"/>
+    <w:lsdException w:qFormat="1" w:unhideWhenUsed="0" w:uiPriority="59" w:semiHidden="0" w:name="Table Grid"/>
     <w:lsdException w:uiPriority="99" w:name="Table Theme"/>
     <w:lsdException w:qFormat="1" w:unhideWhenUsed="0" w:uiPriority="1" w:semiHidden="0" w:name="No Spacing"/>
     <w:lsdException w:qFormat="1" w:unhideWhenUsed="0" w:uiPriority="60" w:semiHidden="0" w:name="Light Shading"/>
@@ -5999,7 +6020,7 @@
     <w:lsdException w:qFormat="1" w:unhideWhenUsed="0" w:uiPriority="73" w:semiHidden="0" w:name="Colorful Grid Accent 1"/>
     <w:lsdException w:qFormat="1" w:unhideWhenUsed="0" w:uiPriority="60" w:semiHidden="0" w:name="Light Shading Accent 2"/>
     <w:lsdException w:qFormat="1" w:unhideWhenUsed="0" w:uiPriority="61" w:semiHidden="0" w:name="Light List Accent 2"/>
-    <w:lsdException w:unhideWhenUsed="0" w:uiPriority="62" w:semiHidden="0" w:name="Light Grid Accent 2"/>
+    <w:lsdException w:qFormat="1" w:unhideWhenUsed="0" w:uiPriority="62" w:semiHidden="0" w:name="Light Grid Accent 2"/>
     <w:lsdException w:qFormat="1" w:unhideWhenUsed="0" w:uiPriority="63" w:semiHidden="0" w:name="Medium Shading 1 Accent 2"/>
     <w:lsdException w:qFormat="1" w:unhideWhenUsed="0" w:uiPriority="64" w:semiHidden="0" w:name="Medium Shading 2 Accent 2"/>
     <w:lsdException w:qFormat="1" w:unhideWhenUsed="0" w:uiPriority="65" w:semiHidden="0" w:name="Medium List 1 Accent 2"/>
@@ -6012,7 +6033,7 @@
     <w:lsdException w:qFormat="1" w:unhideWhenUsed="0" w:uiPriority="72" w:semiHidden="0" w:name="Colorful List Accent 2"/>
     <w:lsdException w:qFormat="1" w:unhideWhenUsed="0" w:uiPriority="73" w:semiHidden="0" w:name="Colorful Grid Accent 2"/>
     <w:lsdException w:qFormat="1" w:unhideWhenUsed="0" w:uiPriority="60" w:semiHidden="0" w:name="Light Shading Accent 3"/>
-    <w:lsdException w:unhideWhenUsed="0" w:uiPriority="61" w:semiHidden="0" w:name="Light List Accent 3"/>
+    <w:lsdException w:qFormat="1" w:unhideWhenUsed="0" w:uiPriority="61" w:semiHidden="0" w:name="Light List Accent 3"/>
     <w:lsdException w:qFormat="1" w:unhideWhenUsed="0" w:uiPriority="62" w:semiHidden="0" w:name="Light Grid Accent 3"/>
     <w:lsdException w:qFormat="1" w:unhideWhenUsed="0" w:uiPriority="63" w:semiHidden="0" w:name="Medium Shading 1 Accent 3"/>
     <w:lsdException w:qFormat="1" w:unhideWhenUsed="0" w:uiPriority="64" w:semiHidden="0" w:name="Medium Shading 2 Accent 3"/>
@@ -6456,6 +6477,7 @@
     <w:name w:val="List 2"/>
     <w:basedOn w:val="1"/>
     <w:unhideWhenUsed/>
+    <w:qFormat/>
     <w:uiPriority w:val="99"/>
     <w:pPr>
       <w:ind w:left="720" w:hanging="360"/>
@@ -6466,6 +6488,7 @@
     <w:name w:val="List 3"/>
     <w:basedOn w:val="1"/>
     <w:unhideWhenUsed/>
+    <w:qFormat/>
     <w:uiPriority w:val="99"/>
     <w:pPr>
       <w:ind w:left="1080" w:hanging="360"/>
@@ -6476,6 +6499,7 @@
     <w:name w:val="List Bullet"/>
     <w:basedOn w:val="1"/>
     <w:unhideWhenUsed/>
+    <w:qFormat/>
     <w:uiPriority w:val="99"/>
     <w:pPr>
       <w:numPr>
@@ -6626,6 +6650,7 @@
       <w:jc w:val="left"/>
     </w:pPr>
     <w:rPr>
+      <w:rFonts w:ascii="Times New Roman" w:hAnsi="Times New Roman" w:eastAsia="SimSun" w:cs="Times New Roman"/>
       <w:kern w:val="0"/>
       <w:sz w:val="24"/>
       <w:szCs w:val="24"/>
@@ -6667,6 +6692,7 @@
   <w:style w:type="table" w:styleId="36">
     <w:name w:val="Table Grid"/>
     <w:basedOn w:val="12"/>
+    <w:qFormat/>
     <w:uiPriority w:val="59"/>
     <w:pPr>
       <w:spacing w:after="0" w:line="240" w:lineRule="auto"/>
@@ -7694,6 +7720,7 @@
   <w:style w:type="table" w:styleId="48">
     <w:name w:val="Light List Accent 3"/>
     <w:basedOn w:val="12"/>
+    <w:qFormat/>
     <w:uiPriority w:val="61"/>
     <w:pPr>
       <w:spacing w:after="0" w:line="240" w:lineRule="auto"/>
@@ -8322,6 +8349,7 @@
   <w:style w:type="table" w:styleId="54">
     <w:name w:val="Light Grid Accent 2"/>
     <w:basedOn w:val="12"/>
+    <w:qFormat/>
     <w:uiPriority w:val="62"/>
     <w:pPr>
       <w:spacing w:after="0" w:line="240" w:lineRule="auto"/>
@@ -18304,6 +18332,7 @@
     <w:name w:val="Subtitle Char"/>
     <w:basedOn w:val="11"/>
     <w:link w:val="35"/>
+    <w:qFormat/>
     <w:uiPriority w:val="11"/>
     <w:rPr>
       <w:rFonts w:asciiTheme="majorHAnsi" w:hAnsiTheme="majorHAnsi" w:eastAsiaTheme="majorEastAsia" w:cstheme="majorBidi"/>

--- a/Bo_de_kiem_tra_thuong_xuyen_Toan_10_HK1.docx
+++ b/Bo_de_kiem_tra_thuong_xuyen_Toan_10_HK1.docx
@@ -3,5628 +3,9 @@
 <w:document xmlns:wpc="http://schemas.microsoft.com/office/word/2010/wordprocessingCanvas" xmlns:cx="http://schemas.microsoft.com/office/drawing/2014/chartex" xmlns:cx1="http://schemas.microsoft.com/office/drawing/2015/9/8/chartex" xmlns:cx2="http://schemas.microsoft.com/office/drawing/2015/10/21/chartex" xmlns:cx3="http://schemas.microsoft.com/office/drawing/2016/5/9/chartex" xmlns:cx4="http://schemas.microsoft.com/office/drawing/2016/5/10/chartex" xmlns:cx5="http://schemas.microsoft.com/office/drawing/2016/5/11/chartex" xmlns:cx6="http://schemas.microsoft.com/office/drawing/2016/5/12/chartex" xmlns:cx7="http://schemas.microsoft.com/office/drawing/2016/5/13/chartex" xmlns:cx8="http://schemas.microsoft.com/office/drawing/2016/5/14/chartex" xmlns:mc="http://schemas.openxmlformats.org/markup-compatibility/2006" xmlns:o="urn:schemas-microsoft-com:office:office" xmlns:r="http://schemas.openxmlformats.org/officeDocument/2006/relationships" xmlns:m="http://schemas.openxmlformats.org/officeDocument/2006/math" xmlns:v="urn:schemas-microsoft-com:vml" xmlns:wp14="http://schemas.microsoft.com/office/word/2010/wordprocessingDrawing" xmlns:wp="http://schemas.openxmlformats.org/drawingml/2006/wordprocessingDrawing" xmlns:w="http://schemas.openxmlformats.org/wordprocessingml/2006/main" xmlns:w14="http://schemas.microsoft.com/office/word/2010/wordml" xmlns:w10="urn:schemas-microsoft-com:office:word" xmlns:w15="http://schemas.microsoft.com/office/word/2012/wordml" xmlns:wpg="http://schemas.microsoft.com/office/word/2010/wordprocessingGroup" xmlns:wpi="http://schemas.microsoft.com/office/word/2010/wordprocessingInk" xmlns:wne="http://schemas.microsoft.com/office/word/2006/wordml" xmlns:wps="http://schemas.microsoft.com/office/word/2010/wordprocessingShape" xmlns:wpsCustomData="http://www.wps.cn/officeDocument/2013/wpsCustomData" mc:Ignorable="w14 w15 wp14">
   <w:body>
     <w:p>
-      <w:pPr>
-        <w:pStyle w:val="2"/>
-        <w:rPr>
-          <w:rFonts w:hint="default" w:ascii="Times New Roman" w:hAnsi="Times New Roman" w:cs="Times New Roman"/>
-          <w:color w:val="auto"/>
-          <w:sz w:val="28"/>
-          <w:szCs w:val="28"/>
-          <w:lang w:val="vi-VN"/>
-        </w:rPr>
-      </w:pPr>
-      <w:r>
-        <w:rPr>
-          <w:rFonts w:hint="default" w:ascii="Times New Roman" w:hAnsi="Times New Roman" w:cs="Times New Roman"/>
-          <w:color w:val="auto"/>
-          <w:sz w:val="28"/>
-          <w:szCs w:val="28"/>
-        </w:rPr>
-        <w:t xml:space="preserve">I. </w:t>
-      </w:r>
-      <w:r>
-        <w:rPr>
-          <w:rFonts w:hint="default" w:ascii="Times New Roman" w:hAnsi="Times New Roman" w:cs="Times New Roman"/>
-          <w:color w:val="auto"/>
-          <w:sz w:val="28"/>
-          <w:szCs w:val="28"/>
-          <w:lang w:val="vi-VN"/>
-        </w:rPr>
-        <w:t>Trắc Nghiệm</w:t>
-      </w:r>
-    </w:p>
-    <w:p>
-      <w:pPr>
-        <w:pStyle w:val="3"/>
-        <w:bidi w:val="0"/>
-      </w:pPr>
-      <w:r>
-        <w:rPr>
-          <w:lang w:val="vi-VN"/>
-        </w:rPr>
-        <w:t>CHƯƠNG</w:t>
-      </w:r>
-      <w:r>
-        <w:t xml:space="preserve"> I. MỆNH ĐỀ VÀ TẬP HỢP (Câu 1–15)</w:t>
-      </w:r>
-    </w:p>
-    <w:p>
-      <w:pPr>
-        <w:spacing w:after="40" w:line="240" w:lineRule="auto"/>
-      </w:pPr>
-      <w:r>
-        <w:rPr>
-          <w:b w:val="0"/>
-        </w:rPr>
-        <w:t>Câu 1. Trong các câu sau, câu nào là mệnh đề?</w:t>
-      </w:r>
-    </w:p>
-    <w:p>
-      <w:pPr>
-        <w:spacing w:after="20" w:line="240" w:lineRule="auto"/>
-        <w:ind w:left="317"/>
-      </w:pPr>
-      <w:r>
-        <w:t>A. Bạn hãy học bài đi!</w:t>
-      </w:r>
-    </w:p>
-    <w:p>
-      <w:pPr>
-        <w:spacing w:after="20" w:line="240" w:lineRule="auto"/>
-        <w:ind w:left="317"/>
-      </w:pPr>
-      <w:r>
-        <w:t>B. x + 2 = 5.</w:t>
-      </w:r>
-    </w:p>
-    <w:p>
-      <w:pPr>
-        <w:spacing w:after="20" w:line="240" w:lineRule="auto"/>
-        <w:ind w:left="317"/>
-      </w:pPr>
-      <w:r>
-        <w:t>*C. Số 7 là số nguyên tố.</w:t>
-      </w:r>
-    </w:p>
-    <w:p>
-      <w:pPr>
-        <w:spacing w:after="20" w:line="240" w:lineRule="auto"/>
-        <w:ind w:left="317"/>
-      </w:pPr>
-      <w:r>
-        <w:t>D. Hôm nay trời có đẹp không?</w:t>
-      </w:r>
-    </w:p>
-    <w:p>
-      <w:pPr>
-        <w:spacing w:after="40" w:line="240" w:lineRule="auto"/>
-      </w:pPr>
-      <w:r>
-        <w:rPr>
-          <w:b w:val="0"/>
-        </w:rPr>
-        <w:t>Câu 2. Phủ định của mệnh đề “5 &gt; 3” là:</w:t>
-      </w:r>
-    </w:p>
-    <w:p>
-      <w:pPr>
-        <w:spacing w:after="20" w:line="240" w:lineRule="auto"/>
-        <w:ind w:left="317"/>
-      </w:pPr>
-      <w:r>
-        <w:t>A. 5 &lt; 3.</w:t>
-      </w:r>
-    </w:p>
-    <w:p>
-      <w:pPr>
-        <w:spacing w:after="20" w:line="240" w:lineRule="auto"/>
-        <w:ind w:left="317"/>
-      </w:pPr>
-      <w:r>
-        <w:t>*B. 5 ≤ 3.</w:t>
-      </w:r>
-    </w:p>
-    <w:p>
-      <w:pPr>
-        <w:spacing w:after="20" w:line="240" w:lineRule="auto"/>
-        <w:ind w:left="317"/>
-      </w:pPr>
-      <w:r>
-        <w:t>C. 5 ≥ 3.</w:t>
-      </w:r>
-    </w:p>
-    <w:p>
-      <w:pPr>
-        <w:spacing w:after="20" w:line="240" w:lineRule="auto"/>
-        <w:ind w:left="317"/>
-      </w:pPr>
-      <w:r>
-        <w:t>D. 5 = 3.</w:t>
-      </w:r>
-    </w:p>
-    <w:p>
-      <w:pPr>
-        <w:spacing w:after="40" w:line="240" w:lineRule="auto"/>
-      </w:pPr>
-      <w:r>
-        <w:rPr>
-          <w:b w:val="0"/>
-        </w:rPr>
-        <w:t>Câu 3. Mệnh đề nào sau đây đúng?</w:t>
-      </w:r>
-    </w:p>
-    <w:p>
-      <w:pPr>
-        <w:spacing w:after="20" w:line="240" w:lineRule="auto"/>
-        <w:ind w:left="317"/>
-      </w:pPr>
-      <w:r>
-        <w:t>A. Mọi số nguyên đều là số tự nhiên.</w:t>
-      </w:r>
-    </w:p>
-    <w:p>
-      <w:pPr>
-        <w:spacing w:after="20" w:line="240" w:lineRule="auto"/>
-        <w:ind w:left="317"/>
-      </w:pPr>
-      <w:r>
-        <w:t>*B. Số 2 là số nguyên tố chẵn duy nhất.</w:t>
-      </w:r>
-    </w:p>
-    <w:p>
-      <w:pPr>
-        <w:spacing w:after="20" w:line="240" w:lineRule="auto"/>
-        <w:ind w:left="317"/>
-      </w:pPr>
-      <w:r>
-        <w:t>C. Mọi số nguyên tố đều là số lẻ.</w:t>
-      </w:r>
-    </w:p>
-    <w:p>
-      <w:pPr>
-        <w:spacing w:after="20" w:line="240" w:lineRule="auto"/>
-        <w:ind w:left="317"/>
-      </w:pPr>
-      <w:r>
-        <w:t>D. Số 1 là số nguyên tố.</w:t>
-      </w:r>
-    </w:p>
-    <w:p>
-      <w:pPr>
-        <w:spacing w:after="40" w:line="240" w:lineRule="auto"/>
-      </w:pPr>
-      <w:r>
-        <w:rPr>
-          <w:b w:val="0"/>
-        </w:rPr>
-        <w:t>Câu 4. Cho mệnh đề P: “Nếu một số chia hết cho 4 thì số đó chia hết cho 2”. Mệnh đề đảo của P là:</w:t>
-      </w:r>
-    </w:p>
-    <w:p>
-      <w:pPr>
-        <w:spacing w:after="20" w:line="240" w:lineRule="auto"/>
-        <w:ind w:left="317"/>
-      </w:pPr>
-      <w:r>
-        <w:t>A. Nếu một số chia hết cho 4 thì số đó không chia hết cho 2.</w:t>
-      </w:r>
-    </w:p>
-    <w:p>
-      <w:pPr>
-        <w:spacing w:after="20" w:line="240" w:lineRule="auto"/>
-        <w:ind w:left="317"/>
-      </w:pPr>
-      <w:r>
-        <w:t>*B. Nếu một số chia hết cho 2 thì số đó chia hết cho 4.</w:t>
-      </w:r>
-    </w:p>
-    <w:p>
-      <w:pPr>
-        <w:spacing w:after="20" w:line="240" w:lineRule="auto"/>
-        <w:ind w:left="317"/>
-      </w:pPr>
-      <w:r>
-        <w:t>C. Nếu một số không chia hết cho 4 thì số đó không chia hết cho 2.</w:t>
-      </w:r>
-    </w:p>
-    <w:p>
-      <w:pPr>
-        <w:spacing w:after="20" w:line="240" w:lineRule="auto"/>
-        <w:ind w:left="317"/>
-      </w:pPr>
-      <w:r>
-        <w:t>D. Một số chia hết cho 4 khi và chỉ khi số đó chia hết cho 2.</w:t>
-      </w:r>
-    </w:p>
-    <w:p>
-      <w:pPr>
-        <w:spacing w:after="40" w:line="240" w:lineRule="auto"/>
-      </w:pPr>
-      <w:r>
-        <w:rPr>
-          <w:b w:val="0"/>
-        </w:rPr>
-        <w:t>Câu 5. Cho A = {1; 2; 3; 4}, B = {3; 4; 5; 6}. Tập hợp A ∩ B là:</w:t>
-      </w:r>
-    </w:p>
-    <w:p>
-      <w:pPr>
-        <w:spacing w:after="20" w:line="240" w:lineRule="auto"/>
-        <w:ind w:left="317"/>
-      </w:pPr>
-      <w:r>
-        <w:t>A. {1; 2}.</w:t>
-      </w:r>
-    </w:p>
-    <w:p>
-      <w:pPr>
-        <w:spacing w:after="20" w:line="240" w:lineRule="auto"/>
-        <w:ind w:left="317"/>
-      </w:pPr>
-      <w:r>
-        <w:t>*B. {3; 4}.</w:t>
-      </w:r>
-    </w:p>
-    <w:p>
-      <w:pPr>
-        <w:spacing w:after="20" w:line="240" w:lineRule="auto"/>
-        <w:ind w:left="317"/>
-      </w:pPr>
-      <w:r>
-        <w:t>C. {1; 2; 3; 4; 5; 6}.</w:t>
-      </w:r>
-    </w:p>
-    <w:p>
-      <w:pPr>
-        <w:spacing w:after="20" w:line="240" w:lineRule="auto"/>
-        <w:ind w:left="317"/>
-      </w:pPr>
-      <w:r>
-        <w:t>D. {5; 6}.</w:t>
-      </w:r>
-    </w:p>
-    <w:p>
-      <w:pPr>
-        <w:spacing w:after="40" w:line="240" w:lineRule="auto"/>
-      </w:pPr>
-      <w:r>
-        <w:rPr>
-          <w:b w:val="0"/>
-        </w:rPr>
-        <w:t>Câu 6. Với hai tập hợp A, B, tập hợp A ∪ B gồm:</w:t>
-      </w:r>
-    </w:p>
-    <w:p>
-      <w:pPr>
-        <w:spacing w:after="20" w:line="240" w:lineRule="auto"/>
-        <w:ind w:left="317"/>
-      </w:pPr>
-      <w:r>
-        <w:t xml:space="preserve">A. Các </w:t>
-      </w:r>
-      <w:r>
-        <w:rPr>
-          <w:lang w:val="vi-VN"/>
-        </w:rPr>
-        <w:t>phần tử</w:t>
-      </w:r>
-      <w:r>
-        <w:t xml:space="preserve"> chỉ thuộc A.</w:t>
-      </w:r>
-    </w:p>
-    <w:p>
-      <w:pPr>
-        <w:spacing w:after="20" w:line="240" w:lineRule="auto"/>
-        <w:ind w:left="317"/>
-      </w:pPr>
-      <w:r>
-        <w:t xml:space="preserve">B. Các </w:t>
-      </w:r>
-      <w:r>
-        <w:rPr>
-          <w:lang w:val="vi-VN"/>
-        </w:rPr>
-        <w:t>phần tử</w:t>
-      </w:r>
-      <w:r>
-        <w:t xml:space="preserve"> chỉ thuộc B.</w:t>
-      </w:r>
-    </w:p>
-    <w:p>
-      <w:pPr>
-        <w:spacing w:after="20" w:line="240" w:lineRule="auto"/>
-        <w:ind w:left="317"/>
-      </w:pPr>
-      <w:r>
-        <w:t xml:space="preserve">*C. Các </w:t>
-      </w:r>
-      <w:r>
-        <w:rPr>
-          <w:lang w:val="vi-VN"/>
-        </w:rPr>
-        <w:t>phần tử</w:t>
-      </w:r>
-      <w:r>
-        <w:t xml:space="preserve"> thuộc A hoặc thuộc B, kể cả </w:t>
-      </w:r>
-      <w:r>
-        <w:rPr>
-          <w:lang w:val="vi-VN"/>
-        </w:rPr>
-        <w:t>phần tử</w:t>
-      </w:r>
-      <w:r>
-        <w:t xml:space="preserve"> thuộc cả hai.</w:t>
-      </w:r>
-    </w:p>
-    <w:p>
-      <w:pPr>
-        <w:spacing w:after="20" w:line="240" w:lineRule="auto"/>
-        <w:ind w:left="317"/>
-      </w:pPr>
-      <w:r>
-        <w:t xml:space="preserve">D. Các </w:t>
-      </w:r>
-      <w:r>
-        <w:rPr>
-          <w:lang w:val="vi-VN"/>
-        </w:rPr>
-        <w:t>phần tử</w:t>
-      </w:r>
-      <w:r>
-        <w:t xml:space="preserve"> đồng thời không thuộc A và B.</w:t>
-      </w:r>
-    </w:p>
-    <w:p>
-      <w:pPr>
-        <w:spacing w:after="40" w:line="240" w:lineRule="auto"/>
-      </w:pPr>
-      <w:r>
-        <w:rPr>
-          <w:b w:val="0"/>
-        </w:rPr>
-        <w:t xml:space="preserve">Câu 7. Cho A = {x ∈ ℤ | −2 ≤ x ≤ 2}. Tập hợp A có bao nhiêu </w:t>
-      </w:r>
-      <w:r>
-        <w:rPr>
-          <w:b w:val="0"/>
-          <w:lang w:val="vi-VN"/>
-        </w:rPr>
-        <w:t>phần tử</w:t>
-      </w:r>
-      <w:r>
-        <w:rPr>
-          <w:b w:val="0"/>
-        </w:rPr>
-        <w:t>?</w:t>
-      </w:r>
-    </w:p>
-    <w:p>
-      <w:pPr>
-        <w:spacing w:after="20" w:line="240" w:lineRule="auto"/>
-        <w:ind w:left="317"/>
-      </w:pPr>
-      <w:r>
-        <w:t>A. 4.</w:t>
-      </w:r>
-    </w:p>
-    <w:p>
-      <w:pPr>
-        <w:spacing w:after="20" w:line="240" w:lineRule="auto"/>
-        <w:ind w:left="317"/>
-      </w:pPr>
-      <w:r>
-        <w:t>*B. 5.</w:t>
-      </w:r>
-    </w:p>
-    <w:p>
-      <w:pPr>
-        <w:spacing w:after="20" w:line="240" w:lineRule="auto"/>
-        <w:ind w:left="317"/>
-      </w:pPr>
-      <w:r>
-        <w:t>C. 6.</w:t>
-      </w:r>
-    </w:p>
-    <w:p>
-      <w:pPr>
-        <w:spacing w:after="20" w:line="240" w:lineRule="auto"/>
-        <w:ind w:left="317"/>
-      </w:pPr>
-      <w:r>
-        <w:t>D. 3.</w:t>
-      </w:r>
-    </w:p>
-    <w:p>
-      <w:pPr>
-        <w:spacing w:after="40" w:line="240" w:lineRule="auto"/>
-      </w:pPr>
-      <w:r>
-        <w:rPr>
-          <w:b w:val="0"/>
-        </w:rPr>
-        <w:t>Câu 8. Tập hợp các số thực x thỏa mãn x &gt; 2 được biểu diễn bằng khoảng nào?</w:t>
-      </w:r>
-    </w:p>
-    <w:p>
-      <w:pPr>
-        <w:spacing w:after="20" w:line="240" w:lineRule="auto"/>
-        <w:ind w:left="317"/>
-      </w:pPr>
-      <w:r>
-        <w:t>A. [2; +∞).</w:t>
-      </w:r>
-    </w:p>
-    <w:p>
-      <w:pPr>
-        <w:spacing w:after="20" w:line="240" w:lineRule="auto"/>
-        <w:ind w:left="317"/>
-      </w:pPr>
-      <w:r>
-        <w:t>*B. (2; +∞).</w:t>
-      </w:r>
-    </w:p>
-    <w:p>
-      <w:pPr>
-        <w:spacing w:after="20" w:line="240" w:lineRule="auto"/>
-        <w:ind w:left="317"/>
-      </w:pPr>
-      <w:r>
-        <w:t>C. (−∞; 2).</w:t>
-      </w:r>
-    </w:p>
-    <w:p>
-      <w:pPr>
-        <w:spacing w:after="20" w:line="240" w:lineRule="auto"/>
-        <w:ind w:left="317"/>
-      </w:pPr>
-      <w:r>
-        <w:t>D. (−∞; 2].</w:t>
-      </w:r>
-    </w:p>
-    <w:p>
-      <w:pPr>
-        <w:spacing w:after="40" w:line="240" w:lineRule="auto"/>
-      </w:pPr>
-      <w:r>
-        <w:rPr>
-          <w:b w:val="0"/>
-        </w:rPr>
-        <w:t>Câu 9. Cho A = [1; 5], B = [3; 7]. Khi đó A ∩ B bằng:</w:t>
-      </w:r>
-    </w:p>
-    <w:p>
-      <w:pPr>
-        <w:spacing w:after="20" w:line="240" w:lineRule="auto"/>
-        <w:ind w:left="317"/>
-      </w:pPr>
-      <w:r>
-        <w:t>A. [1; 7].</w:t>
-      </w:r>
-    </w:p>
-    <w:p>
-      <w:pPr>
-        <w:spacing w:after="20" w:line="240" w:lineRule="auto"/>
-        <w:ind w:left="317"/>
-      </w:pPr>
-      <w:r>
-        <w:t>B. (3; 5).</w:t>
-      </w:r>
-    </w:p>
-    <w:p>
-      <w:pPr>
-        <w:spacing w:after="20" w:line="240" w:lineRule="auto"/>
-        <w:ind w:left="317"/>
-      </w:pPr>
-      <w:r>
-        <w:t>*C. [3; 5].</w:t>
-      </w:r>
-    </w:p>
-    <w:p>
-      <w:pPr>
-        <w:spacing w:after="20" w:line="240" w:lineRule="auto"/>
-        <w:ind w:left="317"/>
-      </w:pPr>
-      <w:r>
-        <w:t>D. [1; 3].</w:t>
-      </w:r>
-    </w:p>
-    <w:p>
-      <w:pPr>
-        <w:spacing w:after="40" w:line="240" w:lineRule="auto"/>
-      </w:pPr>
-      <w:r>
-        <w:rPr>
-          <w:b w:val="0"/>
-        </w:rPr>
-        <w:t>Câu 10. Cho A = (−∞; 2], B = (0; +∞). Khi đó A ∩ B bằng:</w:t>
-      </w:r>
-    </w:p>
-    <w:p>
-      <w:pPr>
-        <w:spacing w:after="20" w:line="240" w:lineRule="auto"/>
-        <w:ind w:left="317"/>
-      </w:pPr>
-      <w:r>
-        <w:t>A. [0; 2].</w:t>
-      </w:r>
-    </w:p>
-    <w:p>
-      <w:pPr>
-        <w:spacing w:after="20" w:line="240" w:lineRule="auto"/>
-        <w:ind w:left="317"/>
-      </w:pPr>
-      <w:r>
-        <w:t>*B. (0; 2].</w:t>
-      </w:r>
-    </w:p>
-    <w:p>
-      <w:pPr>
-        <w:spacing w:after="20" w:line="240" w:lineRule="auto"/>
-        <w:ind w:left="317"/>
-      </w:pPr>
-      <w:r>
-        <w:t>C. (−∞; +∞).</w:t>
-      </w:r>
-    </w:p>
-    <w:p>
-      <w:pPr>
-        <w:spacing w:after="20" w:line="240" w:lineRule="auto"/>
-        <w:ind w:left="317"/>
-      </w:pPr>
-      <w:r>
-        <w:t>D. [2; +∞).</w:t>
-      </w:r>
-    </w:p>
-    <w:p>
-      <w:pPr>
-        <w:spacing w:after="40" w:line="240" w:lineRule="auto"/>
-      </w:pPr>
-      <w:r>
-        <w:rPr>
-          <w:b w:val="0"/>
-        </w:rPr>
-        <w:t>Câu 11. Mệnh đề chứa biến P(x): x² ≥ 0 đúng với:</w:t>
-      </w:r>
-    </w:p>
-    <w:p>
-      <w:pPr>
-        <w:spacing w:after="20" w:line="240" w:lineRule="auto"/>
-        <w:ind w:left="317"/>
-      </w:pPr>
-      <w:r>
-        <w:t>A. Chỉ x &gt; 0.</w:t>
-      </w:r>
-    </w:p>
-    <w:p>
-      <w:pPr>
-        <w:spacing w:after="20" w:line="240" w:lineRule="auto"/>
-        <w:ind w:left="317"/>
-      </w:pPr>
-      <w:r>
-        <w:t>B. Chỉ x &lt; 0.</w:t>
-      </w:r>
-    </w:p>
-    <w:p>
-      <w:pPr>
-        <w:spacing w:after="20" w:line="240" w:lineRule="auto"/>
-        <w:ind w:left="317"/>
-      </w:pPr>
-      <w:r>
-        <w:t>C. Chỉ x = 0.</w:t>
-      </w:r>
-    </w:p>
-    <w:p>
-      <w:pPr>
-        <w:spacing w:after="20" w:line="240" w:lineRule="auto"/>
-        <w:ind w:left="317"/>
-      </w:pPr>
-      <w:r>
-        <w:t>*D. Mọi số thực x.</w:t>
-      </w:r>
-    </w:p>
-    <w:p>
-      <w:pPr>
-        <w:spacing w:after="40" w:line="240" w:lineRule="auto"/>
-      </w:pPr>
-      <w:r>
-        <w:rPr>
-          <w:b w:val="0"/>
-        </w:rPr>
-        <w:t>Câu 12. Mệnh đề “Nếu n chia hết cho 6 thì n chia hết cho 3” có mệnh đề đảo là:</w:t>
-      </w:r>
-    </w:p>
-    <w:p>
-      <w:pPr>
-        <w:spacing w:after="20" w:line="240" w:lineRule="auto"/>
-        <w:ind w:left="317"/>
-      </w:pPr>
-      <w:r>
-        <w:t>A. Nếu n không chia hết cho 6 thì n không chia hết cho 3.</w:t>
-      </w:r>
-    </w:p>
-    <w:p>
-      <w:pPr>
-        <w:spacing w:after="20" w:line="240" w:lineRule="auto"/>
-        <w:ind w:left="317"/>
-      </w:pPr>
-      <w:r>
-        <w:t>*B. Nếu n chia hết cho 3 thì n chia hết cho 6.</w:t>
-      </w:r>
-    </w:p>
-    <w:p>
-      <w:pPr>
-        <w:spacing w:after="20" w:line="240" w:lineRule="auto"/>
-        <w:ind w:left="317"/>
-      </w:pPr>
-      <w:r>
-        <w:t>C. Nếu n chia hết cho 6 thì n không chia hết cho 3.</w:t>
-      </w:r>
-    </w:p>
-    <w:p>
-      <w:pPr>
-        <w:spacing w:after="20" w:line="240" w:lineRule="auto"/>
-        <w:ind w:left="317"/>
-      </w:pPr>
-      <w:r>
-        <w:t>D. Nếu n không chia hết cho 3 thì n chia hết cho 6.</w:t>
-      </w:r>
-    </w:p>
-    <w:p>
-      <w:pPr>
-        <w:spacing w:after="40" w:line="240" w:lineRule="auto"/>
-      </w:pPr>
-      <w:r>
-        <w:rPr>
-          <w:b w:val="0"/>
-        </w:rPr>
-        <w:t>Câu 13. Cho A = {1; 2; 3}, B = {2; 3; 4}. Tập hợp A \ B là:</w:t>
-      </w:r>
-    </w:p>
-    <w:p>
-      <w:pPr>
-        <w:spacing w:after="20" w:line="240" w:lineRule="auto"/>
-        <w:ind w:left="317"/>
-      </w:pPr>
-      <w:r>
-        <w:t>*A. {1}.</w:t>
-      </w:r>
-    </w:p>
-    <w:p>
-      <w:pPr>
-        <w:spacing w:after="20" w:line="240" w:lineRule="auto"/>
-        <w:ind w:left="317"/>
-      </w:pPr>
-      <w:r>
-        <w:t>B. {4}.</w:t>
-      </w:r>
-    </w:p>
-    <w:p>
-      <w:pPr>
-        <w:spacing w:after="20" w:line="240" w:lineRule="auto"/>
-        <w:ind w:left="317"/>
-      </w:pPr>
-      <w:r>
-        <w:t>C. {2; 3}.</w:t>
-      </w:r>
-    </w:p>
-    <w:p>
-      <w:pPr>
-        <w:spacing w:after="20" w:line="240" w:lineRule="auto"/>
-        <w:ind w:left="317"/>
-      </w:pPr>
-      <w:r>
-        <w:t>D. {1; 2; 3; 4}.</w:t>
-      </w:r>
-    </w:p>
-    <w:p>
-      <w:pPr>
-        <w:spacing w:after="40" w:line="240" w:lineRule="auto"/>
-      </w:pPr>
-      <w:r>
-        <w:rPr>
-          <w:b w:val="0"/>
-        </w:rPr>
-        <w:t>Câu 14. Cho A = {x ∈ ℝ | x² = 4}. Khi đó:</w:t>
-      </w:r>
-    </w:p>
-    <w:p>
-      <w:pPr>
-        <w:spacing w:after="20" w:line="240" w:lineRule="auto"/>
-        <w:ind w:left="317"/>
-      </w:pPr>
-      <w:r>
-        <w:t>A. A = {2}.</w:t>
-      </w:r>
-    </w:p>
-    <w:p>
-      <w:pPr>
-        <w:spacing w:after="20" w:line="240" w:lineRule="auto"/>
-        <w:ind w:left="317"/>
-      </w:pPr>
-      <w:r>
-        <w:t>B. A = {−2}.</w:t>
-      </w:r>
-    </w:p>
-    <w:p>
-      <w:pPr>
-        <w:spacing w:after="20" w:line="240" w:lineRule="auto"/>
-        <w:ind w:left="317"/>
-      </w:pPr>
-      <w:r>
-        <w:t>*C. A = {−2; 2}.</w:t>
-      </w:r>
-    </w:p>
-    <w:p>
-      <w:pPr>
-        <w:spacing w:after="20" w:line="240" w:lineRule="auto"/>
-        <w:ind w:left="317"/>
-      </w:pPr>
-      <w:r>
-        <w:t>D. A = ∅.</w:t>
-      </w:r>
-    </w:p>
-    <w:p>
-      <w:pPr>
-        <w:spacing w:after="40" w:line="240" w:lineRule="auto"/>
-      </w:pPr>
-      <w:r>
-        <w:rPr>
-          <w:b w:val="0"/>
-        </w:rPr>
-        <w:t>Câu 15. Cho hai tập hợp A, B. Mệnh đề nào sau đây đúng?</w:t>
-      </w:r>
-    </w:p>
-    <w:p>
-      <w:pPr>
-        <w:spacing w:after="20" w:line="240" w:lineRule="auto"/>
-        <w:ind w:left="317"/>
-      </w:pPr>
-      <w:r>
-        <w:t>A. A ∩ B = A ∪ B với mọi A, B.</w:t>
-      </w:r>
-    </w:p>
-    <w:p>
-      <w:pPr>
-        <w:spacing w:after="20" w:line="240" w:lineRule="auto"/>
-        <w:ind w:left="317"/>
-      </w:pPr>
-      <w:r>
-        <w:t>*B. A ∩ B ⊆ A.</w:t>
-      </w:r>
-    </w:p>
-    <w:p>
-      <w:pPr>
-        <w:spacing w:after="20" w:line="240" w:lineRule="auto"/>
-        <w:ind w:left="317"/>
-      </w:pPr>
-      <w:r>
-        <w:t>C. A ⊆ A \ B với mọi A, B.</w:t>
-      </w:r>
-    </w:p>
-    <w:p>
-      <w:pPr>
-        <w:spacing w:after="20" w:line="240" w:lineRule="auto"/>
-        <w:ind w:left="317"/>
-      </w:pPr>
-      <w:r>
-        <w:t>D. A ∪ B ⊆ A ∩ B với mọi A, B.</w:t>
-      </w:r>
-    </w:p>
-    <w:p>
-      <w:pPr>
-        <w:pStyle w:val="3"/>
-        <w:bidi w:val="0"/>
-      </w:pPr>
-      <w:r>
-        <w:rPr>
-          <w:lang w:val="vi-VN"/>
-        </w:rPr>
-        <w:t>CHƯƠNG</w:t>
-      </w:r>
-      <w:r>
-        <w:t xml:space="preserve"> II. BẤT PHƯƠNG TRÌNH VÀ HỆ BẤT PHƯƠNG TRÌNH (Câu 16–30)</w:t>
-      </w:r>
-    </w:p>
-    <w:p>
-      <w:pPr>
-        <w:spacing w:after="40" w:line="240" w:lineRule="auto"/>
-      </w:pPr>
-      <w:r>
-        <w:rPr>
-          <w:b w:val="0"/>
-        </w:rPr>
-        <w:t>Câu 16. Điểm nào sau đây thuộc miền nghiệm của bất phương trình x + y ≤ 3?</w:t>
-      </w:r>
-    </w:p>
-    <w:p>
-      <w:pPr>
-        <w:spacing w:after="20" w:line="240" w:lineRule="auto"/>
-        <w:ind w:left="317"/>
-      </w:pPr>
-      <w:r>
-        <w:t>A. (2; 2).</w:t>
-      </w:r>
-    </w:p>
-    <w:p>
-      <w:pPr>
-        <w:spacing w:after="20" w:line="240" w:lineRule="auto"/>
-        <w:ind w:left="317"/>
-      </w:pPr>
-      <w:r>
-        <w:t>*B. (1; 1).</w:t>
-      </w:r>
-    </w:p>
-    <w:p>
-      <w:pPr>
-        <w:spacing w:after="20" w:line="240" w:lineRule="auto"/>
-        <w:ind w:left="317"/>
-      </w:pPr>
-      <w:r>
-        <w:t>C. (4; 0).</w:t>
-      </w:r>
-    </w:p>
-    <w:p>
-      <w:pPr>
-        <w:spacing w:after="20" w:line="240" w:lineRule="auto"/>
-        <w:ind w:left="317"/>
-      </w:pPr>
-      <w:r>
-        <w:t>D. (3; 2).</w:t>
-      </w:r>
-    </w:p>
-    <w:p>
-      <w:pPr>
-        <w:spacing w:after="40" w:line="240" w:lineRule="auto"/>
-      </w:pPr>
-      <w:r>
-        <w:rPr>
-          <w:b w:val="0"/>
-        </w:rPr>
-        <w:t>Câu 17. Đường thẳng x + y = 4 đi qua điểm nào sau đây?</w:t>
-      </w:r>
-    </w:p>
-    <w:p>
-      <w:pPr>
-        <w:spacing w:after="20" w:line="240" w:lineRule="auto"/>
-        <w:ind w:left="317"/>
-      </w:pPr>
-      <w:r>
-        <w:t>A. (1; 1).</w:t>
-      </w:r>
-    </w:p>
-    <w:p>
-      <w:pPr>
-        <w:spacing w:after="20" w:line="240" w:lineRule="auto"/>
-        <w:ind w:left="317"/>
-      </w:pPr>
-      <w:r>
-        <w:t>*B. (1; 3).</w:t>
-      </w:r>
-    </w:p>
-    <w:p>
-      <w:pPr>
-        <w:spacing w:after="20" w:line="240" w:lineRule="auto"/>
-        <w:ind w:left="317"/>
-      </w:pPr>
-      <w:r>
-        <w:t>C. (2; 3).</w:t>
-      </w:r>
-    </w:p>
-    <w:p>
-      <w:pPr>
-        <w:spacing w:after="20" w:line="240" w:lineRule="auto"/>
-        <w:ind w:left="317"/>
-      </w:pPr>
-      <w:r>
-        <w:t>D. (0; 3).</w:t>
-      </w:r>
-    </w:p>
-    <w:p>
-      <w:pPr>
-        <w:spacing w:after="40" w:line="240" w:lineRule="auto"/>
-      </w:pPr>
-      <w:r>
-        <w:rPr>
-          <w:b w:val="0"/>
-        </w:rPr>
-        <w:t>Câu 18. Miền nghiệm của bất phương trình x ≥ 0 là:</w:t>
-      </w:r>
-    </w:p>
-    <w:p>
-      <w:pPr>
-        <w:spacing w:after="20" w:line="240" w:lineRule="auto"/>
-        <w:ind w:left="317"/>
-      </w:pPr>
-      <w:r>
-        <w:t>A. Nửa mặt phẳng bên trái trục tung, không kể trục tung.</w:t>
-      </w:r>
-    </w:p>
-    <w:p>
-      <w:pPr>
-        <w:spacing w:after="20" w:line="240" w:lineRule="auto"/>
-        <w:ind w:left="317"/>
-      </w:pPr>
-      <w:r>
-        <w:t>*B. Nửa mặt phẳng bên phải trục tung, kể cả trục tung.</w:t>
-      </w:r>
-    </w:p>
-    <w:p>
-      <w:pPr>
-        <w:spacing w:after="20" w:line="240" w:lineRule="auto"/>
-        <w:ind w:left="317"/>
-      </w:pPr>
-      <w:r>
-        <w:t>C. Nửa mặt phẳng phía trên trục hoành.</w:t>
-      </w:r>
-    </w:p>
-    <w:p>
-      <w:pPr>
-        <w:spacing w:after="20" w:line="240" w:lineRule="auto"/>
-        <w:ind w:left="317"/>
-      </w:pPr>
-      <w:r>
-        <w:t>D. Nửa mặt phẳng phía dưới trục hoành.</w:t>
-      </w:r>
-    </w:p>
-    <w:p>
-      <w:pPr>
-        <w:spacing w:after="40" w:line="240" w:lineRule="auto"/>
-      </w:pPr>
-      <w:r>
-        <w:rPr>
-          <w:b w:val="0"/>
-        </w:rPr>
-        <w:t>Câu 19. Điểm nào thuộc miền nghiệm của hệ x ≥ 0, y ≥ 0, x + y ≤ 5?</w:t>
-      </w:r>
-    </w:p>
-    <w:p>
-      <w:pPr>
-        <w:spacing w:after="20" w:line="240" w:lineRule="auto"/>
-        <w:ind w:left="317"/>
-      </w:pPr>
-      <w:r>
-        <w:t>A. (−1; 2).</w:t>
-      </w:r>
-    </w:p>
-    <w:p>
-      <w:pPr>
-        <w:spacing w:after="20" w:line="240" w:lineRule="auto"/>
-        <w:ind w:left="317"/>
-      </w:pPr>
-      <w:r>
-        <w:t>B. (3; 3).</w:t>
-      </w:r>
-    </w:p>
-    <w:p>
-      <w:pPr>
-        <w:spacing w:after="20" w:line="240" w:lineRule="auto"/>
-        <w:ind w:left="317"/>
-      </w:pPr>
-      <w:r>
-        <w:t>*C. (2; 2).</w:t>
-      </w:r>
-    </w:p>
-    <w:p>
-      <w:pPr>
-        <w:spacing w:after="20" w:line="240" w:lineRule="auto"/>
-        <w:ind w:left="317"/>
-      </w:pPr>
-      <w:r>
-        <w:t>D. (6; 0).</w:t>
-      </w:r>
-    </w:p>
-    <w:p>
-      <w:pPr>
-        <w:spacing w:after="40" w:line="240" w:lineRule="auto"/>
-      </w:pPr>
-      <w:r>
-        <w:rPr>
-          <w:b w:val="0"/>
-        </w:rPr>
-        <w:t>Câu 20. Giá trị nhỏ nhất của F = 2x + y với x ≥ 0, y ≥ 0 là:</w:t>
-      </w:r>
-    </w:p>
-    <w:p>
-      <w:pPr>
-        <w:spacing w:after="20" w:line="240" w:lineRule="auto"/>
-        <w:ind w:left="317"/>
-      </w:pPr>
-      <w:r>
-        <w:t>A. 1.</w:t>
-      </w:r>
-    </w:p>
-    <w:p>
-      <w:pPr>
-        <w:spacing w:after="20" w:line="240" w:lineRule="auto"/>
-        <w:ind w:left="317"/>
-      </w:pPr>
-      <w:r>
-        <w:t>B. 2.</w:t>
-      </w:r>
-    </w:p>
-    <w:p>
-      <w:pPr>
-        <w:spacing w:after="20" w:line="240" w:lineRule="auto"/>
-        <w:ind w:left="317"/>
-      </w:pPr>
-      <w:r>
-        <w:t>C. Không tồn tại.</w:t>
-      </w:r>
-    </w:p>
-    <w:p>
-      <w:pPr>
-        <w:spacing w:after="20" w:line="240" w:lineRule="auto"/>
-        <w:ind w:left="317"/>
-      </w:pPr>
-      <w:r>
-        <w:t>*D. 0.</w:t>
-      </w:r>
-    </w:p>
-    <w:p>
-      <w:pPr>
-        <w:spacing w:after="40" w:line="240" w:lineRule="auto"/>
-      </w:pPr>
-      <w:r>
-        <w:rPr>
-          <w:b w:val="0"/>
-        </w:rPr>
-        <w:t>Câu 21. Bất phương trình 2x − 4 &gt; 0 tương đương với:</w:t>
-      </w:r>
-    </w:p>
-    <w:p>
-      <w:pPr>
-        <w:spacing w:after="20" w:line="240" w:lineRule="auto"/>
-        <w:ind w:left="317"/>
-      </w:pPr>
-      <w:r>
-        <w:t>A. x &lt; 2.</w:t>
-      </w:r>
-    </w:p>
-    <w:p>
-      <w:pPr>
-        <w:spacing w:after="20" w:line="240" w:lineRule="auto"/>
-        <w:ind w:left="317"/>
-      </w:pPr>
-      <w:r>
-        <w:t>*B. x &gt; 2.</w:t>
-      </w:r>
-    </w:p>
-    <w:p>
-      <w:pPr>
-        <w:spacing w:after="20" w:line="240" w:lineRule="auto"/>
-        <w:ind w:left="317"/>
-      </w:pPr>
-      <w:r>
-        <w:t>C. x ≥ 2.</w:t>
-      </w:r>
-    </w:p>
-    <w:p>
-      <w:pPr>
-        <w:spacing w:after="20" w:line="240" w:lineRule="auto"/>
-        <w:ind w:left="317"/>
-      </w:pPr>
-      <w:r>
-        <w:t>D. x ≤ 2.</w:t>
-      </w:r>
-    </w:p>
-    <w:p>
-      <w:pPr>
-        <w:spacing w:after="40" w:line="240" w:lineRule="auto"/>
-      </w:pPr>
-      <w:r>
-        <w:rPr>
-          <w:b w:val="0"/>
-        </w:rPr>
-        <w:t>Câu 22. Nghiệm của bất phương trình −3x + 6 ≥ 0 là:</w:t>
-      </w:r>
-    </w:p>
-    <w:p>
-      <w:pPr>
-        <w:spacing w:after="20" w:line="240" w:lineRule="auto"/>
-        <w:ind w:left="317"/>
-      </w:pPr>
-      <w:r>
-        <w:t>A. x ≥ 2.</w:t>
-      </w:r>
-    </w:p>
-    <w:p>
-      <w:pPr>
-        <w:spacing w:after="20" w:line="240" w:lineRule="auto"/>
-        <w:ind w:left="317"/>
-      </w:pPr>
-      <w:r>
-        <w:t>*B. x ≤ 2.</w:t>
-      </w:r>
-    </w:p>
-    <w:p>
-      <w:pPr>
-        <w:spacing w:after="20" w:line="240" w:lineRule="auto"/>
-        <w:ind w:left="317"/>
-      </w:pPr>
-      <w:r>
-        <w:t>C. x &gt; 2.</w:t>
-      </w:r>
-    </w:p>
-    <w:p>
-      <w:pPr>
-        <w:spacing w:after="20" w:line="240" w:lineRule="auto"/>
-        <w:ind w:left="317"/>
-      </w:pPr>
-      <w:r>
-        <w:t>D. x &lt; −2.</w:t>
-      </w:r>
-    </w:p>
-    <w:p>
-      <w:pPr>
-        <w:spacing w:after="40" w:line="240" w:lineRule="auto"/>
-      </w:pPr>
-      <w:r>
-        <w:rPr>
-          <w:b w:val="0"/>
-        </w:rPr>
-        <w:t>Câu 23. Điểm nào sau đây không thuộc miền nghiệm của 2x + y ≤ 4?</w:t>
-      </w:r>
-    </w:p>
-    <w:p>
-      <w:pPr>
-        <w:spacing w:after="20" w:line="240" w:lineRule="auto"/>
-        <w:ind w:left="317"/>
-      </w:pPr>
-      <w:r>
-        <w:t>A. (0; 0).</w:t>
-      </w:r>
-    </w:p>
-    <w:p>
-      <w:pPr>
-        <w:spacing w:after="20" w:line="240" w:lineRule="auto"/>
-        <w:ind w:left="317"/>
-      </w:pPr>
-      <w:r>
-        <w:t>B. (1; 1).</w:t>
-      </w:r>
-    </w:p>
-    <w:p>
-      <w:pPr>
-        <w:spacing w:after="20" w:line="240" w:lineRule="auto"/>
-        <w:ind w:left="317"/>
-      </w:pPr>
-      <w:r>
-        <w:t>*C. (2; 2).</w:t>
-      </w:r>
-    </w:p>
-    <w:p>
-      <w:pPr>
-        <w:spacing w:after="20" w:line="240" w:lineRule="auto"/>
-        <w:ind w:left="317"/>
-      </w:pPr>
-      <w:r>
-        <w:t>D. (0; 4).</w:t>
-      </w:r>
-    </w:p>
-    <w:p>
-      <w:pPr>
-        <w:spacing w:after="40" w:line="240" w:lineRule="auto"/>
-      </w:pPr>
-      <w:r>
-        <w:rPr>
-          <w:b w:val="0"/>
-        </w:rPr>
-        <w:t>Câu 24. Miền nghiệm của hệ x ≥ 1, y ≥ 2 là:</w:t>
-      </w:r>
-    </w:p>
-    <w:p>
-      <w:pPr>
-        <w:spacing w:after="20" w:line="240" w:lineRule="auto"/>
-        <w:ind w:left="317"/>
-      </w:pPr>
-      <w:r>
-        <w:t>A. Một đường thẳng.</w:t>
-      </w:r>
-    </w:p>
-    <w:p>
-      <w:pPr>
-        <w:spacing w:after="20" w:line="240" w:lineRule="auto"/>
-        <w:ind w:left="317"/>
-      </w:pPr>
-      <w:r>
-        <w:t>B. Một đoạn thẳng.</w:t>
-      </w:r>
-    </w:p>
-    <w:p>
-      <w:pPr>
-        <w:spacing w:after="20" w:line="240" w:lineRule="auto"/>
-        <w:ind w:left="317"/>
-      </w:pPr>
-      <w:r>
-        <w:t>*C. Miền giao của hai nửa mặt phẳng x ≥ 1 và y ≥ 2.</w:t>
-      </w:r>
-    </w:p>
-    <w:p>
-      <w:pPr>
-        <w:spacing w:after="20" w:line="240" w:lineRule="auto"/>
-        <w:ind w:left="317"/>
-      </w:pPr>
-      <w:r>
-        <w:t>D. Tập rỗng.</w:t>
-      </w:r>
-    </w:p>
-    <w:p>
-      <w:pPr>
-        <w:spacing w:after="40" w:line="240" w:lineRule="auto"/>
-      </w:pPr>
-      <w:r>
-        <w:rPr>
-          <w:b w:val="0"/>
-        </w:rPr>
-        <w:t>Câu 25. Cho x, y ≥ 0 và x + y ≤ 6. Giá trị lớn nhất của F = x + y là:</w:t>
-      </w:r>
-    </w:p>
-    <w:p>
-      <w:pPr>
-        <w:spacing w:after="20" w:line="240" w:lineRule="auto"/>
-        <w:ind w:left="317"/>
-      </w:pPr>
-      <w:r>
-        <w:t>A. 0.</w:t>
-      </w:r>
-    </w:p>
-    <w:p>
-      <w:pPr>
-        <w:spacing w:after="20" w:line="240" w:lineRule="auto"/>
-        <w:ind w:left="317"/>
-      </w:pPr>
-      <w:r>
-        <w:t>B. 3.</w:t>
-      </w:r>
-    </w:p>
-    <w:p>
-      <w:pPr>
-        <w:spacing w:after="20" w:line="240" w:lineRule="auto"/>
-        <w:ind w:left="317"/>
-      </w:pPr>
-      <w:r>
-        <w:t>*C. 6.</w:t>
-      </w:r>
-    </w:p>
-    <w:p>
-      <w:pPr>
-        <w:spacing w:after="20" w:line="240" w:lineRule="auto"/>
-        <w:ind w:left="317"/>
-      </w:pPr>
-      <w:r>
-        <w:t>D. 12.</w:t>
-      </w:r>
-    </w:p>
-    <w:p>
-      <w:pPr>
-        <w:spacing w:after="40" w:line="240" w:lineRule="auto"/>
-      </w:pPr>
-      <w:r>
-        <w:rPr>
-          <w:b w:val="0"/>
-        </w:rPr>
-        <w:t>Câu 26. Điểm nào là giao điểm của hai đường thẳng x + y = 5 và x − y = 1?</w:t>
-      </w:r>
-    </w:p>
-    <w:p>
-      <w:pPr>
-        <w:spacing w:after="20" w:line="240" w:lineRule="auto"/>
-        <w:ind w:left="317"/>
-      </w:pPr>
-      <w:r>
-        <w:t>A. (2; 3).</w:t>
-      </w:r>
-    </w:p>
-    <w:p>
-      <w:pPr>
-        <w:spacing w:after="20" w:line="240" w:lineRule="auto"/>
-        <w:ind w:left="317"/>
-      </w:pPr>
-      <w:r>
-        <w:t>*B. (3; 2).</w:t>
-      </w:r>
-    </w:p>
-    <w:p>
-      <w:pPr>
-        <w:spacing w:after="20" w:line="240" w:lineRule="auto"/>
-        <w:ind w:left="317"/>
-      </w:pPr>
-      <w:r>
-        <w:t>C. (4; 1).</w:t>
-      </w:r>
-    </w:p>
-    <w:p>
-      <w:pPr>
-        <w:spacing w:after="20" w:line="240" w:lineRule="auto"/>
-        <w:ind w:left="317"/>
-      </w:pPr>
-      <w:r>
-        <w:t>D. (1; 4).</w:t>
-      </w:r>
-    </w:p>
-    <w:p>
-      <w:pPr>
-        <w:spacing w:after="40" w:line="240" w:lineRule="auto"/>
-      </w:pPr>
-      <w:r>
-        <w:rPr>
-          <w:b w:val="0"/>
-        </w:rPr>
-        <w:t>Câu 27. Với hệ bất phương trình bậc nhất hai ẩn, miền nghiệm của hệ là:</w:t>
-      </w:r>
-    </w:p>
-    <w:p>
-      <w:pPr>
-        <w:spacing w:after="20" w:line="240" w:lineRule="auto"/>
-        <w:ind w:left="317"/>
-      </w:pPr>
-      <w:r>
-        <w:t>A. Giao của các đường biên.</w:t>
-      </w:r>
-    </w:p>
-    <w:p>
-      <w:pPr>
-        <w:spacing w:after="20" w:line="240" w:lineRule="auto"/>
-        <w:ind w:left="317"/>
-      </w:pPr>
-      <w:r>
-        <w:t>*B. Giao của các miền nghiệm của từng bất phương trình.</w:t>
-      </w:r>
-    </w:p>
-    <w:p>
-      <w:pPr>
-        <w:spacing w:after="20" w:line="240" w:lineRule="auto"/>
-        <w:ind w:left="317"/>
-      </w:pPr>
-      <w:r>
-        <w:t>C. Hợp của các đường biên.</w:t>
-      </w:r>
-    </w:p>
-    <w:p>
-      <w:pPr>
-        <w:spacing w:after="20" w:line="240" w:lineRule="auto"/>
-        <w:ind w:left="317"/>
-      </w:pPr>
-      <w:r>
-        <w:t>D. Luôn là một hình tam giác.</w:t>
-      </w:r>
-    </w:p>
-    <w:p>
-      <w:pPr>
-        <w:spacing w:after="40" w:line="240" w:lineRule="auto"/>
-      </w:pPr>
-      <w:r>
-        <w:rPr>
-          <w:b w:val="0"/>
-        </w:rPr>
-        <w:t>Câu 28. Giá trị lớn nhất của F = 3x + 2y trên miền nghiệm x ≥ 0, y ≥ 0, x + y ≤ 4 là:</w:t>
-      </w:r>
-    </w:p>
-    <w:p>
-      <w:pPr>
-        <w:spacing w:after="20" w:line="240" w:lineRule="auto"/>
-        <w:ind w:left="317"/>
-      </w:pPr>
-      <w:r>
-        <w:t>A. 8.</w:t>
-      </w:r>
-    </w:p>
-    <w:p>
-      <w:pPr>
-        <w:spacing w:after="20" w:line="240" w:lineRule="auto"/>
-        <w:ind w:left="317"/>
-      </w:pPr>
-      <w:r>
-        <w:t>*B. 12.</w:t>
-      </w:r>
-    </w:p>
-    <w:p>
-      <w:pPr>
-        <w:spacing w:after="20" w:line="240" w:lineRule="auto"/>
-        <w:ind w:left="317"/>
-      </w:pPr>
-      <w:r>
-        <w:t>C. 10.</w:t>
-      </w:r>
-    </w:p>
-    <w:p>
-      <w:pPr>
-        <w:spacing w:after="20" w:line="240" w:lineRule="auto"/>
-        <w:ind w:left="317"/>
-      </w:pPr>
-      <w:r>
-        <w:t>D. 6.</w:t>
-      </w:r>
-    </w:p>
-    <w:p>
-      <w:pPr>
-        <w:spacing w:after="40" w:line="240" w:lineRule="auto"/>
-      </w:pPr>
-      <w:r>
-        <w:rPr>
-          <w:b w:val="0"/>
-        </w:rPr>
-        <w:t>Câu 29. Điểm nào thuộc miền nghiệm của bất phương trình x − 2y + 1 &gt; 0?</w:t>
-      </w:r>
-    </w:p>
-    <w:p>
-      <w:pPr>
-        <w:spacing w:after="20" w:line="240" w:lineRule="auto"/>
-        <w:ind w:left="317"/>
-      </w:pPr>
-      <w:r>
-        <w:t>*A. (0; 0).</w:t>
-      </w:r>
-    </w:p>
-    <w:p>
-      <w:pPr>
-        <w:spacing w:after="20" w:line="240" w:lineRule="auto"/>
-        <w:ind w:left="317"/>
-      </w:pPr>
-      <w:r>
-        <w:t>B. (0; 1).</w:t>
-      </w:r>
-    </w:p>
-    <w:p>
-      <w:pPr>
-        <w:spacing w:after="20" w:line="240" w:lineRule="auto"/>
-        <w:ind w:left="317"/>
-      </w:pPr>
-      <w:r>
-        <w:t>C. (1; 2).</w:t>
-      </w:r>
-    </w:p>
-    <w:p>
-      <w:pPr>
-        <w:spacing w:after="20" w:line="240" w:lineRule="auto"/>
-        <w:ind w:left="317"/>
-      </w:pPr>
-      <w:r>
-        <w:t>D. (−3; 0).</w:t>
-      </w:r>
-    </w:p>
-    <w:p>
-      <w:pPr>
-        <w:spacing w:after="40" w:line="240" w:lineRule="auto"/>
-      </w:pPr>
-      <w:r>
-        <w:rPr>
-          <w:b w:val="0"/>
-        </w:rPr>
-        <w:t>Câu 30. Hệ x + y ≤ 2, x + y ≥ 5 có tập nghiệm là:</w:t>
-      </w:r>
-    </w:p>
-    <w:p>
-      <w:pPr>
-        <w:spacing w:after="20" w:line="240" w:lineRule="auto"/>
-        <w:ind w:left="317"/>
-      </w:pPr>
-      <w:r>
-        <w:t>A. Một đường thẳng.</w:t>
-      </w:r>
-    </w:p>
-    <w:p>
-      <w:pPr>
-        <w:spacing w:after="20" w:line="240" w:lineRule="auto"/>
-        <w:ind w:left="317"/>
-      </w:pPr>
-      <w:r>
-        <w:t>B. Một miền tam giác.</w:t>
-      </w:r>
-    </w:p>
-    <w:p>
-      <w:pPr>
-        <w:spacing w:after="20" w:line="240" w:lineRule="auto"/>
-        <w:ind w:left="317"/>
-      </w:pPr>
-      <w:r>
-        <w:t>C. Vô số nghiệm.</w:t>
-      </w:r>
-    </w:p>
-    <w:p>
-      <w:pPr>
-        <w:spacing w:after="20" w:line="240" w:lineRule="auto"/>
-        <w:ind w:left="317"/>
-      </w:pPr>
-      <w:r>
-        <w:t>*D. Tập rỗng.</w:t>
-      </w:r>
-    </w:p>
-    <w:p>
-      <w:pPr>
-        <w:pStyle w:val="3"/>
-        <w:bidi w:val="0"/>
-      </w:pPr>
-      <w:r>
-        <w:rPr>
-          <w:lang w:val="vi-VN"/>
-        </w:rPr>
-        <w:t>CHƯƠNG</w:t>
-      </w:r>
-      <w:r>
-        <w:t xml:space="preserve"> III. HÀM SỐ VÀ ĐỒ THỊ (Câu 31–45)</w:t>
-      </w:r>
-    </w:p>
-    <w:p>
-      <w:pPr>
-        <w:spacing w:after="40" w:line="240" w:lineRule="auto"/>
-      </w:pPr>
-      <w:r>
-        <w:rPr>
-          <w:b w:val="0"/>
-        </w:rPr>
-        <w:t>Câu 31. Tập xác định của hàm số y = 2x + 3 là:</w:t>
-      </w:r>
-    </w:p>
-    <w:p>
-      <w:pPr>
-        <w:spacing w:after="20" w:line="240" w:lineRule="auto"/>
-        <w:ind w:left="317"/>
-      </w:pPr>
-      <w:r>
-        <w:t>*A. ℝ.</w:t>
-      </w:r>
-    </w:p>
-    <w:p>
-      <w:pPr>
-        <w:spacing w:after="20" w:line="240" w:lineRule="auto"/>
-        <w:ind w:left="317"/>
-      </w:pPr>
-      <w:r>
-        <w:t>B. (0; +∞).</w:t>
-      </w:r>
-    </w:p>
-    <w:p>
-      <w:pPr>
-        <w:spacing w:after="20" w:line="240" w:lineRule="auto"/>
-        <w:ind w:left="317"/>
-      </w:pPr>
-      <w:r>
-        <w:t>C. [0; +∞).</w:t>
-      </w:r>
-    </w:p>
-    <w:p>
-      <w:pPr>
-        <w:spacing w:after="20" w:line="240" w:lineRule="auto"/>
-        <w:ind w:left="317"/>
-      </w:pPr>
-      <w:r>
-        <w:t>D. ℝ \ {0}.</w:t>
-      </w:r>
-    </w:p>
-    <w:p>
-      <w:pPr>
-        <w:spacing w:after="40" w:line="240" w:lineRule="auto"/>
-      </w:pPr>
-      <w:r>
-        <w:rPr>
-          <w:b w:val="0"/>
-        </w:rPr>
-        <w:t>Câu 32. Cho hàm số f(x) = x² − 1. Giá trị f(2) bằng:</w:t>
-      </w:r>
-    </w:p>
-    <w:p>
-      <w:pPr>
-        <w:spacing w:after="20" w:line="240" w:lineRule="auto"/>
-        <w:ind w:left="317"/>
-      </w:pPr>
-      <w:r>
-        <w:t>A. 2.</w:t>
-      </w:r>
-    </w:p>
-    <w:p>
-      <w:pPr>
-        <w:spacing w:after="20" w:line="240" w:lineRule="auto"/>
-        <w:ind w:left="317"/>
-      </w:pPr>
-      <w:r>
-        <w:t>B. 4.</w:t>
-      </w:r>
-    </w:p>
-    <w:p>
-      <w:pPr>
-        <w:spacing w:after="20" w:line="240" w:lineRule="auto"/>
-        <w:ind w:left="317"/>
-      </w:pPr>
-      <w:r>
-        <w:t>*C. 3.</w:t>
-      </w:r>
-    </w:p>
-    <w:p>
-      <w:pPr>
-        <w:spacing w:after="20" w:line="240" w:lineRule="auto"/>
-        <w:ind w:left="317"/>
-      </w:pPr>
-      <w:r>
-        <w:t>D. 5.</w:t>
-      </w:r>
-    </w:p>
-    <w:p>
-      <w:pPr>
-        <w:spacing w:after="40" w:line="240" w:lineRule="auto"/>
-      </w:pPr>
-      <w:r>
-        <w:rPr>
-          <w:b w:val="0"/>
-        </w:rPr>
-        <w:t>Câu 33. Điểm nào sau đây thuộc đồ thị hàm số y = 2x − 1?</w:t>
-      </w:r>
-    </w:p>
-    <w:p>
-      <w:pPr>
-        <w:spacing w:after="20" w:line="240" w:lineRule="auto"/>
-        <w:ind w:left="317"/>
-      </w:pPr>
-      <w:r>
-        <w:t>A. (1; 0).</w:t>
-      </w:r>
-    </w:p>
-    <w:p>
-      <w:pPr>
-        <w:spacing w:after="20" w:line="240" w:lineRule="auto"/>
-        <w:ind w:left="317"/>
-      </w:pPr>
-      <w:r>
-        <w:t>*B. (1; 1).</w:t>
-      </w:r>
-    </w:p>
-    <w:p>
-      <w:pPr>
-        <w:spacing w:after="20" w:line="240" w:lineRule="auto"/>
-        <w:ind w:left="317"/>
-      </w:pPr>
-      <w:r>
-        <w:t>C. (0; 1).</w:t>
-      </w:r>
-    </w:p>
-    <w:p>
-      <w:pPr>
-        <w:spacing w:after="20" w:line="240" w:lineRule="auto"/>
-        <w:ind w:left="317"/>
-      </w:pPr>
-      <w:r>
-        <w:t>D. (2; 2).</w:t>
-      </w:r>
-    </w:p>
-    <w:p>
-      <w:pPr>
-        <w:spacing w:after="40" w:line="240" w:lineRule="auto"/>
-      </w:pPr>
-      <w:r>
-        <w:rPr>
-          <w:b w:val="0"/>
-        </w:rPr>
-        <w:t>Câu 34. Hàm số y = 3x + 2 là hàm số:</w:t>
-      </w:r>
-    </w:p>
-    <w:p>
-      <w:pPr>
-        <w:spacing w:after="20" w:line="240" w:lineRule="auto"/>
-        <w:ind w:left="317"/>
-      </w:pPr>
-      <w:r>
-        <w:t>A. Nghịch biến trên ℝ.</w:t>
-      </w:r>
-    </w:p>
-    <w:p>
-      <w:pPr>
-        <w:spacing w:after="20" w:line="240" w:lineRule="auto"/>
-        <w:ind w:left="317"/>
-      </w:pPr>
-      <w:r>
-        <w:t>*B. Đồng biến trên ℝ.</w:t>
-      </w:r>
-    </w:p>
-    <w:p>
-      <w:pPr>
-        <w:spacing w:after="20" w:line="240" w:lineRule="auto"/>
-        <w:ind w:left="317"/>
-      </w:pPr>
-      <w:r>
-        <w:t>C. Không đồng biến cũng không nghịch biến.</w:t>
-      </w:r>
-    </w:p>
-    <w:p>
-      <w:pPr>
-        <w:spacing w:after="20" w:line="240" w:lineRule="auto"/>
-        <w:ind w:left="317"/>
-      </w:pPr>
-      <w:r>
-        <w:t>D. Chỉ đồng biến trên (0; +∞).</w:t>
-      </w:r>
-    </w:p>
-    <w:p>
-      <w:pPr>
-        <w:spacing w:after="40" w:line="240" w:lineRule="auto"/>
-      </w:pPr>
-      <w:r>
-        <w:rPr>
-          <w:b w:val="0"/>
-        </w:rPr>
-        <w:t>Câu 35. Đồ thị hàm số y = ax + b với a ≠ 0 là:</w:t>
-      </w:r>
-    </w:p>
-    <w:p>
-      <w:pPr>
-        <w:spacing w:after="20" w:line="240" w:lineRule="auto"/>
-        <w:ind w:left="317"/>
-      </w:pPr>
-      <w:r>
-        <w:t>A. Một đường tròn.</w:t>
-      </w:r>
-    </w:p>
-    <w:p>
-      <w:pPr>
-        <w:spacing w:after="20" w:line="240" w:lineRule="auto"/>
-        <w:ind w:left="317"/>
-      </w:pPr>
-      <w:r>
-        <w:t>B. Một parabol.</w:t>
-      </w:r>
-    </w:p>
-    <w:p>
-      <w:pPr>
-        <w:spacing w:after="20" w:line="240" w:lineRule="auto"/>
-        <w:ind w:left="317"/>
-      </w:pPr>
-      <w:r>
-        <w:t>*C. Một đường thẳng.</w:t>
-      </w:r>
-    </w:p>
-    <w:p>
-      <w:pPr>
-        <w:spacing w:after="20" w:line="240" w:lineRule="auto"/>
-        <w:ind w:left="317"/>
-      </w:pPr>
-      <w:r>
-        <w:t>D. Một đường cong bất kỳ.</w:t>
-      </w:r>
-    </w:p>
-    <w:p>
-      <w:pPr>
-        <w:spacing w:after="40" w:line="240" w:lineRule="auto"/>
-      </w:pPr>
-      <w:r>
-        <w:rPr>
-          <w:b w:val="0"/>
-        </w:rPr>
-        <w:t>Câu 36. Đường thẳng y = 2x − 4 cắt trục tung tại điểm nào?</w:t>
-      </w:r>
-    </w:p>
-    <w:p>
-      <w:pPr>
-        <w:spacing w:after="20" w:line="240" w:lineRule="auto"/>
-        <w:ind w:left="317"/>
-      </w:pPr>
-      <w:r>
-        <w:t>A. (2; 0).</w:t>
-      </w:r>
-    </w:p>
-    <w:p>
-      <w:pPr>
-        <w:spacing w:after="20" w:line="240" w:lineRule="auto"/>
-        <w:ind w:left="317"/>
-      </w:pPr>
-      <w:r>
-        <w:t>*B. (0; −4).</w:t>
-      </w:r>
-    </w:p>
-    <w:p>
-      <w:pPr>
-        <w:spacing w:after="20" w:line="240" w:lineRule="auto"/>
-        <w:ind w:left="317"/>
-      </w:pPr>
-      <w:r>
-        <w:t>C. (0; 4).</w:t>
-      </w:r>
-    </w:p>
-    <w:p>
-      <w:pPr>
-        <w:spacing w:after="20" w:line="240" w:lineRule="auto"/>
-        <w:ind w:left="317"/>
-      </w:pPr>
-      <w:r>
-        <w:t>D. (−4; 0).</w:t>
-      </w:r>
-    </w:p>
-    <w:p>
-      <w:pPr>
-        <w:spacing w:after="40" w:line="240" w:lineRule="auto"/>
-      </w:pPr>
-      <w:r>
-        <w:rPr>
-          <w:b w:val="0"/>
-        </w:rPr>
-        <w:t>Câu 37. Đường thẳng y = −x + 3 cắt trục hoành tại điểm:</w:t>
-      </w:r>
-    </w:p>
-    <w:p>
-      <w:pPr>
-        <w:spacing w:after="20" w:line="240" w:lineRule="auto"/>
-        <w:ind w:left="317"/>
-      </w:pPr>
-      <w:r>
-        <w:t>A. (0; 3).</w:t>
-      </w:r>
-    </w:p>
-    <w:p>
-      <w:pPr>
-        <w:spacing w:after="20" w:line="240" w:lineRule="auto"/>
-        <w:ind w:left="317"/>
-      </w:pPr>
-      <w:r>
-        <w:t>B. (3; 3).</w:t>
-      </w:r>
-    </w:p>
-    <w:p>
-      <w:pPr>
-        <w:spacing w:after="20" w:line="240" w:lineRule="auto"/>
-        <w:ind w:left="317"/>
-      </w:pPr>
-      <w:r>
-        <w:t>*C. (3; 0).</w:t>
-      </w:r>
-    </w:p>
-    <w:p>
-      <w:pPr>
-        <w:spacing w:after="20" w:line="240" w:lineRule="auto"/>
-        <w:ind w:left="317"/>
-      </w:pPr>
-      <w:r>
-        <w:t>D. (−3; 0).</w:t>
-      </w:r>
-    </w:p>
-    <w:p>
-      <w:pPr>
-        <w:spacing w:after="40" w:line="240" w:lineRule="auto"/>
-      </w:pPr>
-      <w:r>
-        <w:rPr>
-          <w:b w:val="0"/>
-        </w:rPr>
-        <w:t>Câu 38. Cho hàm số y = x². Giá trị nhỏ nhất của hàm số là:</w:t>
-      </w:r>
-    </w:p>
-    <w:p>
-      <w:pPr>
-        <w:spacing w:after="20" w:line="240" w:lineRule="auto"/>
-        <w:ind w:left="317"/>
-      </w:pPr>
-      <w:r>
-        <w:t>A. −1.</w:t>
-      </w:r>
-    </w:p>
-    <w:p>
-      <w:pPr>
-        <w:spacing w:after="20" w:line="240" w:lineRule="auto"/>
-        <w:ind w:left="317"/>
-      </w:pPr>
-      <w:r>
-        <w:t>B. 1.</w:t>
-      </w:r>
-    </w:p>
-    <w:p>
-      <w:pPr>
-        <w:spacing w:after="20" w:line="240" w:lineRule="auto"/>
-        <w:ind w:left="317"/>
-      </w:pPr>
-      <w:r>
-        <w:t>*C. 0.</w:t>
-      </w:r>
-    </w:p>
-    <w:p>
-      <w:pPr>
-        <w:spacing w:after="20" w:line="240" w:lineRule="auto"/>
-        <w:ind w:left="317"/>
-      </w:pPr>
-      <w:r>
-        <w:t>D. Không tồn tại.</w:t>
-      </w:r>
-    </w:p>
-    <w:p>
-      <w:pPr>
-        <w:spacing w:after="40" w:line="240" w:lineRule="auto"/>
-      </w:pPr>
-      <w:r>
-        <w:rPr>
-          <w:b w:val="0"/>
-        </w:rPr>
-        <w:t>Câu 39. Trục đối xứng của parabol y = x² − 4x + 1 là đường thẳng:</w:t>
-      </w:r>
-    </w:p>
-    <w:p>
-      <w:pPr>
-        <w:spacing w:after="20" w:line="240" w:lineRule="auto"/>
-        <w:ind w:left="317"/>
-      </w:pPr>
-      <w:r>
-        <w:t>A. x = −2.</w:t>
-      </w:r>
-    </w:p>
-    <w:p>
-      <w:pPr>
-        <w:spacing w:after="20" w:line="240" w:lineRule="auto"/>
-        <w:ind w:left="317"/>
-      </w:pPr>
-      <w:r>
-        <w:t>*B. x = 2.</w:t>
-      </w:r>
-    </w:p>
-    <w:p>
-      <w:pPr>
-        <w:spacing w:after="20" w:line="240" w:lineRule="auto"/>
-        <w:ind w:left="317"/>
-      </w:pPr>
-      <w:r>
-        <w:t>C. y = 2.</w:t>
-      </w:r>
-    </w:p>
-    <w:p>
-      <w:pPr>
-        <w:spacing w:after="20" w:line="240" w:lineRule="auto"/>
-        <w:ind w:left="317"/>
-      </w:pPr>
-      <w:r>
-        <w:t>D. x = 4.</w:t>
-      </w:r>
-    </w:p>
-    <w:p>
-      <w:pPr>
-        <w:spacing w:after="40" w:line="240" w:lineRule="auto"/>
-      </w:pPr>
-      <w:r>
-        <w:rPr>
-          <w:b w:val="0"/>
-        </w:rPr>
-        <w:t>Câu 40. Đỉnh của parabol y = (x − 1)² + 2 là:</w:t>
-      </w:r>
-    </w:p>
-    <w:p>
-      <w:pPr>
-        <w:spacing w:after="20" w:line="240" w:lineRule="auto"/>
-        <w:ind w:left="317"/>
-      </w:pPr>
-      <w:r>
-        <w:t>A. (−1; 2).</w:t>
-      </w:r>
-    </w:p>
-    <w:p>
-      <w:pPr>
-        <w:spacing w:after="20" w:line="240" w:lineRule="auto"/>
-        <w:ind w:left="317"/>
-      </w:pPr>
-      <w:r>
-        <w:t>*B. (1; 2).</w:t>
-      </w:r>
-    </w:p>
-    <w:p>
-      <w:pPr>
-        <w:spacing w:after="20" w:line="240" w:lineRule="auto"/>
-        <w:ind w:left="317"/>
-      </w:pPr>
-      <w:r>
-        <w:t>C. (1; −2).</w:t>
-      </w:r>
-    </w:p>
-    <w:p>
-      <w:pPr>
-        <w:spacing w:after="20" w:line="240" w:lineRule="auto"/>
-        <w:ind w:left="317"/>
-      </w:pPr>
-      <w:r>
-        <w:t>D. (2; 1).</w:t>
-      </w:r>
-    </w:p>
-    <w:p>
-      <w:pPr>
-        <w:spacing w:after="40" w:line="240" w:lineRule="auto"/>
-      </w:pPr>
-      <w:r>
-        <w:rPr>
-          <w:b w:val="0"/>
-        </w:rPr>
-        <w:t>Câu 41. Cho hàm số y = −x² + 4. Đồ thị hàm số có chiều mở:</w:t>
-      </w:r>
-    </w:p>
-    <w:p>
-      <w:pPr>
-        <w:spacing w:after="20" w:line="240" w:lineRule="auto"/>
-        <w:ind w:left="317"/>
-      </w:pPr>
-      <w:r>
-        <w:t>A. Lên trên.</w:t>
-      </w:r>
-    </w:p>
-    <w:p>
-      <w:pPr>
-        <w:spacing w:after="20" w:line="240" w:lineRule="auto"/>
-        <w:ind w:left="317"/>
-      </w:pPr>
-      <w:r>
-        <w:t>*B. Xuống dưới.</w:t>
-      </w:r>
-    </w:p>
-    <w:p>
-      <w:pPr>
-        <w:spacing w:after="20" w:line="240" w:lineRule="auto"/>
-        <w:ind w:left="317"/>
-      </w:pPr>
-      <w:r>
-        <w:t>C. Sang trái.</w:t>
-      </w:r>
-    </w:p>
-    <w:p>
-      <w:pPr>
-        <w:spacing w:after="20" w:line="240" w:lineRule="auto"/>
-        <w:ind w:left="317"/>
-      </w:pPr>
-      <w:r>
-        <w:t>D. Sang phải.</w:t>
-      </w:r>
-    </w:p>
-    <w:p>
-      <w:pPr>
-        <w:spacing w:after="40" w:line="240" w:lineRule="auto"/>
-      </w:pPr>
-      <w:r>
-        <w:rPr>
-          <w:b w:val="0"/>
-        </w:rPr>
-        <w:t>Câu 42. Hàm số y = x² − 2x có giá trị tại x = 1 bằng:</w:t>
-      </w:r>
-    </w:p>
-    <w:p>
-      <w:pPr>
-        <w:spacing w:after="20" w:line="240" w:lineRule="auto"/>
-        <w:ind w:left="317"/>
-      </w:pPr>
-      <w:r>
-        <w:t>A. 1.</w:t>
-      </w:r>
-    </w:p>
-    <w:p>
-      <w:pPr>
-        <w:spacing w:after="20" w:line="240" w:lineRule="auto"/>
-        <w:ind w:left="317"/>
-      </w:pPr>
-      <w:r>
-        <w:t>B. 2.</w:t>
-      </w:r>
-    </w:p>
-    <w:p>
-      <w:pPr>
-        <w:spacing w:after="20" w:line="240" w:lineRule="auto"/>
-        <w:ind w:left="317"/>
-      </w:pPr>
-      <w:r>
-        <w:t>*C. −1.</w:t>
-      </w:r>
-    </w:p>
-    <w:p>
-      <w:pPr>
-        <w:spacing w:after="20" w:line="240" w:lineRule="auto"/>
-        <w:ind w:left="317"/>
-      </w:pPr>
-      <w:r>
-        <w:t>D. 0.</w:t>
-      </w:r>
-    </w:p>
-    <w:p>
-      <w:pPr>
-        <w:spacing w:after="40" w:line="240" w:lineRule="auto"/>
-      </w:pPr>
-      <w:r>
-        <w:rPr>
-          <w:b w:val="0"/>
-        </w:rPr>
-        <w:t>Câu 43. Đồ thị hàm số y = x² đi qua điểm nào sau đây?</w:t>
-      </w:r>
-    </w:p>
-    <w:p>
-      <w:pPr>
-        <w:spacing w:after="20" w:line="240" w:lineRule="auto"/>
-        <w:ind w:left="317"/>
-      </w:pPr>
-      <w:r>
-        <w:t>A. (2; 3).</w:t>
-      </w:r>
-    </w:p>
-    <w:p>
-      <w:pPr>
-        <w:spacing w:after="20" w:line="240" w:lineRule="auto"/>
-        <w:ind w:left="317"/>
-      </w:pPr>
-      <w:r>
-        <w:t>*B. (−2; 4).</w:t>
-      </w:r>
-    </w:p>
-    <w:p>
-      <w:pPr>
-        <w:spacing w:after="20" w:line="240" w:lineRule="auto"/>
-        <w:ind w:left="317"/>
-      </w:pPr>
-      <w:r>
-        <w:t>C. (1; 0).</w:t>
-      </w:r>
-    </w:p>
-    <w:p>
-      <w:pPr>
-        <w:spacing w:after="20" w:line="240" w:lineRule="auto"/>
-        <w:ind w:left="317"/>
-      </w:pPr>
-      <w:r>
-        <w:t>D. (0; 1).</w:t>
-      </w:r>
-    </w:p>
-    <w:p>
-      <w:pPr>
-        <w:spacing w:after="40" w:line="240" w:lineRule="auto"/>
-      </w:pPr>
-      <w:r>
-        <w:rPr>
-          <w:b w:val="0"/>
-        </w:rPr>
-        <w:t>Câu 44. Tìm giao điểm của hai đồ thị y = 2x + 1 và y = x + 3.</w:t>
-      </w:r>
-    </w:p>
-    <w:p>
-      <w:pPr>
-        <w:spacing w:after="20" w:line="240" w:lineRule="auto"/>
-        <w:ind w:left="317"/>
-      </w:pPr>
-      <w:r>
-        <w:t>A. (1; 3).</w:t>
-      </w:r>
-    </w:p>
-    <w:p>
-      <w:pPr>
-        <w:spacing w:after="20" w:line="240" w:lineRule="auto"/>
-        <w:ind w:left="317"/>
-      </w:pPr>
-      <w:r>
-        <w:t>*B. (2; 5).</w:t>
-      </w:r>
-    </w:p>
-    <w:p>
-      <w:pPr>
-        <w:spacing w:after="20" w:line="240" w:lineRule="auto"/>
-        <w:ind w:left="317"/>
-      </w:pPr>
-      <w:r>
-        <w:t>C. (3; 7).</w:t>
-      </w:r>
-    </w:p>
-    <w:p>
-      <w:pPr>
-        <w:spacing w:after="20" w:line="240" w:lineRule="auto"/>
-        <w:ind w:left="317"/>
-      </w:pPr>
-      <w:r>
-        <w:t>D. (2; 4).</w:t>
-      </w:r>
-    </w:p>
-    <w:p>
-      <w:pPr>
-        <w:spacing w:after="40" w:line="240" w:lineRule="auto"/>
-      </w:pPr>
-      <w:r>
-        <w:rPr>
-          <w:b w:val="0"/>
-        </w:rPr>
-        <w:t>Câu 45. Một hàm số bậc hai có dạng tổng quát là:</w:t>
-      </w:r>
-    </w:p>
-    <w:p>
-      <w:pPr>
-        <w:spacing w:after="20" w:line="240" w:lineRule="auto"/>
-        <w:ind w:left="317"/>
-      </w:pPr>
-      <w:r>
-        <w:t>A. y = ax + b, a ≠ 0.</w:t>
-      </w:r>
-    </w:p>
-    <w:p>
-      <w:pPr>
-        <w:spacing w:after="20" w:line="240" w:lineRule="auto"/>
-        <w:ind w:left="317"/>
-      </w:pPr>
-      <w:r>
-        <w:t>*B. y = ax² + bx + c, a ≠ 0.</w:t>
-      </w:r>
-    </w:p>
-    <w:p>
-      <w:pPr>
-        <w:spacing w:after="20" w:line="240" w:lineRule="auto"/>
-        <w:ind w:left="317"/>
-      </w:pPr>
-      <w:r>
-        <w:t>C. y = a/x.</w:t>
-      </w:r>
-    </w:p>
-    <w:p>
-      <w:pPr>
-        <w:spacing w:after="20" w:line="240" w:lineRule="auto"/>
-        <w:ind w:left="317"/>
-      </w:pPr>
-      <w:r>
-        <w:t>D. y = ax³ + bx + c.</w:t>
-      </w:r>
-    </w:p>
-    <w:p>
-      <w:pPr>
-        <w:pStyle w:val="3"/>
-        <w:bidi w:val="0"/>
-      </w:pPr>
-      <w:r>
-        <w:rPr>
-          <w:lang w:val="vi-VN"/>
-        </w:rPr>
-        <w:t>CHƯƠNG</w:t>
-      </w:r>
-      <w:r>
-        <w:t xml:space="preserve"> IV. PHƯƠNG TRÌNH BẬC HAI VÀ CÁC BÀI TOÁN LIÊN QUAN (Câu 46–60)</w:t>
-      </w:r>
-    </w:p>
-    <w:p>
-      <w:pPr>
-        <w:spacing w:after="40" w:line="240" w:lineRule="auto"/>
-      </w:pPr>
-      <w:r>
-        <w:rPr>
-          <w:b w:val="0"/>
-        </w:rPr>
-        <w:t>Câu 46. Phương trình x² − 5x + 6 = 0 có hai nghiệm là:</w:t>
-      </w:r>
-    </w:p>
-    <w:p>
-      <w:pPr>
-        <w:spacing w:after="20" w:line="240" w:lineRule="auto"/>
-        <w:ind w:left="317"/>
-      </w:pPr>
-      <w:r>
-        <w:t>A. x = 1, x = 6.</w:t>
-      </w:r>
-    </w:p>
-    <w:p>
-      <w:pPr>
-        <w:spacing w:after="20" w:line="240" w:lineRule="auto"/>
-        <w:ind w:left="317"/>
-      </w:pPr>
-      <w:r>
-        <w:t>*B. x = 2, x = 3.</w:t>
-      </w:r>
-    </w:p>
-    <w:p>
-      <w:pPr>
-        <w:spacing w:after="20" w:line="240" w:lineRule="auto"/>
-        <w:ind w:left="317"/>
-      </w:pPr>
-      <w:r>
-        <w:t>C. x = −2, x = −3.</w:t>
-      </w:r>
-    </w:p>
-    <w:p>
-      <w:pPr>
-        <w:spacing w:after="20" w:line="240" w:lineRule="auto"/>
-        <w:ind w:left="317"/>
-      </w:pPr>
-      <w:r>
-        <w:t>D. x = −1, x = 6.</w:t>
-      </w:r>
-    </w:p>
-    <w:p>
-      <w:pPr>
-        <w:spacing w:after="40" w:line="240" w:lineRule="auto"/>
-      </w:pPr>
-      <w:r>
-        <w:rPr>
-          <w:b w:val="0"/>
-        </w:rPr>
-        <w:t>Câu 47. Biệt thức Δ của phương trình x² − 4x + 3 = 0 bằng:</w:t>
-      </w:r>
-    </w:p>
-    <w:p>
-      <w:pPr>
-        <w:spacing w:after="20" w:line="240" w:lineRule="auto"/>
-        <w:ind w:left="317"/>
-      </w:pPr>
-      <w:r>
-        <w:t>A. 2.</w:t>
-      </w:r>
-    </w:p>
-    <w:p>
-      <w:pPr>
-        <w:spacing w:after="20" w:line="240" w:lineRule="auto"/>
-        <w:ind w:left="317"/>
-      </w:pPr>
-      <w:r>
-        <w:t>*B. 4.</w:t>
-      </w:r>
-    </w:p>
-    <w:p>
-      <w:pPr>
-        <w:spacing w:after="20" w:line="240" w:lineRule="auto"/>
-        <w:ind w:left="317"/>
-      </w:pPr>
-      <w:r>
-        <w:t>C. 16.</w:t>
-      </w:r>
-    </w:p>
-    <w:p>
-      <w:pPr>
-        <w:spacing w:after="20" w:line="240" w:lineRule="auto"/>
-        <w:ind w:left="317"/>
-      </w:pPr>
-      <w:r>
-        <w:t>D. 0.</w:t>
-      </w:r>
-    </w:p>
-    <w:p>
-      <w:pPr>
-        <w:spacing w:after="40" w:line="240" w:lineRule="auto"/>
-      </w:pPr>
-      <w:r>
-        <w:rPr>
-          <w:b w:val="0"/>
-        </w:rPr>
-        <w:t>Câu 48. Phương trình x² + 1 = 0 có bao nhiêu nghiệm thực?</w:t>
-      </w:r>
-    </w:p>
-    <w:p>
-      <w:pPr>
-        <w:spacing w:after="20" w:line="240" w:lineRule="auto"/>
-        <w:ind w:left="317"/>
-      </w:pPr>
-      <w:r>
-        <w:t>A. Hai nghiệm phân biệt.</w:t>
-      </w:r>
-    </w:p>
-    <w:p>
-      <w:pPr>
-        <w:spacing w:after="20" w:line="240" w:lineRule="auto"/>
-        <w:ind w:left="317"/>
-      </w:pPr>
-      <w:r>
-        <w:t>B. Một nghiệm kép.</w:t>
-      </w:r>
-    </w:p>
-    <w:p>
-      <w:pPr>
-        <w:spacing w:after="20" w:line="240" w:lineRule="auto"/>
-        <w:ind w:left="317"/>
-      </w:pPr>
-      <w:r>
-        <w:t>*C. Không có nghiệm thực.</w:t>
-      </w:r>
-    </w:p>
-    <w:p>
-      <w:pPr>
-        <w:spacing w:after="20" w:line="240" w:lineRule="auto"/>
-        <w:ind w:left="317"/>
-      </w:pPr>
-      <w:r>
-        <w:t>D. Vô số nghiệm thực.</w:t>
-      </w:r>
-    </w:p>
-    <w:p>
-      <w:pPr>
-        <w:spacing w:after="40" w:line="240" w:lineRule="auto"/>
-      </w:pPr>
-      <w:r>
-        <w:rPr>
-          <w:b w:val="0"/>
-        </w:rPr>
-        <w:t>Câu 49. Tổng hai nghiệm của phương trình x² − 7x + 10 = 0 bằng:</w:t>
-      </w:r>
-    </w:p>
-    <w:p>
-      <w:pPr>
-        <w:spacing w:after="20" w:line="240" w:lineRule="auto"/>
-        <w:ind w:left="317"/>
-      </w:pPr>
-      <w:r>
-        <w:t>A. 10.</w:t>
-      </w:r>
-    </w:p>
-    <w:p>
-      <w:pPr>
-        <w:spacing w:after="20" w:line="240" w:lineRule="auto"/>
-        <w:ind w:left="317"/>
-      </w:pPr>
-      <w:r>
-        <w:t>*B. 7.</w:t>
-      </w:r>
-    </w:p>
-    <w:p>
-      <w:pPr>
-        <w:spacing w:after="20" w:line="240" w:lineRule="auto"/>
-        <w:ind w:left="317"/>
-      </w:pPr>
-      <w:r>
-        <w:t>C. −7.</w:t>
-      </w:r>
-    </w:p>
-    <w:p>
-      <w:pPr>
-        <w:spacing w:after="20" w:line="240" w:lineRule="auto"/>
-        <w:ind w:left="317"/>
-      </w:pPr>
-      <w:r>
-        <w:t>D. −10.</w:t>
-      </w:r>
-    </w:p>
-    <w:p>
-      <w:pPr>
-        <w:spacing w:after="40" w:line="240" w:lineRule="auto"/>
-      </w:pPr>
-      <w:r>
-        <w:rPr>
-          <w:b w:val="0"/>
-        </w:rPr>
-        <w:t>Câu 50. Tích hai nghiệm của phương trình 2x² − 5x + 3 = 0 bằng:</w:t>
-      </w:r>
-    </w:p>
-    <w:p>
-      <w:pPr>
-        <w:spacing w:after="20" w:line="240" w:lineRule="auto"/>
-        <w:ind w:left="317"/>
-      </w:pPr>
-      <w:r>
-        <w:t>A. 5/2.</w:t>
-      </w:r>
-    </w:p>
-    <w:p>
-      <w:pPr>
-        <w:spacing w:after="20" w:line="240" w:lineRule="auto"/>
-        <w:ind w:left="317"/>
-      </w:pPr>
-      <w:r>
-        <w:t>B. −5/2.</w:t>
-      </w:r>
-    </w:p>
-    <w:p>
-      <w:pPr>
-        <w:spacing w:after="20" w:line="240" w:lineRule="auto"/>
-        <w:ind w:left="317"/>
-      </w:pPr>
-      <w:r>
-        <w:t>*C. 3/2.</w:t>
-      </w:r>
-    </w:p>
-    <w:p>
-      <w:pPr>
-        <w:spacing w:after="20" w:line="240" w:lineRule="auto"/>
-        <w:ind w:left="317"/>
-      </w:pPr>
-      <w:r>
-        <w:t>D. −3/2.</w:t>
-      </w:r>
-    </w:p>
-    <w:p>
-      <w:pPr>
-        <w:spacing w:after="40" w:line="240" w:lineRule="auto"/>
-      </w:pPr>
-      <w:r>
-        <w:rPr>
-          <w:b w:val="0"/>
-        </w:rPr>
-        <w:t>Câu 51. Phương trình x² − 9 = 0 có nghiệm là:</w:t>
-      </w:r>
-    </w:p>
-    <w:p>
-      <w:pPr>
-        <w:spacing w:after="20" w:line="240" w:lineRule="auto"/>
-        <w:ind w:left="317"/>
-      </w:pPr>
-      <w:r>
-        <w:t>A. x = 3.</w:t>
-      </w:r>
-    </w:p>
-    <w:p>
-      <w:pPr>
-        <w:spacing w:after="20" w:line="240" w:lineRule="auto"/>
-        <w:ind w:left="317"/>
-      </w:pPr>
-      <w:r>
-        <w:t>B. x = −3.</w:t>
-      </w:r>
-    </w:p>
-    <w:p>
-      <w:pPr>
-        <w:spacing w:after="20" w:line="240" w:lineRule="auto"/>
-        <w:ind w:left="317"/>
-      </w:pPr>
-      <w:r>
-        <w:t>*C. x = ±3.</w:t>
-      </w:r>
-    </w:p>
-    <w:p>
-      <w:pPr>
-        <w:spacing w:after="20" w:line="240" w:lineRule="auto"/>
-        <w:ind w:left="317"/>
-      </w:pPr>
-      <w:r>
-        <w:t>D. x = 9.</w:t>
-      </w:r>
-    </w:p>
-    <w:p>
-      <w:pPr>
-        <w:spacing w:after="40" w:line="240" w:lineRule="auto"/>
-      </w:pPr>
-      <w:r>
-        <w:rPr>
-          <w:b w:val="0"/>
-        </w:rPr>
-        <w:t>Câu 52. Phương trình x² − 2x + 1 = 0 có:</w:t>
-      </w:r>
-    </w:p>
-    <w:p>
-      <w:pPr>
-        <w:spacing w:after="20" w:line="240" w:lineRule="auto"/>
-        <w:ind w:left="317"/>
-      </w:pPr>
-      <w:r>
-        <w:t>A. Hai nghiệm phân biệt.</w:t>
-      </w:r>
-    </w:p>
-    <w:p>
-      <w:pPr>
-        <w:spacing w:after="20" w:line="240" w:lineRule="auto"/>
-        <w:ind w:left="317"/>
-      </w:pPr>
-      <w:r>
-        <w:t>*B. Một nghiệm kép x = 1.</w:t>
-      </w:r>
-    </w:p>
-    <w:p>
-      <w:pPr>
-        <w:spacing w:after="20" w:line="240" w:lineRule="auto"/>
-        <w:ind w:left="317"/>
-      </w:pPr>
-      <w:r>
-        <w:t>C. Không có nghiệm thực.</w:t>
-      </w:r>
-    </w:p>
-    <w:p>
-      <w:pPr>
-        <w:spacing w:after="20" w:line="240" w:lineRule="auto"/>
-        <w:ind w:left="317"/>
-      </w:pPr>
-      <w:r>
-        <w:t>D. Hai nghiệm trái dấu.</w:t>
-      </w:r>
-    </w:p>
-    <w:p>
-      <w:pPr>
-        <w:spacing w:after="40" w:line="240" w:lineRule="auto"/>
-      </w:pPr>
-      <w:r>
-        <w:rPr>
-          <w:b w:val="0"/>
-        </w:rPr>
-        <w:t>Câu 53. Phương trình x² + 3x + 2 = 0 có nghiệm là:</w:t>
-      </w:r>
-    </w:p>
-    <w:p>
-      <w:pPr>
-        <w:spacing w:after="20" w:line="240" w:lineRule="auto"/>
-        <w:ind w:left="317"/>
-      </w:pPr>
-      <w:r>
-        <w:t>A. x = 1, x = 2.</w:t>
-      </w:r>
-    </w:p>
-    <w:p>
-      <w:pPr>
-        <w:spacing w:after="20" w:line="240" w:lineRule="auto"/>
-        <w:ind w:left="317"/>
-      </w:pPr>
-      <w:r>
-        <w:t>*B. x = −1, x = −2.</w:t>
-      </w:r>
-    </w:p>
-    <w:p>
-      <w:pPr>
-        <w:spacing w:after="20" w:line="240" w:lineRule="auto"/>
-        <w:ind w:left="317"/>
-      </w:pPr>
-      <w:r>
-        <w:t>C. x = 1, x = −2.</w:t>
-      </w:r>
-    </w:p>
-    <w:p>
-      <w:pPr>
-        <w:spacing w:after="20" w:line="240" w:lineRule="auto"/>
-        <w:ind w:left="317"/>
-      </w:pPr>
-      <w:r>
-        <w:t>D. x = −1, x = 2.</w:t>
-      </w:r>
-    </w:p>
-    <w:p>
-      <w:pPr>
-        <w:spacing w:after="40" w:line="240" w:lineRule="auto"/>
-      </w:pPr>
-      <w:r>
-        <w:rPr>
-          <w:b w:val="0"/>
-        </w:rPr>
-        <w:t>Câu 54. Cho phương trình x² − 4x + m = 0. Phương trình có hai nghiệm thực phân biệt khi:</w:t>
-      </w:r>
-    </w:p>
-    <w:p>
-      <w:pPr>
-        <w:spacing w:after="20" w:line="240" w:lineRule="auto"/>
-        <w:ind w:left="317"/>
-      </w:pPr>
-      <w:r>
-        <w:t>A. m &gt; 4.</w:t>
-      </w:r>
-    </w:p>
-    <w:p>
-      <w:pPr>
-        <w:spacing w:after="20" w:line="240" w:lineRule="auto"/>
-        <w:ind w:left="317"/>
-      </w:pPr>
-      <w:r>
-        <w:t>B. m = 4.</w:t>
-      </w:r>
-    </w:p>
-    <w:p>
-      <w:pPr>
-        <w:spacing w:after="20" w:line="240" w:lineRule="auto"/>
-        <w:ind w:left="317"/>
-      </w:pPr>
-      <w:r>
-        <w:t>*C. m &lt; 4.</w:t>
-      </w:r>
-    </w:p>
-    <w:p>
-      <w:pPr>
-        <w:spacing w:after="20" w:line="240" w:lineRule="auto"/>
-        <w:ind w:left="317"/>
-      </w:pPr>
-      <w:r>
-        <w:t>D. m &gt; 0.</w:t>
-      </w:r>
-    </w:p>
-    <w:p>
-      <w:pPr>
-        <w:spacing w:after="40" w:line="240" w:lineRule="auto"/>
-      </w:pPr>
-      <w:r>
-        <w:rPr>
-          <w:b w:val="0"/>
-        </w:rPr>
-        <w:t>Câu 55. Giá trị của biểu thức x² − 2x + 1 tại x = 3 là:</w:t>
-      </w:r>
-    </w:p>
-    <w:p>
-      <w:pPr>
-        <w:spacing w:after="20" w:line="240" w:lineRule="auto"/>
-        <w:ind w:left="317"/>
-      </w:pPr>
-      <w:r>
-        <w:t>A. 2.</w:t>
-      </w:r>
-    </w:p>
-    <w:p>
-      <w:pPr>
-        <w:spacing w:after="20" w:line="240" w:lineRule="auto"/>
-        <w:ind w:left="317"/>
-      </w:pPr>
-      <w:r>
-        <w:t>B. 3.</w:t>
-      </w:r>
-    </w:p>
-    <w:p>
-      <w:pPr>
-        <w:spacing w:after="20" w:line="240" w:lineRule="auto"/>
-        <w:ind w:left="317"/>
-      </w:pPr>
-      <w:r>
-        <w:t>*C. 4.</w:t>
-      </w:r>
-    </w:p>
-    <w:p>
-      <w:pPr>
-        <w:spacing w:after="20" w:line="240" w:lineRule="auto"/>
-        <w:ind w:left="317"/>
-      </w:pPr>
-      <w:r>
-        <w:t>D. 5.</w:t>
-      </w:r>
-    </w:p>
-    <w:p>
-      <w:pPr>
-        <w:spacing w:after="40" w:line="240" w:lineRule="auto"/>
-      </w:pPr>
-      <w:r>
-        <w:rPr>
-          <w:b w:val="0"/>
-        </w:rPr>
-        <w:t>Câu 56. Cho phương trình x² − 6x + 5 = 0. Tổng hai nghiệm bằng:</w:t>
-      </w:r>
-    </w:p>
-    <w:p>
-      <w:pPr>
-        <w:spacing w:after="20" w:line="240" w:lineRule="auto"/>
-        <w:ind w:left="317"/>
-      </w:pPr>
-      <w:r>
-        <w:t>A. 5.</w:t>
-      </w:r>
-    </w:p>
-    <w:p>
-      <w:pPr>
-        <w:spacing w:after="20" w:line="240" w:lineRule="auto"/>
-        <w:ind w:left="317"/>
-      </w:pPr>
-      <w:r>
-        <w:t>*B. 6.</w:t>
-      </w:r>
-    </w:p>
-    <w:p>
-      <w:pPr>
-        <w:spacing w:after="20" w:line="240" w:lineRule="auto"/>
-        <w:ind w:left="317"/>
-      </w:pPr>
-      <w:r>
-        <w:t>C. −6.</w:t>
-      </w:r>
-    </w:p>
-    <w:p>
-      <w:pPr>
-        <w:spacing w:after="20" w:line="240" w:lineRule="auto"/>
-        <w:ind w:left="317"/>
-      </w:pPr>
-      <w:r>
-        <w:t>D. −5.</w:t>
-      </w:r>
-    </w:p>
-    <w:p>
-      <w:pPr>
-        <w:spacing w:after="40" w:line="240" w:lineRule="auto"/>
-      </w:pPr>
-      <w:r>
-        <w:rPr>
-          <w:b w:val="0"/>
-        </w:rPr>
-        <w:t>Câu 57. Phương trình x² + 2x − 8 = 0 có hai nghiệm là:</w:t>
-      </w:r>
-    </w:p>
-    <w:p>
-      <w:pPr>
-        <w:spacing w:after="20" w:line="240" w:lineRule="auto"/>
-        <w:ind w:left="317"/>
-      </w:pPr>
-      <w:r>
-        <w:t>A. x = 2, x = 4.</w:t>
-      </w:r>
-    </w:p>
-    <w:p>
-      <w:pPr>
-        <w:spacing w:after="20" w:line="240" w:lineRule="auto"/>
-        <w:ind w:left="317"/>
-      </w:pPr>
-      <w:r>
-        <w:t>*B. x = 2, x = −4.</w:t>
-      </w:r>
-    </w:p>
-    <w:p>
-      <w:pPr>
-        <w:spacing w:after="20" w:line="240" w:lineRule="auto"/>
-        <w:ind w:left="317"/>
-      </w:pPr>
-      <w:r>
-        <w:t>C. x = −2, x = 4.</w:t>
-      </w:r>
-    </w:p>
-    <w:p>
-      <w:pPr>
-        <w:spacing w:after="20" w:line="240" w:lineRule="auto"/>
-        <w:ind w:left="317"/>
-      </w:pPr>
-      <w:r>
-        <w:t>D. x = −2, x = −4.</w:t>
-      </w:r>
-    </w:p>
-    <w:p>
-      <w:pPr>
-        <w:spacing w:after="40" w:line="240" w:lineRule="auto"/>
-      </w:pPr>
-      <w:r>
-        <w:rPr>
-          <w:b w:val="0"/>
-        </w:rPr>
-        <w:t>Câu 58. Giá trị của Δ đối với phương trình x² + 2x + 5 = 0 là:</w:t>
-      </w:r>
-    </w:p>
-    <w:p>
-      <w:pPr>
-        <w:spacing w:after="20" w:line="240" w:lineRule="auto"/>
-        <w:ind w:left="317"/>
-      </w:pPr>
-      <w:r>
-        <w:t>A. 16.</w:t>
-      </w:r>
-    </w:p>
-    <w:p>
-      <w:pPr>
-        <w:spacing w:after="20" w:line="240" w:lineRule="auto"/>
-        <w:ind w:left="317"/>
-      </w:pPr>
-      <w:r>
-        <w:t>B. 4.</w:t>
-      </w:r>
-    </w:p>
-    <w:p>
-      <w:pPr>
-        <w:spacing w:after="20" w:line="240" w:lineRule="auto"/>
-        <w:ind w:left="317"/>
-      </w:pPr>
-      <w:r>
-        <w:t>*C. −16.</w:t>
-      </w:r>
-    </w:p>
-    <w:p>
-      <w:pPr>
-        <w:spacing w:after="20" w:line="240" w:lineRule="auto"/>
-        <w:ind w:left="317"/>
-      </w:pPr>
-      <w:r>
-        <w:t>D. −4.</w:t>
-      </w:r>
-    </w:p>
-    <w:p>
-      <w:pPr>
-        <w:spacing w:after="40" w:line="240" w:lineRule="auto"/>
-      </w:pPr>
-      <w:r>
-        <w:rPr>
-          <w:b w:val="0"/>
-        </w:rPr>
-        <w:t>Câu 59. Đồ thị hàm số y = x² − 4x + 3 cắt trục hoành tại:</w:t>
-      </w:r>
-    </w:p>
-    <w:p>
-      <w:pPr>
-        <w:spacing w:after="20" w:line="240" w:lineRule="auto"/>
-        <w:ind w:left="317"/>
-      </w:pPr>
-      <w:r>
-        <w:t>A. (0; 3) và (0; 1).</w:t>
-      </w:r>
-    </w:p>
-    <w:p>
-      <w:pPr>
-        <w:spacing w:after="20" w:line="240" w:lineRule="auto"/>
-        <w:ind w:left="317"/>
-      </w:pPr>
-      <w:r>
-        <w:t>*B. (1; 0) và (3; 0).</w:t>
-      </w:r>
-    </w:p>
-    <w:p>
-      <w:pPr>
-        <w:spacing w:after="20" w:line="240" w:lineRule="auto"/>
-        <w:ind w:left="317"/>
-      </w:pPr>
-      <w:r>
-        <w:t>C. (−1; 0) và (−3; 0).</w:t>
-      </w:r>
-    </w:p>
-    <w:p>
-      <w:pPr>
-        <w:spacing w:after="20" w:line="240" w:lineRule="auto"/>
-        <w:ind w:left="317"/>
-      </w:pPr>
-      <w:r>
-        <w:t>D. (2; 0) và (3; 0).</w:t>
-      </w:r>
-    </w:p>
-    <w:p>
-      <w:pPr>
-        <w:spacing w:after="40" w:line="240" w:lineRule="auto"/>
-      </w:pPr>
-      <w:r>
-        <w:rPr>
-          <w:b w:val="0"/>
-        </w:rPr>
-        <w:t>Câu 60. Một hình chữ nhật có chiều rộng x mét, chiều dài x + 2 mét và diện tích 24 m². Phương trình xác định x là:</w:t>
-      </w:r>
-    </w:p>
-    <w:p>
-      <w:pPr>
-        <w:spacing w:after="20" w:line="240" w:lineRule="auto"/>
-        <w:ind w:left="317"/>
-      </w:pPr>
-      <w:r>
-        <w:t>A. x² + 2 = 24.</w:t>
-      </w:r>
-    </w:p>
-    <w:p>
-      <w:pPr>
-        <w:spacing w:after="20" w:line="240" w:lineRule="auto"/>
-        <w:ind w:left="317"/>
-      </w:pPr>
-      <w:r>
-        <w:t>*B. x(x + 2) = 24.</w:t>
-      </w:r>
-    </w:p>
-    <w:p>
-      <w:pPr>
-        <w:spacing w:after="20" w:line="240" w:lineRule="auto"/>
-        <w:ind w:left="317"/>
-      </w:pPr>
-      <w:r>
-        <w:t>C. 2x + 2 = 24.</w:t>
-      </w:r>
-    </w:p>
-    <w:p>
-      <w:pPr>
-        <w:spacing w:after="20" w:line="240" w:lineRule="auto"/>
-        <w:ind w:left="317"/>
-      </w:pPr>
-      <w:r>
-        <w:t>D. x² − 2x = 24.</w:t>
-      </w:r>
-    </w:p>
-    <w:p>
-      <w:pPr>
-        <w:pStyle w:val="3"/>
-        <w:bidi w:val="0"/>
-      </w:pPr>
-      <w:r>
-        <w:rPr>
-          <w:lang w:val="vi-VN"/>
-        </w:rPr>
-        <w:t>CHƯƠNG</w:t>
-      </w:r>
-      <w:r>
-        <w:t xml:space="preserve"> V. VECTƠ (Câu 61–80)</w:t>
-      </w:r>
-    </w:p>
-    <w:p>
-      <w:pPr>
-        <w:spacing w:after="40" w:line="240" w:lineRule="auto"/>
-      </w:pPr>
-      <w:r>
-        <w:rPr>
-          <w:b w:val="0"/>
-        </w:rPr>
-        <w:t>Câu 61. Vectơ AB có điểm đầu và điểm cuối lần lượt là:</w:t>
-      </w:r>
-    </w:p>
-    <w:p>
-      <w:pPr>
-        <w:spacing w:after="20" w:line="240" w:lineRule="auto"/>
-        <w:ind w:left="317"/>
-      </w:pPr>
-      <w:r>
-        <w:t>A. B và A.</w:t>
-      </w:r>
-    </w:p>
-    <w:p>
-      <w:pPr>
-        <w:spacing w:after="20" w:line="240" w:lineRule="auto"/>
-        <w:ind w:left="317"/>
-      </w:pPr>
-      <w:r>
-        <w:t>*B. A và B.</w:t>
-      </w:r>
-    </w:p>
-    <w:p>
-      <w:pPr>
-        <w:spacing w:after="20" w:line="240" w:lineRule="auto"/>
-        <w:ind w:left="317"/>
-      </w:pPr>
-      <w:r>
-        <w:t>C. A và A.</w:t>
-      </w:r>
-    </w:p>
-    <w:p>
-      <w:pPr>
-        <w:spacing w:after="20" w:line="240" w:lineRule="auto"/>
-        <w:ind w:left="317"/>
-      </w:pPr>
-      <w:r>
-        <w:t>D. B và B.</w:t>
-      </w:r>
-    </w:p>
-    <w:p>
-      <w:pPr>
-        <w:spacing w:after="40" w:line="240" w:lineRule="auto"/>
-      </w:pPr>
-      <w:r>
-        <w:rPr>
-          <w:b w:val="0"/>
-        </w:rPr>
-        <w:t>Câu 62. Hai vectơ bằng nhau khi chúng:</w:t>
-      </w:r>
-    </w:p>
-    <w:p>
-      <w:pPr>
-        <w:spacing w:after="20" w:line="240" w:lineRule="auto"/>
-        <w:ind w:left="317"/>
-      </w:pPr>
-      <w:r>
-        <w:t>A. Có cùng điểm đầu.</w:t>
-      </w:r>
-    </w:p>
-    <w:p>
-      <w:pPr>
-        <w:spacing w:after="20" w:line="240" w:lineRule="auto"/>
-        <w:ind w:left="317"/>
-      </w:pPr>
-      <w:r>
-        <w:t>B. Có cùng điểm cuối.</w:t>
-      </w:r>
-    </w:p>
-    <w:p>
-      <w:pPr>
-        <w:spacing w:after="20" w:line="240" w:lineRule="auto"/>
-        <w:ind w:left="317"/>
-      </w:pPr>
-      <w:r>
-        <w:t>*C. Cùng hướng và cùng độ dài.</w:t>
-      </w:r>
-    </w:p>
-    <w:p>
-      <w:pPr>
-        <w:spacing w:after="20" w:line="240" w:lineRule="auto"/>
-        <w:ind w:left="317"/>
-      </w:pPr>
-      <w:r>
-        <w:t>D. Có độ dài bằng nhau nhưng ngược hướng.</w:t>
-      </w:r>
-    </w:p>
-    <w:p>
-      <w:pPr>
-        <w:spacing w:after="40" w:line="240" w:lineRule="auto"/>
-      </w:pPr>
-      <w:r>
-        <w:rPr>
-          <w:b w:val="0"/>
-        </w:rPr>
-        <w:t>Câu 63. Vectơ-không AA có độ dài bằng:</w:t>
-      </w:r>
-    </w:p>
-    <w:p>
-      <w:pPr>
-        <w:spacing w:after="20" w:line="240" w:lineRule="auto"/>
-        <w:ind w:left="317"/>
-      </w:pPr>
-      <w:r>
-        <w:t>*A. 0.</w:t>
-      </w:r>
-    </w:p>
-    <w:p>
-      <w:pPr>
-        <w:spacing w:after="20" w:line="240" w:lineRule="auto"/>
-        <w:ind w:left="317"/>
-      </w:pPr>
-      <w:r>
-        <w:t>B. 1.</w:t>
-      </w:r>
-    </w:p>
-    <w:p>
-      <w:pPr>
-        <w:spacing w:after="20" w:line="240" w:lineRule="auto"/>
-        <w:ind w:left="317"/>
-      </w:pPr>
-      <w:r>
-        <w:t>C. AA.</w:t>
-      </w:r>
-    </w:p>
-    <w:p>
-      <w:pPr>
-        <w:spacing w:after="20" w:line="240" w:lineRule="auto"/>
-        <w:ind w:left="317"/>
-      </w:pPr>
-      <w:r>
-        <w:t>D. Không xác định.</w:t>
-      </w:r>
-    </w:p>
-    <w:p>
-      <w:pPr>
-        <w:spacing w:after="40" w:line="240" w:lineRule="auto"/>
-      </w:pPr>
-      <w:r>
-        <w:rPr>
-          <w:b w:val="0"/>
-        </w:rPr>
-        <w:t>Câu 64. Cho ba điểm phân biệt A, B, C. Hệ thức nào đúng?</w:t>
-      </w:r>
-    </w:p>
-    <w:p>
-      <w:pPr>
-        <w:spacing w:after="20" w:line="240" w:lineRule="auto"/>
-        <w:ind w:left="317"/>
-      </w:pPr>
-      <w:r>
-        <w:t>*A. AB + BC = AC (dạng vectơ).</w:t>
-      </w:r>
-    </w:p>
-    <w:p>
-      <w:pPr>
-        <w:spacing w:after="20" w:line="240" w:lineRule="auto"/>
-        <w:ind w:left="317"/>
-      </w:pPr>
-      <w:r>
-        <w:t>B. AB + BC = CA (dạng vectơ).</w:t>
-      </w:r>
-    </w:p>
-    <w:p>
-      <w:pPr>
-        <w:spacing w:after="20" w:line="240" w:lineRule="auto"/>
-        <w:ind w:left="317"/>
-      </w:pPr>
-      <w:r>
-        <w:t>C. AB − BC = AC (dạng vectơ).</w:t>
-      </w:r>
-    </w:p>
-    <w:p>
-      <w:pPr>
-        <w:spacing w:after="20" w:line="240" w:lineRule="auto"/>
-        <w:ind w:left="317"/>
-      </w:pPr>
-      <w:r>
-        <w:t>D. AB + AC = BC (dạng vectơ).</w:t>
-      </w:r>
-    </w:p>
-    <w:p>
-      <w:pPr>
-        <w:spacing w:after="40" w:line="240" w:lineRule="auto"/>
-      </w:pPr>
-      <w:r>
-        <w:rPr>
-          <w:b w:val="0"/>
-        </w:rPr>
-        <w:t>Câu 65. Cho a = (2; 3), b = (1; −1). Khi đó a + b bằng:</w:t>
-      </w:r>
-    </w:p>
-    <w:p>
-      <w:pPr>
-        <w:spacing w:after="20" w:line="240" w:lineRule="auto"/>
-        <w:ind w:left="317"/>
-      </w:pPr>
-      <w:r>
-        <w:t>A. (1; 4).</w:t>
-      </w:r>
-    </w:p>
-    <w:p>
-      <w:pPr>
-        <w:spacing w:after="20" w:line="240" w:lineRule="auto"/>
-        <w:ind w:left="317"/>
-      </w:pPr>
-      <w:r>
-        <w:t>*B. (3; 2).</w:t>
-      </w:r>
-    </w:p>
-    <w:p>
-      <w:pPr>
-        <w:spacing w:after="20" w:line="240" w:lineRule="auto"/>
-        <w:ind w:left="317"/>
-      </w:pPr>
-      <w:r>
-        <w:t>C. (2; −3).</w:t>
-      </w:r>
-    </w:p>
-    <w:p>
-      <w:pPr>
-        <w:spacing w:after="20" w:line="240" w:lineRule="auto"/>
-        <w:ind w:left="317"/>
-      </w:pPr>
-      <w:r>
-        <w:t>D. (1; 2).</w:t>
-      </w:r>
-    </w:p>
-    <w:p>
-      <w:pPr>
-        <w:spacing w:after="40" w:line="240" w:lineRule="auto"/>
-      </w:pPr>
-      <w:r>
-        <w:rPr>
-          <w:b w:val="0"/>
-        </w:rPr>
-        <w:t>Câu 66. Cho a = (4; 2), b = (1; 3). Khi đó a − b bằng:</w:t>
-      </w:r>
-    </w:p>
-    <w:p>
-      <w:pPr>
-        <w:spacing w:after="20" w:line="240" w:lineRule="auto"/>
-        <w:ind w:left="317"/>
-      </w:pPr>
-      <w:r>
-        <w:t>A. (5; 5).</w:t>
-      </w:r>
-    </w:p>
-    <w:p>
-      <w:pPr>
-        <w:spacing w:after="20" w:line="240" w:lineRule="auto"/>
-        <w:ind w:left="317"/>
-      </w:pPr>
-      <w:r>
-        <w:t>*B. (3; −1).</w:t>
-      </w:r>
-    </w:p>
-    <w:p>
-      <w:pPr>
-        <w:spacing w:after="20" w:line="240" w:lineRule="auto"/>
-        <w:ind w:left="317"/>
-      </w:pPr>
-      <w:r>
-        <w:t>C. (−3; 1).</w:t>
-      </w:r>
-    </w:p>
-    <w:p>
-      <w:pPr>
-        <w:spacing w:after="20" w:line="240" w:lineRule="auto"/>
-        <w:ind w:left="317"/>
-      </w:pPr>
-      <w:r>
-        <w:t>D. (4; −1).</w:t>
-      </w:r>
-    </w:p>
-    <w:p>
-      <w:pPr>
-        <w:spacing w:after="40" w:line="240" w:lineRule="auto"/>
-      </w:pPr>
-      <w:r>
-        <w:rPr>
-          <w:b w:val="0"/>
-        </w:rPr>
-        <w:t>Câu 67. Cho a = (2; −3). Khi đó 2a bằng:</w:t>
-      </w:r>
-    </w:p>
-    <w:p>
-      <w:pPr>
-        <w:spacing w:after="20" w:line="240" w:lineRule="auto"/>
-        <w:ind w:left="317"/>
-      </w:pPr>
-      <w:r>
-        <w:t>A. (2; −6).</w:t>
-      </w:r>
-    </w:p>
-    <w:p>
-      <w:pPr>
-        <w:spacing w:after="20" w:line="240" w:lineRule="auto"/>
-        <w:ind w:left="317"/>
-      </w:pPr>
-      <w:r>
-        <w:t>*B. (4; −6).</w:t>
-      </w:r>
-    </w:p>
-    <w:p>
-      <w:pPr>
-        <w:spacing w:after="20" w:line="240" w:lineRule="auto"/>
-        <w:ind w:left="317"/>
-      </w:pPr>
-      <w:r>
-        <w:t>C. (4; 6).</w:t>
-      </w:r>
-    </w:p>
-    <w:p>
-      <w:pPr>
-        <w:spacing w:after="20" w:line="240" w:lineRule="auto"/>
-        <w:ind w:left="317"/>
-      </w:pPr>
-      <w:r>
-        <w:t>D. (−4; 6).</w:t>
-      </w:r>
-    </w:p>
-    <w:p>
-      <w:pPr>
-        <w:spacing w:after="40" w:line="240" w:lineRule="auto"/>
-      </w:pPr>
-      <w:r>
-        <w:rPr>
-          <w:b w:val="0"/>
-        </w:rPr>
-        <w:t>Câu 68. Cho a = (3; 4). Độ dài của a bằng:</w:t>
-      </w:r>
-    </w:p>
-    <w:p>
-      <w:pPr>
-        <w:spacing w:after="20" w:line="240" w:lineRule="auto"/>
-        <w:ind w:left="317"/>
-      </w:pPr>
-      <w:r>
-        <w:t>A. 7.</w:t>
-      </w:r>
-    </w:p>
-    <w:p>
-      <w:pPr>
-        <w:spacing w:after="20" w:line="240" w:lineRule="auto"/>
-        <w:ind w:left="317"/>
-      </w:pPr>
-      <w:r>
-        <w:t>B. 1.</w:t>
-      </w:r>
-    </w:p>
-    <w:p>
-      <w:pPr>
-        <w:spacing w:after="20" w:line="240" w:lineRule="auto"/>
-        <w:ind w:left="317"/>
-      </w:pPr>
-      <w:r>
-        <w:t>*C. 5.</w:t>
-      </w:r>
-    </w:p>
-    <w:p>
-      <w:pPr>
-        <w:spacing w:after="20" w:line="240" w:lineRule="auto"/>
-        <w:ind w:left="317"/>
-      </w:pPr>
-      <w:r>
-        <w:t>D. 25.</w:t>
-      </w:r>
-    </w:p>
-    <w:p>
-      <w:pPr>
-        <w:spacing w:after="40" w:line="240" w:lineRule="auto"/>
-      </w:pPr>
-      <w:r>
-        <w:rPr>
-          <w:b w:val="0"/>
-        </w:rPr>
-        <w:t>Câu 69. Cho A(1; 2), B(4; 6). Tọa độ vectơ AB là:</w:t>
-      </w:r>
-    </w:p>
-    <w:p>
-      <w:pPr>
-        <w:spacing w:after="20" w:line="240" w:lineRule="auto"/>
-        <w:ind w:left="317"/>
-      </w:pPr>
-      <w:r>
-        <w:t>A. (5; 8).</w:t>
-      </w:r>
-    </w:p>
-    <w:p>
-      <w:pPr>
-        <w:spacing w:after="20" w:line="240" w:lineRule="auto"/>
-        <w:ind w:left="317"/>
-      </w:pPr>
-      <w:r>
-        <w:t>*B. (3; 4).</w:t>
-      </w:r>
-    </w:p>
-    <w:p>
-      <w:pPr>
-        <w:spacing w:after="20" w:line="240" w:lineRule="auto"/>
-        <w:ind w:left="317"/>
-      </w:pPr>
-      <w:r>
-        <w:t>C. (−3; −4).</w:t>
-      </w:r>
-    </w:p>
-    <w:p>
-      <w:pPr>
-        <w:spacing w:after="20" w:line="240" w:lineRule="auto"/>
-        <w:ind w:left="317"/>
-      </w:pPr>
-      <w:r>
-        <w:t>D. (4; 3).</w:t>
-      </w:r>
-    </w:p>
-    <w:p>
-      <w:pPr>
-        <w:spacing w:after="40" w:line="240" w:lineRule="auto"/>
-      </w:pPr>
-      <w:r>
-        <w:rPr>
-          <w:b w:val="0"/>
-        </w:rPr>
-        <w:t>Câu 70. Cho A(2; 1), B(−1; 4). Tọa độ vectơ BA là:</w:t>
-      </w:r>
-    </w:p>
-    <w:p>
-      <w:pPr>
-        <w:spacing w:after="20" w:line="240" w:lineRule="auto"/>
-        <w:ind w:left="317"/>
-      </w:pPr>
-      <w:r>
-        <w:t>A. (−3; 3).</w:t>
-      </w:r>
-    </w:p>
-    <w:p>
-      <w:pPr>
-        <w:spacing w:after="20" w:line="240" w:lineRule="auto"/>
-        <w:ind w:left="317"/>
-      </w:pPr>
-      <w:r>
-        <w:t>*B. (3; −3).</w:t>
-      </w:r>
-    </w:p>
-    <w:p>
-      <w:pPr>
-        <w:spacing w:after="20" w:line="240" w:lineRule="auto"/>
-        <w:ind w:left="317"/>
-      </w:pPr>
-      <w:r>
-        <w:t>C. (−3; 3).</w:t>
-      </w:r>
-    </w:p>
-    <w:p>
-      <w:pPr>
-        <w:spacing w:after="20" w:line="240" w:lineRule="auto"/>
-        <w:ind w:left="317"/>
-      </w:pPr>
-      <w:r>
-        <w:t>D. (1; 5).</w:t>
-      </w:r>
-    </w:p>
-    <w:p>
-      <w:pPr>
-        <w:spacing w:after="40" w:line="240" w:lineRule="auto"/>
-      </w:pPr>
-      <w:r>
-        <w:rPr>
-          <w:b w:val="0"/>
-        </w:rPr>
-        <w:t>Câu 71. Cho a = (1; 2), b = (2; 4). Hai vectơ này:</w:t>
-      </w:r>
-    </w:p>
-    <w:p>
-      <w:pPr>
-        <w:spacing w:after="20" w:line="240" w:lineRule="auto"/>
-        <w:ind w:left="317"/>
-      </w:pPr>
-      <w:r>
-        <w:t>A. Vuông góc.</w:t>
-      </w:r>
-    </w:p>
-    <w:p>
-      <w:pPr>
-        <w:spacing w:after="20" w:line="240" w:lineRule="auto"/>
-        <w:ind w:left="317"/>
-      </w:pPr>
-      <w:r>
-        <w:t>*B. Cùng phương và cùng hướng.</w:t>
-      </w:r>
-    </w:p>
-    <w:p>
-      <w:pPr>
-        <w:spacing w:after="20" w:line="240" w:lineRule="auto"/>
-        <w:ind w:left="317"/>
-      </w:pPr>
-      <w:r>
-        <w:t>C. Cùng phương và ngược hướng.</w:t>
-      </w:r>
-    </w:p>
-    <w:p>
-      <w:pPr>
-        <w:spacing w:after="20" w:line="240" w:lineRule="auto"/>
-        <w:ind w:left="317"/>
-      </w:pPr>
-      <w:r>
-        <w:t>D. Không cùng phương.</w:t>
-      </w:r>
-    </w:p>
-    <w:p>
-      <w:pPr>
-        <w:spacing w:after="40" w:line="240" w:lineRule="auto"/>
-      </w:pPr>
-      <w:r>
-        <w:rPr>
-          <w:b w:val="0"/>
-        </w:rPr>
-        <w:t>Câu 72. Hai vectơ a = (1; 2) và b = (2; −1) có quan hệ:</w:t>
-      </w:r>
-    </w:p>
-    <w:p>
-      <w:pPr>
-        <w:spacing w:after="20" w:line="240" w:lineRule="auto"/>
-        <w:ind w:left="317"/>
-      </w:pPr>
-      <w:r>
-        <w:t>A. Cùng hướng.</w:t>
-      </w:r>
-    </w:p>
-    <w:p>
-      <w:pPr>
-        <w:spacing w:after="20" w:line="240" w:lineRule="auto"/>
-        <w:ind w:left="317"/>
-      </w:pPr>
-      <w:r>
-        <w:t>B. Ngược hướng.</w:t>
-      </w:r>
-    </w:p>
-    <w:p>
-      <w:pPr>
-        <w:spacing w:after="20" w:line="240" w:lineRule="auto"/>
-        <w:ind w:left="317"/>
-      </w:pPr>
-      <w:r>
-        <w:t>*C. Vuông góc.</w:t>
-      </w:r>
-    </w:p>
-    <w:p>
-      <w:pPr>
-        <w:spacing w:after="20" w:line="240" w:lineRule="auto"/>
-        <w:ind w:left="317"/>
-      </w:pPr>
-      <w:r>
-        <w:t>D. Bằng nhau.</w:t>
-      </w:r>
-    </w:p>
-    <w:p>
-      <w:pPr>
-        <w:spacing w:after="40" w:line="240" w:lineRule="auto"/>
-      </w:pPr>
-      <w:r>
-        <w:rPr>
-          <w:b w:val="0"/>
-        </w:rPr>
-        <w:t>Câu 73. Cho A(0; 0), B(2; 0), C(2; 3). Tọa độ vectơ AC là:</w:t>
-      </w:r>
-    </w:p>
-    <w:p>
-      <w:pPr>
-        <w:spacing w:after="20" w:line="240" w:lineRule="auto"/>
-        <w:ind w:left="317"/>
-      </w:pPr>
-      <w:r>
-        <w:t>A. (0; 3).</w:t>
-      </w:r>
-    </w:p>
-    <w:p>
-      <w:pPr>
-        <w:spacing w:after="20" w:line="240" w:lineRule="auto"/>
-        <w:ind w:left="317"/>
-      </w:pPr>
-      <w:r>
-        <w:t>B. (2; 0).</w:t>
-      </w:r>
-    </w:p>
-    <w:p>
-      <w:pPr>
-        <w:spacing w:after="20" w:line="240" w:lineRule="auto"/>
-        <w:ind w:left="317"/>
-      </w:pPr>
-      <w:r>
-        <w:t>*C. (2; 3).</w:t>
-      </w:r>
-    </w:p>
-    <w:p>
-      <w:pPr>
-        <w:spacing w:after="20" w:line="240" w:lineRule="auto"/>
-        <w:ind w:left="317"/>
-      </w:pPr>
-      <w:r>
-        <w:t>D. (3; 2).</w:t>
-      </w:r>
-    </w:p>
-    <w:p>
-      <w:pPr>
-        <w:spacing w:after="40" w:line="240" w:lineRule="auto"/>
-      </w:pPr>
-      <w:r>
-        <w:rPr>
-          <w:b w:val="0"/>
-        </w:rPr>
-        <w:t>Câu 74. Cho a = (x; 2), b = (3; y) và a = b. Khi đó:</w:t>
-      </w:r>
-    </w:p>
-    <w:p>
-      <w:pPr>
-        <w:spacing w:after="20" w:line="240" w:lineRule="auto"/>
-        <w:ind w:left="317"/>
-      </w:pPr>
-      <w:r>
-        <w:t>A. x = 2, y = 3.</w:t>
-      </w:r>
-    </w:p>
-    <w:p>
-      <w:pPr>
-        <w:spacing w:after="20" w:line="240" w:lineRule="auto"/>
-        <w:ind w:left="317"/>
-      </w:pPr>
-      <w:r>
-        <w:t>*B. x = 3, y = 2.</w:t>
-      </w:r>
-    </w:p>
-    <w:p>
-      <w:pPr>
-        <w:spacing w:after="20" w:line="240" w:lineRule="auto"/>
-        <w:ind w:left="317"/>
-      </w:pPr>
-      <w:r>
-        <w:t>C. x = 3, y = −2.</w:t>
-      </w:r>
-    </w:p>
-    <w:p>
-      <w:pPr>
-        <w:spacing w:after="20" w:line="240" w:lineRule="auto"/>
-        <w:ind w:left="317"/>
-      </w:pPr>
-      <w:r>
-        <w:t>D. x = −3, y = 2.</w:t>
-      </w:r>
-    </w:p>
-    <w:p>
-      <w:pPr>
-        <w:spacing w:after="40" w:line="240" w:lineRule="auto"/>
-      </w:pPr>
-      <w:r>
-        <w:rPr>
-          <w:b w:val="0"/>
-        </w:rPr>
-        <w:t>Câu 75. Cho hình bình hành ABCD. Hệ thức nào đúng?</w:t>
-      </w:r>
-    </w:p>
-    <w:p>
-      <w:pPr>
-        <w:spacing w:after="20" w:line="240" w:lineRule="auto"/>
-        <w:ind w:left="317"/>
-      </w:pPr>
-      <w:r>
-        <w:t>A. AB = CD (dạng vectơ).</w:t>
-      </w:r>
-    </w:p>
-    <w:p>
-      <w:pPr>
-        <w:spacing w:after="20" w:line="240" w:lineRule="auto"/>
-        <w:ind w:left="317"/>
-      </w:pPr>
-      <w:r>
-        <w:t>*B. AB = DC (dạng vectơ).</w:t>
-      </w:r>
-    </w:p>
-    <w:p>
-      <w:pPr>
-        <w:spacing w:after="20" w:line="240" w:lineRule="auto"/>
-        <w:ind w:left="317"/>
-      </w:pPr>
-      <w:r>
-        <w:t>C. AD = CB (dạng vectơ).</w:t>
-      </w:r>
-    </w:p>
-    <w:p>
-      <w:pPr>
-        <w:spacing w:after="20" w:line="240" w:lineRule="auto"/>
-        <w:ind w:left="317"/>
-      </w:pPr>
-      <w:r>
-        <w:t>D. AB = AC (dạng vectơ).</w:t>
-      </w:r>
-    </w:p>
-    <w:p>
-      <w:pPr>
-        <w:spacing w:after="40" w:line="240" w:lineRule="auto"/>
-      </w:pPr>
-      <w:r>
-        <w:rPr>
-          <w:b w:val="0"/>
-        </w:rPr>
-        <w:t>Câu 76. Cho tam giác ABC, M là trung điểm của BC. Hệ thức nào đúng?</w:t>
-      </w:r>
-    </w:p>
-    <w:p>
-      <w:pPr>
-        <w:spacing w:after="20" w:line="240" w:lineRule="auto"/>
-        <w:ind w:left="317"/>
-      </w:pPr>
-      <w:r>
-        <w:t>A. MB = MC (dạng vectơ).</w:t>
-      </w:r>
-    </w:p>
-    <w:p>
-      <w:pPr>
-        <w:spacing w:after="20" w:line="240" w:lineRule="auto"/>
-        <w:ind w:left="317"/>
-      </w:pPr>
-      <w:r>
-        <w:t>*B. MB = −MC (dạng vectơ).</w:t>
-      </w:r>
-    </w:p>
-    <w:p>
-      <w:pPr>
-        <w:spacing w:after="20" w:line="240" w:lineRule="auto"/>
-        <w:ind w:left="317"/>
-      </w:pPr>
-      <w:r>
-        <w:t>C. BM = BC (dạng vectơ).</w:t>
-      </w:r>
-    </w:p>
-    <w:p>
-      <w:pPr>
-        <w:spacing w:after="20" w:line="240" w:lineRule="auto"/>
-        <w:ind w:left="317"/>
-      </w:pPr>
-      <w:r>
-        <w:t>D. MC = BC (dạng vectơ).</w:t>
-      </w:r>
-    </w:p>
-    <w:p>
-      <w:pPr>
-        <w:spacing w:after="40" w:line="240" w:lineRule="auto"/>
-      </w:pPr>
-      <w:r>
-        <w:rPr>
-          <w:b w:val="0"/>
-        </w:rPr>
-        <w:t>Câu 77. Cho a = (x; 2), b = (3; 6). Để hai vectơ cùng phương, giá trị x là:</w:t>
-      </w:r>
-    </w:p>
-    <w:p>
-      <w:pPr>
-        <w:spacing w:after="20" w:line="240" w:lineRule="auto"/>
-        <w:ind w:left="317"/>
-      </w:pPr>
-      <w:r>
-        <w:t>A. 0.</w:t>
-      </w:r>
-    </w:p>
-    <w:p>
-      <w:pPr>
-        <w:spacing w:after="20" w:line="240" w:lineRule="auto"/>
-        <w:ind w:left="317"/>
-      </w:pPr>
-      <w:r>
-        <w:t>*B. 1.</w:t>
-      </w:r>
-    </w:p>
-    <w:p>
-      <w:pPr>
-        <w:spacing w:after="20" w:line="240" w:lineRule="auto"/>
-        <w:ind w:left="317"/>
-      </w:pPr>
-      <w:r>
-        <w:t>C. 2.</w:t>
-      </w:r>
-    </w:p>
-    <w:p>
-      <w:pPr>
-        <w:spacing w:after="20" w:line="240" w:lineRule="auto"/>
-        <w:ind w:left="317"/>
-      </w:pPr>
-      <w:r>
-        <w:t>D. 3.</w:t>
-      </w:r>
-    </w:p>
-    <w:p>
-      <w:pPr>
-        <w:spacing w:after="40" w:line="240" w:lineRule="auto"/>
-      </w:pPr>
-      <w:r>
-        <w:rPr>
-          <w:b w:val="0"/>
-        </w:rPr>
-        <w:t>Câu 78. Cho a = (2; 1), b = (1; 2). Tích vô hướng a·b bằng:</w:t>
-      </w:r>
-    </w:p>
-    <w:p>
-      <w:pPr>
-        <w:spacing w:after="20" w:line="240" w:lineRule="auto"/>
-        <w:ind w:left="317"/>
-      </w:pPr>
-      <w:r>
-        <w:t>A. 2.</w:t>
-      </w:r>
-    </w:p>
-    <w:p>
-      <w:pPr>
-        <w:spacing w:after="20" w:line="240" w:lineRule="auto"/>
-        <w:ind w:left="317"/>
-      </w:pPr>
-      <w:r>
-        <w:t>B. 3.</w:t>
-      </w:r>
-    </w:p>
-    <w:p>
-      <w:pPr>
-        <w:spacing w:after="20" w:line="240" w:lineRule="auto"/>
-        <w:ind w:left="317"/>
-      </w:pPr>
-      <w:r>
-        <w:t>*C. 4.</w:t>
-      </w:r>
-    </w:p>
-    <w:p>
-      <w:pPr>
-        <w:spacing w:after="20" w:line="240" w:lineRule="auto"/>
-        <w:ind w:left="317"/>
-      </w:pPr>
-      <w:r>
-        <w:t>D. 5.</w:t>
-      </w:r>
-    </w:p>
-    <w:p>
-      <w:pPr>
-        <w:spacing w:after="40" w:line="240" w:lineRule="auto"/>
-      </w:pPr>
-      <w:r>
-        <w:rPr>
-          <w:b w:val="0"/>
-        </w:rPr>
-        <w:t>Câu 79. Cho a = (1; 0), b = (0; 1). Khi đó a·b bằng:</w:t>
-      </w:r>
-    </w:p>
-    <w:p>
-      <w:pPr>
-        <w:spacing w:after="20" w:line="240" w:lineRule="auto"/>
-        <w:ind w:left="317"/>
-      </w:pPr>
-      <w:r>
-        <w:t>*A. 0.</w:t>
-      </w:r>
-    </w:p>
-    <w:p>
-      <w:pPr>
-        <w:spacing w:after="20" w:line="240" w:lineRule="auto"/>
-        <w:ind w:left="317"/>
-      </w:pPr>
-      <w:r>
-        <w:t>B. 1.</w:t>
-      </w:r>
-    </w:p>
-    <w:p>
-      <w:pPr>
-        <w:spacing w:after="20" w:line="240" w:lineRule="auto"/>
-        <w:ind w:left="317"/>
-      </w:pPr>
-      <w:r>
-        <w:t>C. −1.</w:t>
-      </w:r>
-    </w:p>
-    <w:p>
-      <w:pPr>
-        <w:spacing w:after="20" w:line="240" w:lineRule="auto"/>
-        <w:ind w:left="317"/>
-      </w:pPr>
-      <w:r>
-        <w:t>D. 2.</w:t>
-      </w:r>
-    </w:p>
-    <w:p>
-      <w:pPr>
-        <w:spacing w:after="40" w:line="240" w:lineRule="auto"/>
-      </w:pPr>
-      <w:r>
-        <w:rPr>
-          <w:b w:val="0"/>
-        </w:rPr>
-        <w:t>Câu 80. Cho tam giác ABC. Đẳng thức nào sau đây đúng?</w:t>
-      </w:r>
-    </w:p>
-    <w:p>
-      <w:pPr>
-        <w:spacing w:after="20" w:line="240" w:lineRule="auto"/>
-        <w:ind w:left="317"/>
-      </w:pPr>
-      <w:r>
-        <w:t>A. AB + CA = BC (dạng vectơ).</w:t>
-      </w:r>
-    </w:p>
-    <w:p>
-      <w:pPr>
-        <w:spacing w:after="20" w:line="240" w:lineRule="auto"/>
-        <w:ind w:left="317"/>
-      </w:pPr>
-      <w:r>
-        <w:t>*B. AB + BC + CA = 0 (dạng vectơ).</w:t>
-      </w:r>
-    </w:p>
-    <w:p>
-      <w:pPr>
-        <w:spacing w:after="20" w:line="240" w:lineRule="auto"/>
-        <w:ind w:left="317"/>
-      </w:pPr>
-      <w:r>
-        <w:t>C. AB + BC = BA (dạng vectơ).</w:t>
-      </w:r>
-    </w:p>
-    <w:p>
-      <w:pPr>
-        <w:spacing w:after="20" w:line="240" w:lineRule="auto"/>
-        <w:ind w:left="317"/>
-      </w:pPr>
-      <w:r>
-        <w:t>D. AC + BC = AB (dạng vectơ).</w:t>
-      </w:r>
-    </w:p>
-    <w:p>
-      <w:pPr>
-        <w:pStyle w:val="3"/>
-        <w:bidi w:val="0"/>
-      </w:pPr>
-      <w:r>
-        <w:rPr>
-          <w:lang w:val="vi-VN"/>
-        </w:rPr>
-        <w:t>CHƯƠNG</w:t>
-      </w:r>
-      <w:r>
-        <w:t xml:space="preserve"> VI. GIÁ TRỊ LƯỢNG GIÁC VÀ HỆ THỨC TRONG TAM GIÁC (Câu 81–90)</w:t>
-      </w:r>
-    </w:p>
-    <w:p>
-      <w:pPr>
-        <w:spacing w:after="40" w:line="240" w:lineRule="auto"/>
-      </w:pPr>
-      <w:r>
-        <w:rPr>
-          <w:b w:val="0"/>
-        </w:rPr>
-        <w:t>Câu 81. Giá trị của sin 30° bằng:</w:t>
-      </w:r>
-    </w:p>
-    <w:p>
-      <w:pPr>
-        <w:spacing w:after="20" w:line="240" w:lineRule="auto"/>
-        <w:ind w:left="317"/>
-      </w:pPr>
-      <w:r>
-        <w:t>A. √3/2.</w:t>
-      </w:r>
-    </w:p>
-    <w:p>
-      <w:pPr>
-        <w:spacing w:after="20" w:line="240" w:lineRule="auto"/>
-        <w:ind w:left="317"/>
-      </w:pPr>
-      <w:r>
-        <w:t>*B. 1/2.</w:t>
-      </w:r>
-    </w:p>
-    <w:p>
-      <w:pPr>
-        <w:spacing w:after="20" w:line="240" w:lineRule="auto"/>
-        <w:ind w:left="317"/>
-      </w:pPr>
-      <w:r>
-        <w:t>C. 1.</w:t>
-      </w:r>
-    </w:p>
-    <w:p>
-      <w:pPr>
-        <w:spacing w:after="20" w:line="240" w:lineRule="auto"/>
-        <w:ind w:left="317"/>
-      </w:pPr>
-      <w:r>
-        <w:t>D. 0.</w:t>
-      </w:r>
-    </w:p>
-    <w:p>
-      <w:pPr>
-        <w:spacing w:after="40" w:line="240" w:lineRule="auto"/>
-      </w:pPr>
-      <w:r>
-        <w:rPr>
-          <w:b w:val="0"/>
-        </w:rPr>
-        <w:t>Câu 82. Giá trị của cos 60° bằng:</w:t>
-      </w:r>
-    </w:p>
-    <w:p>
-      <w:pPr>
-        <w:spacing w:after="20" w:line="240" w:lineRule="auto"/>
-        <w:ind w:left="317"/>
-      </w:pPr>
-      <w:r>
-        <w:t>A. 0.</w:t>
-      </w:r>
-    </w:p>
-    <w:p>
-      <w:pPr>
-        <w:spacing w:after="20" w:line="240" w:lineRule="auto"/>
-        <w:ind w:left="317"/>
-      </w:pPr>
-      <w:r>
-        <w:t>*B. 1/2.</w:t>
-      </w:r>
-    </w:p>
-    <w:p>
-      <w:pPr>
-        <w:spacing w:after="20" w:line="240" w:lineRule="auto"/>
-        <w:ind w:left="317"/>
-      </w:pPr>
-      <w:r>
-        <w:t>C. √3/2.</w:t>
-      </w:r>
-    </w:p>
-    <w:p>
-      <w:pPr>
-        <w:spacing w:after="20" w:line="240" w:lineRule="auto"/>
-        <w:ind w:left="317"/>
-      </w:pPr>
-      <w:r>
-        <w:t>D. 1.</w:t>
-      </w:r>
-    </w:p>
-    <w:p>
-      <w:pPr>
-        <w:spacing w:after="40" w:line="240" w:lineRule="auto"/>
-      </w:pPr>
-      <w:r>
-        <w:rPr>
-          <w:b w:val="0"/>
-        </w:rPr>
-        <w:t>Câu 83. Giá trị của tan 45° bằng:</w:t>
-      </w:r>
-    </w:p>
-    <w:p>
-      <w:pPr>
-        <w:spacing w:after="20" w:line="240" w:lineRule="auto"/>
-        <w:ind w:left="317"/>
-      </w:pPr>
-      <w:r>
-        <w:t>A. 0.</w:t>
-      </w:r>
-    </w:p>
-    <w:p>
-      <w:pPr>
-        <w:spacing w:after="20" w:line="240" w:lineRule="auto"/>
-        <w:ind w:left="317"/>
-      </w:pPr>
-      <w:r>
-        <w:t>*B. 1.</w:t>
-      </w:r>
-    </w:p>
-    <w:p>
-      <w:pPr>
-        <w:spacing w:after="20" w:line="240" w:lineRule="auto"/>
-        <w:ind w:left="317"/>
-      </w:pPr>
-      <w:r>
-        <w:t>C. √3.</w:t>
-      </w:r>
-    </w:p>
-    <w:p>
-      <w:pPr>
-        <w:spacing w:after="20" w:line="240" w:lineRule="auto"/>
-        <w:ind w:left="317"/>
-      </w:pPr>
-      <w:r>
-        <w:t>D. 1/2.</w:t>
-      </w:r>
-    </w:p>
-    <w:p>
-      <w:pPr>
-        <w:spacing w:after="40" w:line="240" w:lineRule="auto"/>
-      </w:pPr>
-      <w:r>
-        <w:rPr>
-          <w:b w:val="0"/>
-        </w:rPr>
-        <w:t>Câu 84. Trong tam giác ABC, tổng ba góc bằng:</w:t>
-      </w:r>
-    </w:p>
-    <w:p>
-      <w:pPr>
-        <w:spacing w:after="20" w:line="240" w:lineRule="auto"/>
-        <w:ind w:left="317"/>
-      </w:pPr>
-      <w:r>
-        <w:t>A. 90°.</w:t>
-      </w:r>
-    </w:p>
-    <w:p>
-      <w:pPr>
-        <w:spacing w:after="20" w:line="240" w:lineRule="auto"/>
-        <w:ind w:left="317"/>
-      </w:pPr>
-      <w:r>
-        <w:t>*B. 180°.</w:t>
-      </w:r>
-    </w:p>
-    <w:p>
-      <w:pPr>
-        <w:spacing w:after="20" w:line="240" w:lineRule="auto"/>
-        <w:ind w:left="317"/>
-      </w:pPr>
-      <w:r>
-        <w:t>C. 270°.</w:t>
-      </w:r>
-    </w:p>
-    <w:p>
-      <w:pPr>
-        <w:spacing w:after="20" w:line="240" w:lineRule="auto"/>
-        <w:ind w:left="317"/>
-      </w:pPr>
-      <w:r>
-        <w:t>D. 360°.</w:t>
-      </w:r>
-    </w:p>
-    <w:p>
-      <w:pPr>
-        <w:spacing w:after="40" w:line="240" w:lineRule="auto"/>
-      </w:pPr>
-      <w:r>
-        <w:rPr>
-          <w:b w:val="0"/>
-        </w:rPr>
-        <w:t>Câu 85. Trong tam giác ABC, hệ thức định lí cosin là:</w:t>
-      </w:r>
-    </w:p>
-    <w:p>
-      <w:pPr>
-        <w:spacing w:after="20" w:line="240" w:lineRule="auto"/>
-        <w:ind w:left="317"/>
-      </w:pPr>
-      <w:r>
-        <w:t>A. a² = b² + c².</w:t>
-      </w:r>
-    </w:p>
-    <w:p>
-      <w:pPr>
-        <w:spacing w:after="20" w:line="240" w:lineRule="auto"/>
-        <w:ind w:left="317"/>
-      </w:pPr>
-      <w:r>
-        <w:t>*B. a² = b² + c² − 2bc cos A.</w:t>
-      </w:r>
-    </w:p>
-    <w:p>
-      <w:pPr>
-        <w:spacing w:after="20" w:line="240" w:lineRule="auto"/>
-        <w:ind w:left="317"/>
-      </w:pPr>
-      <w:r>
-        <w:t>C. a² = b² − c².</w:t>
-      </w:r>
-    </w:p>
-    <w:p>
-      <w:pPr>
-        <w:spacing w:after="20" w:line="240" w:lineRule="auto"/>
-        <w:ind w:left="317"/>
-      </w:pPr>
-      <w:r>
-        <w:t>D. a = b + c.</w:t>
-      </w:r>
-    </w:p>
-    <w:p>
-      <w:pPr>
-        <w:spacing w:after="40" w:line="240" w:lineRule="auto"/>
-      </w:pPr>
-      <w:r>
-        <w:rPr>
-          <w:b w:val="0"/>
-        </w:rPr>
-        <w:t>Câu 86. Trong tam giác ABC, định lí sin cho ta:</w:t>
-      </w:r>
-    </w:p>
-    <w:p>
-      <w:pPr>
-        <w:spacing w:after="20" w:line="240" w:lineRule="auto"/>
-        <w:ind w:left="317"/>
-      </w:pPr>
-      <w:r>
-        <w:t>*A. a/sin A = b/sin B = c/sin C.</w:t>
-      </w:r>
-    </w:p>
-    <w:p>
-      <w:pPr>
-        <w:spacing w:after="20" w:line="240" w:lineRule="auto"/>
-        <w:ind w:left="317"/>
-      </w:pPr>
-      <w:r>
-        <w:t>B. a/A = b/B = c/C.</w:t>
-      </w:r>
-    </w:p>
-    <w:p>
-      <w:pPr>
-        <w:spacing w:after="20" w:line="240" w:lineRule="auto"/>
-        <w:ind w:left="317"/>
-      </w:pPr>
-      <w:r>
-        <w:t>C. a + b = c.</w:t>
-      </w:r>
-    </w:p>
-    <w:p>
-      <w:pPr>
-        <w:spacing w:after="20" w:line="240" w:lineRule="auto"/>
-        <w:ind w:left="317"/>
-      </w:pPr>
-      <w:r>
-        <w:t>D. a² + b² = c² với mọi tam giác.</w:t>
-      </w:r>
-    </w:p>
-    <w:p>
-      <w:pPr>
-        <w:spacing w:after="40" w:line="240" w:lineRule="auto"/>
-      </w:pPr>
-      <w:r>
-        <w:rPr>
-          <w:b w:val="0"/>
-        </w:rPr>
-        <w:t>Câu 87. Tam giác ABC có A = 60°, B = 50°. Góc C bằng:</w:t>
-      </w:r>
-    </w:p>
-    <w:p>
-      <w:pPr>
-        <w:spacing w:after="20" w:line="240" w:lineRule="auto"/>
-        <w:ind w:left="317"/>
-      </w:pPr>
-      <w:r>
-        <w:t>A. 60°.</w:t>
-      </w:r>
-    </w:p>
-    <w:p>
-      <w:pPr>
-        <w:spacing w:after="20" w:line="240" w:lineRule="auto"/>
-        <w:ind w:left="317"/>
-      </w:pPr>
-      <w:r>
-        <w:t>*B. 70°.</w:t>
-      </w:r>
-    </w:p>
-    <w:p>
-      <w:pPr>
-        <w:spacing w:after="20" w:line="240" w:lineRule="auto"/>
-        <w:ind w:left="317"/>
-      </w:pPr>
-      <w:r>
-        <w:t>C. 80°.</w:t>
-      </w:r>
-    </w:p>
-    <w:p>
-      <w:pPr>
-        <w:spacing w:after="20" w:line="240" w:lineRule="auto"/>
-        <w:ind w:left="317"/>
-      </w:pPr>
-      <w:r>
-        <w:t>D. 90°.</w:t>
-      </w:r>
-    </w:p>
-    <w:p>
-      <w:pPr>
-        <w:spacing w:after="40" w:line="240" w:lineRule="auto"/>
-      </w:pPr>
-      <w:r>
-        <w:rPr>
-          <w:b w:val="0"/>
-        </w:rPr>
-        <w:t>Câu 88. Tam giác ABC có b = 3, c = 4, A = 90°. Độ dài cạnh a bằng:</w:t>
-      </w:r>
-    </w:p>
-    <w:p>
-      <w:pPr>
-        <w:spacing w:after="20" w:line="240" w:lineRule="auto"/>
-        <w:ind w:left="317"/>
-      </w:pPr>
-      <w:r>
-        <w:t>A. 1.</w:t>
-      </w:r>
-    </w:p>
-    <w:p>
-      <w:pPr>
-        <w:spacing w:after="20" w:line="240" w:lineRule="auto"/>
-        <w:ind w:left="317"/>
-      </w:pPr>
-      <w:r>
-        <w:t>B. 4.</w:t>
-      </w:r>
-    </w:p>
-    <w:p>
-      <w:pPr>
-        <w:spacing w:after="20" w:line="240" w:lineRule="auto"/>
-        <w:ind w:left="317"/>
-      </w:pPr>
-      <w:r>
-        <w:t>*C. 5.</w:t>
-      </w:r>
-    </w:p>
-    <w:p>
-      <w:pPr>
-        <w:spacing w:after="20" w:line="240" w:lineRule="auto"/>
-        <w:ind w:left="317"/>
-      </w:pPr>
-      <w:r>
-        <w:t>D. 7.</w:t>
-      </w:r>
-    </w:p>
-    <w:p>
-      <w:pPr>
-        <w:spacing w:after="40" w:line="240" w:lineRule="auto"/>
-      </w:pPr>
-      <w:r>
-        <w:rPr>
-          <w:b w:val="0"/>
-        </w:rPr>
-        <w:t>Câu 89. Diện tích tam giác ABC được tính theo công thức nào?</w:t>
-      </w:r>
-    </w:p>
-    <w:p>
-      <w:pPr>
-        <w:spacing w:after="20" w:line="240" w:lineRule="auto"/>
-        <w:ind w:left="317"/>
-      </w:pPr>
-      <w:r>
-        <w:t>A. S = ab.</w:t>
-      </w:r>
-    </w:p>
-    <w:p>
-      <w:pPr>
-        <w:spacing w:after="20" w:line="240" w:lineRule="auto"/>
-        <w:ind w:left="317"/>
-      </w:pPr>
-      <w:r>
-        <w:t>*B. S = 1/2 bc sin A.</w:t>
-      </w:r>
-    </w:p>
-    <w:p>
-      <w:pPr>
-        <w:spacing w:after="20" w:line="240" w:lineRule="auto"/>
-        <w:ind w:left="317"/>
-      </w:pPr>
-      <w:r>
-        <w:t>C. S = a + b + c.</w:t>
-      </w:r>
-    </w:p>
-    <w:p>
-      <w:pPr>
-        <w:spacing w:after="20" w:line="240" w:lineRule="auto"/>
-        <w:ind w:left="317"/>
-      </w:pPr>
-      <w:r>
-        <w:t>D. S = 1/2(a + b + c).</w:t>
-      </w:r>
-    </w:p>
-    <w:p>
-      <w:pPr>
-        <w:spacing w:after="40" w:line="240" w:lineRule="auto"/>
-      </w:pPr>
-      <w:r>
-        <w:rPr>
-          <w:b w:val="0"/>
-        </w:rPr>
-        <w:t>Câu 90. Tam giác ABC có a = 6, b = 8, C = 90°. Diện tích tam giác bằng:</w:t>
-      </w:r>
-    </w:p>
-    <w:p>
-      <w:pPr>
-        <w:spacing w:after="20" w:line="240" w:lineRule="auto"/>
-        <w:ind w:left="317"/>
-      </w:pPr>
-      <w:r>
-        <w:t>A. 14.</w:t>
-      </w:r>
-    </w:p>
-    <w:p>
-      <w:pPr>
-        <w:spacing w:after="20" w:line="240" w:lineRule="auto"/>
-        <w:ind w:left="317"/>
-      </w:pPr>
-      <w:r>
-        <w:t>B. 20.</w:t>
-      </w:r>
-    </w:p>
-    <w:p>
-      <w:pPr>
-        <w:spacing w:after="20" w:line="240" w:lineRule="auto"/>
-        <w:ind w:left="317"/>
-      </w:pPr>
-      <w:r>
-        <w:t>*C. 24.</w:t>
-      </w:r>
-    </w:p>
-    <w:p>
-      <w:pPr>
-        <w:spacing w:after="20" w:line="240" w:lineRule="auto"/>
-        <w:ind w:left="317"/>
-      </w:pPr>
-      <w:r>
-        <w:t>D. 48.</w:t>
-      </w:r>
-    </w:p>
-    <w:p>
-      <w:pPr>
-        <w:pStyle w:val="2"/>
-        <w:rPr>
-          <w:rFonts w:hint="default" w:ascii="Times New Roman" w:hAnsi="Times New Roman" w:cs="Times New Roman"/>
-          <w:color w:val="auto"/>
-          <w:sz w:val="28"/>
-          <w:szCs w:val="28"/>
-        </w:rPr>
-      </w:pPr>
-      <w:r>
-        <w:rPr>
-          <w:rFonts w:hint="default" w:ascii="Times New Roman" w:hAnsi="Times New Roman" w:cs="Times New Roman"/>
-          <w:color w:val="auto"/>
-          <w:sz w:val="28"/>
-          <w:szCs w:val="28"/>
-        </w:rPr>
-        <w:t>II. Đúng Sai</w:t>
-      </w:r>
-    </w:p>
-    <w:p>
-      <w:pPr>
-        <w:spacing w:after="40" w:line="240" w:lineRule="auto"/>
-      </w:pPr>
-      <w:r>
-        <w:rPr>
-          <w:b w:val="0"/>
-        </w:rPr>
-        <w:t>Câu 91. Cho A = {1; 2; 3}, B = {2; 3; 4}.</w:t>
-      </w:r>
-    </w:p>
-    <w:p>
-      <w:pPr>
-        <w:spacing w:after="20" w:line="240" w:lineRule="auto"/>
-        <w:ind w:left="317"/>
-      </w:pPr>
-      <w:r>
-        <w:rPr>
-          <w:lang w:val="vi-VN"/>
-        </w:rPr>
-        <w:t xml:space="preserve">*a) </w:t>
-      </w:r>
-      <w:r>
-        <w:t>A ∩ B = {2; 3}.</w:t>
-      </w:r>
-    </w:p>
-    <w:p>
-      <w:pPr>
-        <w:spacing w:after="20" w:line="240" w:lineRule="auto"/>
-        <w:ind w:left="317"/>
-      </w:pPr>
-      <w:r>
-        <w:t>b) A ∪ B = {1; 2; 3; 4}.</w:t>
-      </w:r>
-    </w:p>
-    <w:p>
-      <w:pPr>
-        <w:spacing w:after="20" w:line="240" w:lineRule="auto"/>
-        <w:ind w:left="317"/>
-      </w:pPr>
-      <w:r>
-        <w:rPr>
-          <w:lang w:val="vi-VN"/>
-        </w:rPr>
-        <w:t xml:space="preserve">*c) </w:t>
-      </w:r>
-      <w:r>
-        <w:t xml:space="preserve"> A \ B = {1}.</w:t>
-      </w:r>
-    </w:p>
-    <w:p>
-      <w:pPr>
-        <w:spacing w:after="20" w:line="240" w:lineRule="auto"/>
-        <w:ind w:left="317"/>
-      </w:pPr>
-      <w:r>
-        <w:t>d) B \ A = {4}.</w:t>
-      </w:r>
-    </w:p>
-    <w:p>
-      <w:pPr>
-        <w:spacing w:after="40" w:line="240" w:lineRule="auto"/>
-      </w:pPr>
-      <w:r>
-        <w:rPr>
-          <w:b w:val="0"/>
-        </w:rPr>
-        <w:t>Câu 92. Xét các mệnh đề sau.</w:t>
-      </w:r>
-    </w:p>
-    <w:p>
-      <w:pPr>
-        <w:spacing w:after="20" w:line="240" w:lineRule="auto"/>
-        <w:ind w:left="317"/>
-      </w:pPr>
-      <w:r>
-        <w:rPr>
-          <w:lang w:val="vi-VN"/>
-        </w:rPr>
-        <w:t xml:space="preserve">*a) </w:t>
-      </w:r>
-      <w:r>
-        <w:t xml:space="preserve"> Số 2 là số nguyên tố.</w:t>
-      </w:r>
-    </w:p>
-    <w:p>
-      <w:pPr>
-        <w:spacing w:after="20" w:line="240" w:lineRule="auto"/>
-        <w:ind w:left="317"/>
-      </w:pPr>
-      <w:r>
-        <w:t>b) Không phải mọi số nguyên tố đều là số lẻ.</w:t>
-      </w:r>
-    </w:p>
-    <w:p>
-      <w:pPr>
-        <w:spacing w:after="20" w:line="240" w:lineRule="auto"/>
-        <w:ind w:left="317"/>
-      </w:pPr>
-      <w:r>
-        <w:rPr>
-          <w:lang w:val="vi-VN"/>
-        </w:rPr>
-        <w:t xml:space="preserve">*c) </w:t>
-      </w:r>
-      <w:r>
-        <w:t xml:space="preserve"> Nếu một số chia hết cho 10 thì số đó chia hết cho 5.</w:t>
-      </w:r>
-    </w:p>
-    <w:p>
-      <w:pPr>
-        <w:spacing w:after="20" w:line="240" w:lineRule="auto"/>
-        <w:ind w:left="317"/>
-      </w:pPr>
-      <w:r>
-        <w:t>d) Phủ định của x &gt; 3 là x ≤ 3.</w:t>
-      </w:r>
-    </w:p>
-    <w:p>
-      <w:pPr>
-        <w:spacing w:after="40" w:line="240" w:lineRule="auto"/>
-      </w:pPr>
-      <w:r>
-        <w:rPr>
-          <w:b w:val="0"/>
-        </w:rPr>
-        <w:t>Câu 93. Cho bất phương trình x + y ≤ 4.</w:t>
-      </w:r>
-    </w:p>
-    <w:p>
-      <w:pPr>
-        <w:spacing w:after="20" w:line="240" w:lineRule="auto"/>
-        <w:ind w:left="317"/>
-      </w:pPr>
-      <w:r>
-        <w:rPr>
-          <w:lang w:val="vi-VN"/>
-        </w:rPr>
-        <w:t xml:space="preserve">*a) </w:t>
-      </w:r>
-      <w:r>
-        <w:t xml:space="preserve"> (0; 0) thuộc miền nghiệm.</w:t>
-      </w:r>
-    </w:p>
-    <w:p>
-      <w:pPr>
-        <w:spacing w:after="20" w:line="240" w:lineRule="auto"/>
-        <w:ind w:left="317"/>
-      </w:pPr>
-      <w:r>
-        <w:t>b) (3; 2) không thuộc miền nghiệm.</w:t>
-      </w:r>
-    </w:p>
-    <w:p>
-      <w:pPr>
-        <w:spacing w:after="20" w:line="240" w:lineRule="auto"/>
-        <w:ind w:left="317"/>
-      </w:pPr>
-      <w:r>
-        <w:rPr>
-          <w:lang w:val="vi-VN"/>
-        </w:rPr>
-        <w:t xml:space="preserve">*c) </w:t>
-      </w:r>
-      <w:r>
-        <w:t xml:space="preserve"> (2; 2) thuộc miền nghiệm.</w:t>
-      </w:r>
-    </w:p>
-    <w:p>
-      <w:pPr>
-        <w:spacing w:after="20" w:line="240" w:lineRule="auto"/>
-        <w:ind w:left="317"/>
-      </w:pPr>
-      <w:r>
-        <w:t>d) (5; 0) không thuộc miền nghiệm.</w:t>
-      </w:r>
-    </w:p>
-    <w:p>
-      <w:pPr>
-        <w:spacing w:after="40" w:line="240" w:lineRule="auto"/>
-      </w:pPr>
-      <w:r>
-        <w:rPr>
-          <w:b w:val="0"/>
-        </w:rPr>
-        <w:t>Câu 94. Cho hàm số y = 2x − 3.</w:t>
-      </w:r>
-    </w:p>
-    <w:p>
-      <w:pPr>
-        <w:spacing w:after="20" w:line="240" w:lineRule="auto"/>
-        <w:ind w:left="317"/>
-      </w:pPr>
-      <w:r>
-        <w:rPr>
-          <w:lang w:val="vi-VN"/>
-        </w:rPr>
-        <w:t xml:space="preserve">*a) </w:t>
-      </w:r>
-      <w:r>
-        <w:t xml:space="preserve"> Hàm số đồng biến trên ℝ.</w:t>
-      </w:r>
-    </w:p>
-    <w:p>
-      <w:pPr>
-        <w:spacing w:after="20" w:line="240" w:lineRule="auto"/>
-        <w:ind w:left="317"/>
-      </w:pPr>
-      <w:r>
-        <w:t>b) Đồ thị không đi qua (0; 3).</w:t>
-      </w:r>
-    </w:p>
-    <w:p>
-      <w:pPr>
-        <w:spacing w:after="20" w:line="240" w:lineRule="auto"/>
-        <w:ind w:left="317"/>
-      </w:pPr>
-      <w:r>
-        <w:rPr>
-          <w:lang w:val="vi-VN"/>
-        </w:rPr>
-        <w:t xml:space="preserve">*c) </w:t>
-      </w:r>
-      <w:r>
-        <w:t xml:space="preserve"> Đồ thị cắt trục tung tại (0; −3).</w:t>
-      </w:r>
-    </w:p>
-    <w:p>
-      <w:pPr>
-        <w:spacing w:after="20" w:line="240" w:lineRule="auto"/>
-        <w:ind w:left="317"/>
-      </w:pPr>
-      <w:r>
-        <w:t>d) Đồ thị cắt trục hoành tại (3/2; 0).</w:t>
-      </w:r>
-    </w:p>
-    <w:p>
-      <w:pPr>
-        <w:spacing w:after="40" w:line="240" w:lineRule="auto"/>
-      </w:pPr>
-      <w:r>
-        <w:rPr>
-          <w:b w:val="0"/>
-        </w:rPr>
-        <w:t>Câu 95. Cho hàm số y = x² − 4x + 3.</w:t>
-      </w:r>
-    </w:p>
-    <w:p>
-      <w:pPr>
-        <w:spacing w:after="20" w:line="240" w:lineRule="auto"/>
-        <w:ind w:left="317"/>
-      </w:pPr>
-      <w:r>
-        <w:rPr>
-          <w:lang w:val="vi-VN"/>
-        </w:rPr>
-        <w:t xml:space="preserve">*a) </w:t>
-      </w:r>
-      <w:r>
-        <w:t xml:space="preserve"> Trục đối xứng là x = 2.</w:t>
-      </w:r>
-    </w:p>
-    <w:p>
-      <w:pPr>
-        <w:spacing w:after="20" w:line="240" w:lineRule="auto"/>
-        <w:ind w:left="317"/>
-      </w:pPr>
-      <w:r>
-        <w:t>b) Đỉnh của parabol là (2; −1).</w:t>
-      </w:r>
-    </w:p>
-    <w:p>
-      <w:pPr>
-        <w:spacing w:after="20" w:line="240" w:lineRule="auto"/>
-        <w:ind w:left="317"/>
-      </w:pPr>
-      <w:r>
-        <w:rPr>
-          <w:lang w:val="vi-VN"/>
-        </w:rPr>
-        <w:t xml:space="preserve">*c) </w:t>
-      </w:r>
-      <w:r>
-        <w:t xml:space="preserve"> Đồ thị cắt trục hoành tại (1; 0) và (3; 0).</w:t>
-      </w:r>
-    </w:p>
-    <w:p>
-      <w:pPr>
-        <w:spacing w:after="20" w:line="240" w:lineRule="auto"/>
-        <w:ind w:left="317"/>
-      </w:pPr>
-      <w:r>
-        <w:rPr>
-          <w:lang w:val="vi-VN"/>
-        </w:rPr>
-        <w:t xml:space="preserve">*d) </w:t>
-      </w:r>
-      <w:r>
-        <w:t xml:space="preserve"> Parabol mở lên trên.</w:t>
-      </w:r>
-    </w:p>
-    <w:p>
-      <w:pPr>
-        <w:spacing w:after="40" w:line="240" w:lineRule="auto"/>
-      </w:pPr>
-      <w:r>
-        <w:rPr>
-          <w:b w:val="0"/>
-        </w:rPr>
-        <w:t>Câu 96. Cho phương trình x² − 5x + 6 = 0.</w:t>
-      </w:r>
-    </w:p>
-    <w:p>
-      <w:pPr>
-        <w:spacing w:after="20" w:line="240" w:lineRule="auto"/>
-        <w:ind w:left="317"/>
-      </w:pPr>
-      <w:r>
-        <w:rPr>
-          <w:lang w:val="vi-VN"/>
-        </w:rPr>
-        <w:t xml:space="preserve">*a) </w:t>
-      </w:r>
-      <w:r>
-        <w:t xml:space="preserve"> Phương trình có hai nghiệm phân biệt.</w:t>
-      </w:r>
-    </w:p>
-    <w:p>
-      <w:pPr>
-        <w:spacing w:after="20" w:line="240" w:lineRule="auto"/>
-        <w:ind w:left="317"/>
-      </w:pPr>
-      <w:r>
-        <w:rPr>
-          <w:lang w:val="vi-VN"/>
-        </w:rPr>
-        <w:t xml:space="preserve">*b) </w:t>
-      </w:r>
-      <w:r>
-        <w:t xml:space="preserve"> Tổng hai nghiệm bằng 5.</w:t>
-      </w:r>
-    </w:p>
-    <w:p>
-      <w:pPr>
-        <w:spacing w:after="20" w:line="240" w:lineRule="auto"/>
-        <w:ind w:left="317"/>
-      </w:pPr>
-      <w:r>
-        <w:t>c) Tích hai nghiệm bằng 6.</w:t>
-      </w:r>
-    </w:p>
-    <w:p>
-      <w:pPr>
-        <w:spacing w:after="20" w:line="240" w:lineRule="auto"/>
-        <w:ind w:left="317"/>
-      </w:pPr>
-      <w:r>
-        <w:rPr>
-          <w:lang w:val="vi-VN"/>
-        </w:rPr>
-        <w:t xml:space="preserve">*d) </w:t>
-      </w:r>
-      <w:r>
-        <w:t xml:space="preserve"> Hai nghiệm là 2 và 3.</w:t>
-      </w:r>
-    </w:p>
-    <w:p>
-      <w:pPr>
-        <w:spacing w:after="40" w:line="240" w:lineRule="auto"/>
-      </w:pPr>
-      <w:r>
-        <w:rPr>
-          <w:b w:val="0"/>
-        </w:rPr>
-        <w:t>Câu 97. Cho a = (2; 3), b = (1; −1).</w:t>
-      </w:r>
-    </w:p>
-    <w:p>
-      <w:pPr>
-        <w:spacing w:after="20" w:line="240" w:lineRule="auto"/>
-        <w:ind w:left="317"/>
-      </w:pPr>
-      <w:r>
-        <w:rPr>
-          <w:lang w:val="vi-VN"/>
-        </w:rPr>
-        <w:t xml:space="preserve">*a) </w:t>
-      </w:r>
-      <w:r>
-        <w:t xml:space="preserve"> a + b = (3; 2).</w:t>
-      </w:r>
-    </w:p>
-    <w:p>
-      <w:pPr>
-        <w:spacing w:after="20" w:line="240" w:lineRule="auto"/>
-        <w:ind w:left="317"/>
-      </w:pPr>
-      <w:r>
-        <w:t>b) a − b = (1; 4) là không đúng; kết quả là (1; 4).</w:t>
-      </w:r>
-    </w:p>
-    <w:p>
-      <w:pPr>
-        <w:spacing w:after="20" w:line="240" w:lineRule="auto"/>
-        <w:ind w:left="317"/>
-      </w:pPr>
-      <w:r>
-        <w:rPr>
-          <w:lang w:val="vi-VN"/>
-        </w:rPr>
-        <w:t xml:space="preserve">*c) </w:t>
-      </w:r>
-      <w:r>
-        <w:t xml:space="preserve"> 2a = (4; 6).</w:t>
-      </w:r>
-    </w:p>
-    <w:p>
-      <w:pPr>
-        <w:spacing w:after="20" w:line="240" w:lineRule="auto"/>
-        <w:ind w:left="317"/>
-      </w:pPr>
-      <w:r>
-        <w:t>d) a·b = −1.</w:t>
-      </w:r>
-    </w:p>
-    <w:p>
-      <w:pPr>
-        <w:spacing w:after="40" w:line="240" w:lineRule="auto"/>
-      </w:pPr>
-      <w:r>
-        <w:rPr>
-          <w:b w:val="0"/>
-        </w:rPr>
-        <w:t>Câu 98. Cho A(1; 2), B(4; 6).</w:t>
-      </w:r>
-    </w:p>
-    <w:p>
-      <w:pPr>
-        <w:spacing w:after="20" w:line="240" w:lineRule="auto"/>
-        <w:ind w:left="317"/>
-      </w:pPr>
-      <w:r>
-        <w:rPr>
-          <w:lang w:val="vi-VN"/>
-        </w:rPr>
-        <w:t xml:space="preserve">*a) </w:t>
-      </w:r>
-      <w:r>
-        <w:t xml:space="preserve"> AB = (3; 4) (dạng vectơ).</w:t>
-      </w:r>
-    </w:p>
-    <w:p>
-      <w:pPr>
-        <w:spacing w:after="20" w:line="240" w:lineRule="auto"/>
-        <w:ind w:left="317"/>
-      </w:pPr>
-      <w:r>
-        <w:t>b) BA = (−3; −4).</w:t>
-      </w:r>
-    </w:p>
-    <w:p>
-      <w:pPr>
-        <w:spacing w:after="20" w:line="240" w:lineRule="auto"/>
-        <w:ind w:left="317"/>
-      </w:pPr>
-      <w:r>
-        <w:rPr>
-          <w:lang w:val="vi-VN"/>
-        </w:rPr>
-        <w:t xml:space="preserve">*c) </w:t>
-      </w:r>
-      <w:r>
-        <w:t xml:space="preserve"> AB = 5.</w:t>
-      </w:r>
-    </w:p>
-    <w:p>
-      <w:pPr>
-        <w:spacing w:after="20" w:line="240" w:lineRule="auto"/>
-        <w:ind w:left="317"/>
-      </w:pPr>
-      <w:r>
-        <w:rPr>
-          <w:lang w:val="vi-VN"/>
-        </w:rPr>
-        <w:t xml:space="preserve">*d) </w:t>
-      </w:r>
-      <w:r>
-        <w:t xml:space="preserve"> Trung điểm là M(2,5; 4).</w:t>
-      </w:r>
-    </w:p>
-    <w:p>
-      <w:pPr>
-        <w:spacing w:after="40" w:line="240" w:lineRule="auto"/>
-      </w:pPr>
-      <w:r>
-        <w:rPr>
-          <w:b w:val="0"/>
-        </w:rPr>
-        <w:t>Câu 99. Xét các giá trị lượng giác sau.</w:t>
-      </w:r>
-    </w:p>
-    <w:p>
-      <w:pPr>
-        <w:spacing w:after="20" w:line="240" w:lineRule="auto"/>
-        <w:ind w:left="317"/>
-      </w:pPr>
-      <w:r>
-        <w:rPr>
-          <w:lang w:val="vi-VN"/>
-        </w:rPr>
-        <w:t xml:space="preserve">*a) </w:t>
-      </w:r>
-      <w:r>
-        <w:t xml:space="preserve"> sin 30° = 1/2.</w:t>
-      </w:r>
-    </w:p>
-    <w:p>
-      <w:pPr>
-        <w:spacing w:after="20" w:line="240" w:lineRule="auto"/>
-        <w:ind w:left="317"/>
-      </w:pPr>
-      <w:r>
-        <w:t>b) cos 60° = 1/2.</w:t>
-      </w:r>
-    </w:p>
-    <w:p>
-      <w:pPr>
-        <w:spacing w:after="20" w:line="240" w:lineRule="auto"/>
-        <w:ind w:left="317"/>
-      </w:pPr>
-      <w:r>
-        <w:rPr>
-          <w:lang w:val="vi-VN"/>
-        </w:rPr>
-        <w:t xml:space="preserve">*c) </w:t>
-      </w:r>
-      <w:r>
-        <w:t xml:space="preserve"> tan 45° = 1.</w:t>
-      </w:r>
-    </w:p>
-    <w:p>
-      <w:pPr>
-        <w:spacing w:after="20" w:line="240" w:lineRule="auto"/>
-        <w:ind w:left="317"/>
-      </w:pPr>
-      <w:r>
-        <w:t>d) sin 90° = 1.</w:t>
-      </w:r>
-    </w:p>
-    <w:p>
-      <w:pPr>
-        <w:spacing w:after="40" w:line="240" w:lineRule="auto"/>
-      </w:pPr>
-      <w:r>
-        <w:rPr>
-          <w:b w:val="0"/>
-        </w:rPr>
-        <w:t>Câu 100. Cho tam giác ABC có a = 3, b = 4, c = 5.</w:t>
-      </w:r>
-    </w:p>
-    <w:p>
-      <w:pPr>
-        <w:spacing w:after="20" w:line="240" w:lineRule="auto"/>
-        <w:ind w:left="317"/>
-      </w:pPr>
-      <w:r>
-        <w:rPr>
-          <w:lang w:val="vi-VN"/>
-        </w:rPr>
-        <w:t xml:space="preserve">*a) </w:t>
-      </w:r>
-      <w:r>
-        <w:t xml:space="preserve"> Tam giác ABC vuông.</w:t>
-      </w:r>
-    </w:p>
-    <w:p>
-      <w:pPr>
-        <w:spacing w:after="20" w:line="240" w:lineRule="auto"/>
-        <w:ind w:left="317"/>
-      </w:pPr>
-      <w:r>
-        <w:rPr>
-          <w:lang w:val="vi-VN"/>
-        </w:rPr>
-        <w:t xml:space="preserve">*b) </w:t>
-      </w:r>
-      <w:r>
-        <w:t xml:space="preserve"> Diện tích tam giác bằng 6.</w:t>
-      </w:r>
-    </w:p>
-    <w:p>
-      <w:pPr>
-        <w:spacing w:after="20" w:line="240" w:lineRule="auto"/>
-        <w:ind w:left="317"/>
-      </w:pPr>
-      <w:r>
-        <w:t>c) Chu vi tam giác bằng 12.</w:t>
-      </w:r>
-    </w:p>
-    <w:p>
-      <w:pPr>
-        <w:spacing w:after="20" w:line="240" w:lineRule="auto"/>
-        <w:ind w:left="317"/>
-      </w:pPr>
-      <w:r>
-        <w:rPr>
-          <w:lang w:val="vi-VN"/>
-        </w:rPr>
-        <w:t xml:space="preserve">*d) </w:t>
-      </w:r>
-      <w:r>
-        <w:t xml:space="preserve"> Góc đối diện cạnh c bằng 90°.</w:t>
-      </w:r>
-    </w:p>
-    <w:p>
-      <w:pPr>
-        <w:pStyle w:val="2"/>
-        <w:widowControl/>
-        <w:rPr>
-          <w:rFonts w:hint="default" w:ascii="Times New Roman" w:hAnsi="Times New Roman" w:eastAsia="MS Gothic" w:cs="Times New Roman"/>
-          <w:b/>
-          <w:bCs/>
-          <w:color w:val="auto"/>
-        </w:rPr>
-      </w:pPr>
-      <w:r>
-        <w:rPr>
-          <w:rFonts w:hint="default" w:ascii="Times New Roman" w:hAnsi="Times New Roman" w:eastAsia="MS Gothic" w:cs="Times New Roman"/>
-          <w:b/>
-          <w:bCs/>
-          <w:color w:val="auto"/>
-        </w:rPr>
-        <w:t>I</w:t>
-      </w:r>
-      <w:r>
-        <w:rPr>
-          <w:rFonts w:hint="default" w:ascii="Times New Roman" w:hAnsi="Times New Roman" w:eastAsia="MS Gothic" w:cs="Times New Roman"/>
-          <w:b/>
-          <w:bCs/>
-          <w:color w:val="auto"/>
-          <w:lang w:val="vi-VN"/>
-        </w:rPr>
-        <w:t>I</w:t>
-      </w:r>
-      <w:r>
-        <w:rPr>
-          <w:rFonts w:hint="default" w:ascii="Times New Roman" w:hAnsi="Times New Roman" w:eastAsia="MS Gothic" w:cs="Times New Roman"/>
-          <w:b/>
-          <w:bCs/>
-          <w:color w:val="auto"/>
-        </w:rPr>
-        <w:t>I. Tự luận</w:t>
-      </w:r>
-    </w:p>
-    <w:p>
-      <w:pPr>
-        <w:pStyle w:val="33"/>
-        <w:keepNext w:val="0"/>
-        <w:keepLines w:val="0"/>
-        <w:widowControl/>
-        <w:suppressLineNumbers w:val="0"/>
-      </w:pPr>
-      <w:r>
-        <w:t>Câu 101. Một cửa hàng bán mỗi quyển vở với giá 8.000 đồng. An có 50.000 đồng. Gọi x là số quyển vở An có thể mua. Hỏi An mua được nhiều nhất bao nhiêu quyển vở?</w:t>
-      </w:r>
-    </w:p>
-    <w:p>
-      <w:pPr>
-        <w:pStyle w:val="33"/>
-        <w:keepNext w:val="0"/>
-        <w:keepLines w:val="0"/>
-        <w:widowControl/>
-        <w:suppressLineNumbers w:val="0"/>
-      </w:pPr>
-      <w:r>
-        <w:t>*6</w:t>
-      </w:r>
-    </w:p>
-    <w:p>
-      <w:pPr>
-        <w:pStyle w:val="33"/>
-        <w:keepNext w:val="0"/>
-        <w:keepLines w:val="0"/>
-        <w:widowControl/>
-        <w:suppressLineNumbers w:val="0"/>
-      </w:pPr>
-      <w:r>
-        <w:t>Câu 102. Một gói cước có phí cố định 20.000 đồng và 2.000 đồng cho mỗi GB dữ liệu sử dụng. Nếu tổng tiền không vượt quá 50.000 đồng, người dùng có thể sử dụng tối đa bao nhiêu GB dữ liệu nguyên?</w:t>
-      </w:r>
-    </w:p>
-    <w:p>
-      <w:pPr>
-        <w:pStyle w:val="33"/>
-        <w:keepNext w:val="0"/>
-        <w:keepLines w:val="0"/>
-        <w:widowControl/>
-        <w:suppressLineNumbers w:val="0"/>
-      </w:pPr>
-      <w:r>
-        <w:t>*15</w:t>
-      </w:r>
-    </w:p>
-    <w:p>
-      <w:pPr>
-        <w:pStyle w:val="33"/>
-        <w:keepNext w:val="0"/>
-        <w:keepLines w:val="0"/>
-        <w:widowControl/>
-        <w:suppressLineNumbers w:val="0"/>
-      </w:pPr>
-      <w:r>
-        <w:t>Câu 103. Một câu lạc bộ bán vé tham gia hoạt động với giá 30.000 đồng/vé. Nếu bán được 40 vé, doanh thu là bao nhiêu nghìn đồng?</w:t>
-      </w:r>
-    </w:p>
-    <w:p>
-      <w:pPr>
-        <w:pStyle w:val="33"/>
-        <w:keepNext w:val="0"/>
-        <w:keepLines w:val="0"/>
-        <w:widowControl/>
-        <w:suppressLineNumbers w:val="0"/>
-      </w:pPr>
-      <w:r>
-        <w:t>*1200</w:t>
-      </w:r>
-    </w:p>
-    <w:p>
-      <w:pPr>
-        <w:pStyle w:val="33"/>
-        <w:keepNext w:val="0"/>
-        <w:keepLines w:val="0"/>
-        <w:widowControl/>
-        <w:suppressLineNumbers w:val="0"/>
-      </w:pPr>
-      <w:r>
-        <w:t>Câu 104. Một người đi xe đạp với vận tốc trung bình 12 km/h trong 2,5 giờ. Người đó đi được quãng đường bao nhiêu kilômét?</w:t>
-      </w:r>
-    </w:p>
-    <w:p>
-      <w:pPr>
-        <w:pStyle w:val="33"/>
-        <w:keepNext w:val="0"/>
-        <w:keepLines w:val="0"/>
-        <w:widowControl/>
-        <w:suppressLineNumbers w:val="0"/>
-      </w:pPr>
-      <w:r>
-        <w:t>*30</w:t>
-      </w:r>
-    </w:p>
-    <w:p>
-      <w:pPr>
-        <w:pStyle w:val="33"/>
-        <w:keepNext w:val="0"/>
-        <w:keepLines w:val="0"/>
-        <w:widowControl/>
-        <w:suppressLineNumbers w:val="0"/>
-      </w:pPr>
-      <w:r>
-        <w:t>Câu 105. Một lớp quyên góp được 360.000 đồng. Mỗi học sinh đóng góp 15.000 đồng như nhau. Hỏi có bao nhiêu học sinh tham gia đóng góp?</w:t>
-      </w:r>
-    </w:p>
-    <w:p>
-      <w:pPr>
-        <w:pStyle w:val="33"/>
-        <w:keepNext w:val="0"/>
-        <w:keepLines w:val="0"/>
-        <w:widowControl/>
-        <w:suppressLineNumbers w:val="0"/>
-      </w:pPr>
-      <w:r>
-        <w:t>*24</w:t>
-      </w:r>
-    </w:p>
-    <w:p>
-      <w:pPr>
-        <w:pStyle w:val="33"/>
-        <w:keepNext w:val="0"/>
-        <w:keepLines w:val="0"/>
-        <w:widowControl/>
-        <w:suppressLineNumbers w:val="0"/>
-      </w:pPr>
-      <w:r>
-        <w:t>Câu 106. Một cửa hàng có 100 kg gạo để đóng vào các túi, mỗi túi chứa 5 kg. Hỏi cửa hàng đóng được nhiều nhất bao nhiêu túi gạo?</w:t>
-      </w:r>
-    </w:p>
-    <w:p>
-      <w:pPr>
-        <w:pStyle w:val="33"/>
-        <w:keepNext w:val="0"/>
-        <w:keepLines w:val="0"/>
-        <w:widowControl/>
-        <w:suppressLineNumbers w:val="0"/>
-      </w:pPr>
-      <w:r>
-        <w:t>*20</w:t>
-      </w:r>
-    </w:p>
-    <w:p>
-      <w:pPr>
-        <w:pStyle w:val="33"/>
-        <w:keepNext w:val="0"/>
-        <w:keepLines w:val="0"/>
-        <w:widowControl/>
-        <w:suppressLineNumbers w:val="0"/>
-      </w:pPr>
-      <w:r>
-        <w:t>Câu 107. Dịch vụ thuê xe tính phí mở cửa 25.000 đồng và 10.000 đồng cho mỗi kilômét. Gọi x là số kilômét di chuyển và y là số tiền phải trả (đồng). Hệ số của x trong công thức tính số tiền phải trả là bao nhiêu?</w:t>
-      </w:r>
-    </w:p>
-    <w:p>
-      <w:pPr>
-        <w:pStyle w:val="33"/>
-        <w:keepNext w:val="0"/>
-        <w:keepLines w:val="0"/>
-        <w:widowControl/>
-        <w:suppressLineNumbers w:val="0"/>
-      </w:pPr>
-      <w:r>
-        <w:t>*10000</w:t>
-      </w:r>
-    </w:p>
-    <w:p>
-      <w:pPr>
-        <w:pStyle w:val="33"/>
-        <w:keepNext w:val="0"/>
-        <w:keepLines w:val="0"/>
-        <w:widowControl/>
-        <w:suppressLineNumbers w:val="0"/>
-      </w:pPr>
-      <w:r>
-        <w:t>Câu 108. Một khu vườn hình chữ nhật có chiều dài hơn chiều rộng 3 m và diện tích 40 m². Gọi chiều rộng là x</w:t>
-      </w:r>
-      <w:r>
-        <w:rPr>
-          <w:rFonts w:hint="default"/>
-          <w:lang w:val="vi-VN"/>
-        </w:rPr>
-        <w:t xml:space="preserve"> </w:t>
-      </w:r>
-      <w:r>
-        <w:t>(m), với (x&gt;0). Trong phương trình (x(x+3)=40, chiều rộng của khu vườn là bao nhiêu mét?</w:t>
-      </w:r>
-    </w:p>
-    <w:p>
-      <w:pPr>
-        <w:pStyle w:val="33"/>
-        <w:keepNext w:val="0"/>
-        <w:keepLines w:val="0"/>
-        <w:widowControl/>
-        <w:suppressLineNumbers w:val="0"/>
-      </w:pPr>
-      <w:r>
-        <w:t>*5</w:t>
-      </w:r>
-    </w:p>
-    <w:p>
-      <w:pPr>
-        <w:pStyle w:val="33"/>
-        <w:keepNext w:val="0"/>
-        <w:keepLines w:val="0"/>
-        <w:widowControl/>
-        <w:suppressLineNumbers w:val="0"/>
-      </w:pPr>
-      <w:r>
-        <w:t>Câu 109. Điểm kiểm tra của một học sinh trong bốn bài lần lượt là 7, 8, 8 và 9. Điểm trung bình cộng của học sinh đó là bao nhiêu?</w:t>
-      </w:r>
-    </w:p>
-    <w:p>
-      <w:pPr>
-        <w:pStyle w:val="33"/>
-        <w:keepNext w:val="0"/>
-        <w:keepLines w:val="0"/>
-        <w:widowControl/>
-        <w:suppressLineNumbers w:val="0"/>
-      </w:pPr>
-      <w:r>
-        <w:t>*8</w:t>
-      </w:r>
-    </w:p>
-    <w:p>
-      <w:pPr>
-        <w:pStyle w:val="33"/>
-        <w:keepNext w:val="0"/>
-        <w:keepLines w:val="0"/>
-        <w:widowControl/>
-        <w:suppressLineNumbers w:val="0"/>
-      </w:pPr>
-      <w:r>
-        <w:t>Câu 110. Trong một hộp có 3 viên bi đỏ, 2 viên bi xanh và 5 viên bi vàng. Lấy ngẫu nhiên một viên bi. Tính xác suất lấy được viên bi xanh theo phần trăm.</w:t>
-      </w:r>
-    </w:p>
-    <w:p>
-      <w:pPr>
-        <w:pStyle w:val="33"/>
-        <w:keepNext w:val="0"/>
-        <w:keepLines w:val="0"/>
-        <w:widowControl/>
-        <w:suppressLineNumbers w:val="0"/>
-      </w:pPr>
-      <w:r>
-        <w:t>*20</w:t>
-      </w:r>
-    </w:p>
-    <w:p>
-      <w:pPr>
-        <w:pStyle w:val="33"/>
-        <w:keepNext w:val="0"/>
-        <w:keepLines w:val="0"/>
-        <w:widowControl/>
-        <w:suppressLineNumbers w:val="0"/>
-        <w:rPr>
-          <w:rFonts w:hint="default"/>
-          <w:lang w:val="vi-VN"/>
-        </w:rPr>
-      </w:pPr>
-      <w:r>
-        <w:t>Câu 111. Bóng của một cột cờ dài 6 m. Cùng thời điểm đó, một cây gậy cao 1,5 m có bóng dài 2 m. Giả sử các tia nắng song song, chiều cao của cột cờ là bao nhiêu mét?</w:t>
-      </w:r>
-      <w:r>
-        <w:rPr>
-          <w:rFonts w:hint="default"/>
-          <w:lang w:val="vi-VN"/>
-        </w:rPr>
-        <w:t xml:space="preserve"> ( làm tròn tới số thập phân thư nhất)</w:t>
-      </w:r>
       <w:bookmarkStart w:id="0" w:name="_GoBack"/>
       <w:bookmarkEnd w:id="0"/>
     </w:p>
-    <w:p>
-      <w:pPr>
-        <w:pStyle w:val="33"/>
-        <w:keepNext w:val="0"/>
-        <w:keepLines w:val="0"/>
-        <w:widowControl/>
-        <w:suppressLineNumbers w:val="0"/>
-      </w:pPr>
-      <w:r>
-        <w:t>*4,5</w:t>
-      </w:r>
-    </w:p>
-    <w:p>
-      <w:pPr>
-        <w:pStyle w:val="33"/>
-        <w:keepNext w:val="0"/>
-        <w:keepLines w:val="0"/>
-        <w:widowControl/>
-        <w:suppressLineNumbers w:val="0"/>
-      </w:pPr>
-      <w:r>
-        <w:t>Câu 112. Trên mặt phẳng tọa độ, hai điểm A(1;2) và B(4;6) biểu diễn hai địa điểm. Mỗi đơn vị độ dài ứng với 1 km. Tính khoảng cách AB theo kilômét.</w:t>
-      </w:r>
-    </w:p>
-    <w:p>
-      <w:pPr>
-        <w:pStyle w:val="33"/>
-        <w:keepNext w:val="0"/>
-        <w:keepLines w:val="0"/>
-        <w:widowControl/>
-        <w:suppressLineNumbers w:val="0"/>
-      </w:pPr>
-      <w:r>
-        <w:t>*5</w:t>
-      </w:r>
-    </w:p>
-    <w:p>
-      <w:pPr>
-        <w:pStyle w:val="33"/>
-        <w:keepNext w:val="0"/>
-        <w:keepLines w:val="0"/>
-        <w:widowControl/>
-        <w:suppressLineNumbers w:val="0"/>
-      </w:pPr>
-      <w:r>
-        <w:t>Câu 113. Một sân hình tam giác có đáy dài 12 m và chiều cao tương ứng là 7 m. Tính diện tích của sân theo mét vuông.</w:t>
-      </w:r>
-    </w:p>
-    <w:p>
-      <w:pPr>
-        <w:pStyle w:val="33"/>
-        <w:keepNext w:val="0"/>
-        <w:keepLines w:val="0"/>
-        <w:widowControl/>
-        <w:suppressLineNumbers w:val="0"/>
-      </w:pPr>
-      <w:r>
-        <w:t>*42</w:t>
-      </w:r>
-    </w:p>
-    <w:p>
-      <w:pPr>
-        <w:pStyle w:val="33"/>
-        <w:keepNext w:val="0"/>
-        <w:keepLines w:val="0"/>
-        <w:widowControl/>
-        <w:suppressLineNumbers w:val="0"/>
-      </w:pPr>
-      <w:r>
-        <w:t>Câu 114. Một người đi 6 m về phía đông rồi đi 8 m về phía bắc. Nếu đi thẳng từ điểm xuất phát đến điểm cuối, khoảng cách giữa hai điểm là bao nhiêu mét?</w:t>
-      </w:r>
-    </w:p>
-    <w:p>
-      <w:pPr>
-        <w:pStyle w:val="33"/>
-        <w:keepNext w:val="0"/>
-        <w:keepLines w:val="0"/>
-        <w:widowControl/>
-        <w:suppressLineNumbers w:val="0"/>
-      </w:pPr>
-      <w:r>
-        <w:t>*10</w:t>
-      </w:r>
-    </w:p>
-    <w:p>
-      <w:pPr>
-        <w:pStyle w:val="33"/>
-        <w:keepNext w:val="0"/>
-        <w:keepLines w:val="0"/>
-        <w:widowControl/>
-        <w:suppressLineNumbers w:val="0"/>
-      </w:pPr>
-      <w:r>
-        <w:t xml:space="preserve">Câu 115. Một robot đang ở vị trí A(2;1), sau đó di chuyển đến vị trí B(7;5) trên mặt phẳng tọa độ. Tìm tọa độ vectơ dịch chuyển </w:t>
-      </w:r>
-      <w:r>
-        <w:rPr>
-          <w:lang w:val="vi-VN"/>
-        </w:rPr>
-        <w:t xml:space="preserve">vecto </w:t>
-      </w:r>
-      <w:r>
-        <w:t>AB theo dạng (a;b). Tính a+b.</w:t>
-      </w:r>
-    </w:p>
-    <w:p>
-      <w:pPr>
-        <w:pStyle w:val="33"/>
-        <w:keepNext w:val="0"/>
-        <w:keepLines w:val="0"/>
-        <w:widowControl/>
-        <w:suppressLineNumbers w:val="0"/>
-      </w:pPr>
-      <w:r>
-        <w:t>*9</w:t>
-      </w:r>
-    </w:p>
-    <w:p>
-      <w:pPr>
-        <w:pStyle w:val="33"/>
-        <w:keepNext w:val="0"/>
-        <w:keepLines w:val="0"/>
-        <w:widowControl/>
-        <w:suppressLineNumbers w:val="0"/>
-      </w:pPr>
-      <w:r>
-        <w:t>Câu 116. Một học sinh đứng cách chân cột đèn 10 m. Góc nâng từ mắt học sinh đến đỉnh cột đèn là 45</w:t>
-      </w:r>
-      <w:r>
-        <w:rPr>
-          <w:rFonts w:hint="default"/>
-        </w:rPr>
-        <w:t>°</w:t>
-      </w:r>
-      <w:r>
-        <w:t>. Bỏ qua chiều cao mắt học sinh, chiều cao của cột đèn là bao nhiêu mét?</w:t>
-      </w:r>
-    </w:p>
-    <w:p>
-      <w:pPr>
-        <w:pStyle w:val="33"/>
-        <w:keepNext w:val="0"/>
-        <w:keepLines w:val="0"/>
-        <w:widowControl/>
-        <w:suppressLineNumbers w:val="0"/>
-      </w:pPr>
-      <w:r>
-        <w:t>*10</w:t>
-      </w:r>
-    </w:p>
-    <w:p>
-      <w:pPr>
-        <w:pStyle w:val="33"/>
-        <w:keepNext w:val="0"/>
-        <w:keepLines w:val="0"/>
-        <w:widowControl/>
-        <w:suppressLineNumbers w:val="0"/>
-      </w:pPr>
-      <w:r>
-        <w:t>Câu 117. Hai đoạn đường dài 3 km và 4 km xuất phát từ cùng một điểm, tạo với nhau góc 90</w:t>
-      </w:r>
-      <w:r>
-        <w:rPr>
-          <w:rFonts w:hint="default"/>
-        </w:rPr>
-        <w:t>°</w:t>
-      </w:r>
-      <w:r>
-        <w:t>. Tính khoảng cách giữa hai điểm cuối theo kilômét.</w:t>
-      </w:r>
-    </w:p>
-    <w:p>
-      <w:pPr>
-        <w:pStyle w:val="33"/>
-        <w:keepNext w:val="0"/>
-        <w:keepLines w:val="0"/>
-        <w:widowControl/>
-        <w:suppressLineNumbers w:val="0"/>
-      </w:pPr>
-      <w:r>
-        <w:t>*5</w:t>
-      </w:r>
-    </w:p>
-    <w:p>
-      <w:pPr>
-        <w:pStyle w:val="33"/>
-        <w:keepNext w:val="0"/>
-        <w:keepLines w:val="0"/>
-        <w:widowControl/>
-        <w:suppressLineNumbers w:val="0"/>
-      </w:pPr>
-      <w:r>
-        <w:t>Câu 118. Một mảnh đất hình tam giác có hai cạnh dài 8 m và 10 m, góc xen giữa bằng 30</w:t>
-      </w:r>
-      <w:r>
-        <w:rPr>
-          <w:rFonts w:hint="default"/>
-        </w:rPr>
-        <w:t>°</w:t>
-      </w:r>
-      <w:r>
-        <w:t>. Tính diện tích mảnh đất theo mét vuông.</w:t>
-      </w:r>
-    </w:p>
-    <w:p>
-      <w:pPr>
-        <w:pStyle w:val="33"/>
-        <w:keepNext w:val="0"/>
-        <w:keepLines w:val="0"/>
-        <w:widowControl/>
-        <w:suppressLineNumbers w:val="0"/>
-      </w:pPr>
-      <w:r>
-        <w:t>*20</w:t>
-      </w:r>
-    </w:p>
-    <w:p>
-      <w:pPr>
-        <w:pStyle w:val="33"/>
-        <w:keepNext w:val="0"/>
-        <w:keepLines w:val="0"/>
-        <w:widowControl/>
-        <w:suppressLineNumbers w:val="0"/>
-      </w:pPr>
-      <w:r>
-        <w:t>Câu 119. Trên mặt phẳng tọa độ, hai điểm A(2;4) và B(8;10) là hai đầu của một đoạn đường thẳng. Tìm tọa độ trung điểm M của đoạn AB. Tính tổng hoành độ và tung độ của M.</w:t>
-      </w:r>
-    </w:p>
-    <w:p>
-      <w:pPr>
-        <w:pStyle w:val="33"/>
-        <w:keepNext w:val="0"/>
-        <w:keepLines w:val="0"/>
-        <w:widowControl/>
-        <w:suppressLineNumbers w:val="0"/>
-      </w:pPr>
-      <w:r>
-        <w:t>*12</w:t>
-      </w:r>
-    </w:p>
-    <w:p>
-      <w:pPr>
-        <w:pStyle w:val="33"/>
-        <w:keepNext w:val="0"/>
-        <w:keepLines w:val="0"/>
-        <w:widowControl/>
-        <w:suppressLineNumbers w:val="0"/>
-      </w:pPr>
-      <w:r>
-        <w:t>Câu 120. Một khu vườn hình chữ nhật dài 12 m, rộng 8 m. Người ta rào xung quanh vườn, trừ cổng rộng 2 m. Chiều dài hàng rào cần sử dụng là bao nhiêu mét?</w:t>
-      </w:r>
-    </w:p>
-    <w:p>
-      <w:pPr>
-        <w:pStyle w:val="33"/>
-        <w:keepNext w:val="0"/>
-        <w:keepLines w:val="0"/>
-        <w:widowControl/>
-        <w:suppressLineNumbers w:val="0"/>
-      </w:pPr>
-      <w:r>
-        <w:t>*38</w:t>
-      </w:r>
-    </w:p>
-    <w:p/>
     <w:sectPr>
       <w:pgSz w:w="12240" w:h="15840"/>
       <w:pgMar w:top="936" w:right="1152" w:bottom="936" w:left="1152" w:header="720" w:footer="720" w:gutter="0"/>
@@ -5991,7 +372,7 @@
     <w:lsdException w:qFormat="1" w:unhideWhenUsed="0" w:uiPriority="61" w:semiHidden="0" w:name="Light List"/>
     <w:lsdException w:unhideWhenUsed="0" w:uiPriority="62" w:semiHidden="0" w:name="Light Grid"/>
     <w:lsdException w:qFormat="1" w:unhideWhenUsed="0" w:uiPriority="63" w:semiHidden="0" w:name="Medium Shading 1"/>
-    <w:lsdException w:unhideWhenUsed="0" w:uiPriority="64" w:semiHidden="0" w:name="Medium Shading 2"/>
+    <w:lsdException w:qFormat="1" w:unhideWhenUsed="0" w:uiPriority="64" w:semiHidden="0" w:name="Medium Shading 2"/>
     <w:lsdException w:qFormat="1" w:unhideWhenUsed="0" w:uiPriority="65" w:semiHidden="0" w:name="Medium List 1"/>
     <w:lsdException w:qFormat="1" w:unhideWhenUsed="0" w:uiPriority="66" w:semiHidden="0" w:name="Medium List 2"/>
     <w:lsdException w:qFormat="1" w:unhideWhenUsed="0" w:uiPriority="67" w:semiHidden="0" w:name="Medium Grid 1"/>
@@ -6001,7 +382,7 @@
     <w:lsdException w:qFormat="1" w:unhideWhenUsed="0" w:uiPriority="71" w:semiHidden="0" w:name="Colorful Shading"/>
     <w:lsdException w:qFormat="1" w:unhideWhenUsed="0" w:uiPriority="72" w:semiHidden="0" w:name="Colorful List"/>
     <w:lsdException w:qFormat="1" w:unhideWhenUsed="0" w:uiPriority="73" w:semiHidden="0" w:name="Colorful Grid"/>
-    <w:lsdException w:unhideWhenUsed="0" w:uiPriority="60" w:semiHidden="0" w:name="Light Shading Accent 1"/>
+    <w:lsdException w:qFormat="1" w:unhideWhenUsed="0" w:uiPriority="60" w:semiHidden="0" w:name="Light Shading Accent 1"/>
     <w:lsdException w:qFormat="1" w:unhideWhenUsed="0" w:uiPriority="61" w:semiHidden="0" w:name="Light List Accent 1"/>
     <w:lsdException w:qFormat="1" w:unhideWhenUsed="0" w:uiPriority="62" w:semiHidden="0" w:name="Light Grid Accent 1"/>
     <w:lsdException w:qFormat="1" w:unhideWhenUsed="0" w:uiPriority="63" w:semiHidden="0" w:name="Medium Shading 1 Accent 1"/>
@@ -6063,9 +444,9 @@
     <w:lsdException w:unhideWhenUsed="0" w:uiPriority="60" w:semiHidden="0" w:name="Light Shading Accent 5"/>
     <w:lsdException w:qFormat="1" w:unhideWhenUsed="0" w:uiPriority="61" w:semiHidden="0" w:name="Light List Accent 5"/>
     <w:lsdException w:qFormat="1" w:unhideWhenUsed="0" w:uiPriority="62" w:semiHidden="0" w:name="Light Grid Accent 5"/>
-    <w:lsdException w:unhideWhenUsed="0" w:uiPriority="63" w:semiHidden="0" w:name="Medium Shading 1 Accent 5"/>
+    <w:lsdException w:qFormat="1" w:unhideWhenUsed="0" w:uiPriority="63" w:semiHidden="0" w:name="Medium Shading 1 Accent 5"/>
     <w:lsdException w:qFormat="1" w:unhideWhenUsed="0" w:uiPriority="64" w:semiHidden="0" w:name="Medium Shading 2 Accent 5"/>
-    <w:lsdException w:unhideWhenUsed="0" w:uiPriority="65" w:semiHidden="0" w:name="Medium List 1 Accent 5"/>
+    <w:lsdException w:qFormat="1" w:unhideWhenUsed="0" w:uiPriority="65" w:semiHidden="0" w:name="Medium List 1 Accent 5"/>
     <w:lsdException w:qFormat="1" w:unhideWhenUsed="0" w:uiPriority="66" w:semiHidden="0" w:name="Medium List 2 Accent 5"/>
     <w:lsdException w:qFormat="1" w:unhideWhenUsed="0" w:uiPriority="67" w:semiHidden="0" w:name="Medium Grid 1 Accent 5"/>
     <w:lsdException w:qFormat="1" w:unhideWhenUsed="0" w:uiPriority="68" w:semiHidden="0" w:name="Medium Grid 2 Accent 5"/>
@@ -6840,6 +1221,7 @@
   <w:style w:type="table" w:styleId="39">
     <w:name w:val="Light Shading Accent 1"/>
     <w:basedOn w:val="12"/>
+    <w:qFormat/>
     <w:uiPriority w:val="60"/>
     <w:pPr>
       <w:spacing w:after="0" w:line="240" w:lineRule="auto"/>
@@ -9524,6 +3906,7 @@
   <w:style w:type="table" w:styleId="64">
     <w:name w:val="Medium Shading 1 Accent 5"/>
     <w:basedOn w:val="12"/>
+    <w:qFormat/>
     <w:uiPriority w:val="63"/>
     <w:pPr>
       <w:spacing w:after="0" w:line="240" w:lineRule="auto"/>
@@ -9739,6 +4122,7 @@
   <w:style w:type="table" w:styleId="66">
     <w:name w:val="Medium Shading 2"/>
     <w:basedOn w:val="12"/>
+    <w:qFormat/>
     <w:uiPriority w:val="64"/>
     <w:pPr>
       <w:spacing w:after="0" w:line="240" w:lineRule="auto"/>
@@ -11355,6 +5739,7 @@
   <w:style w:type="table" w:styleId="78">
     <w:name w:val="Medium List 1 Accent 5"/>
     <w:basedOn w:val="12"/>
+    <w:qFormat/>
     <w:uiPriority w:val="65"/>
     <w:pPr>
       <w:spacing w:after="0" w:line="240" w:lineRule="auto"/>
